--- a/Data and AI Hub/Data & AI - Governance/Data Governance Committee/Draft Executive Data Governance Committee - Terms of Reference V1.0.docx
+++ b/Data and AI Hub/Data & AI - Governance/Data Governance Committee/Draft Executive Data Governance Committee - Terms of Reference V1.0.docx
@@ -1,6 +1,6 @@
 
 <file path=word/document.xml><?xml version="1.0" encoding="utf-8"?>
-<w:document xmlns:wpc="http://schemas.microsoft.com/office/word/2010/wordprocessingCanvas" xmlns:cx="http://schemas.microsoft.com/office/drawing/2014/chartex" xmlns:cx1="http://schemas.microsoft.com/office/drawing/2015/9/8/chartex" xmlns:cx2="http://schemas.microsoft.com/office/drawing/2015/10/21/chartex" xmlns:cx3="http://schemas.microsoft.com/office/drawing/2016/5/9/chartex" xmlns:cx4="http://schemas.microsoft.com/office/drawing/2016/5/10/chartex" xmlns:cx5="http://schemas.microsoft.com/office/drawing/2016/5/11/chartex" xmlns:cx6="http://schemas.microsoft.com/office/drawing/2016/5/12/chartex" xmlns:cx7="http://schemas.microsoft.com/office/drawing/2016/5/13/chartex" xmlns:cx8="http://schemas.microsoft.com/office/drawing/2016/5/14/chartex" xmlns:mc="http://schemas.openxmlformats.org/markup-compatibility/2006" xmlns:aink="http://schemas.microsoft.com/office/drawing/2016/ink" xmlns:am3d="http://schemas.microsoft.com/office/drawing/2017/model3d" xmlns:o="urn:schemas-microsoft-com:office:office" xmlns:oel="http://schemas.microsoft.com/office/2019/extlst" xmlns:r="http://schemas.openxmlformats.org/officeDocument/2006/relationships" xmlns:m="http://schemas.openxmlformats.org/officeDocument/2006/math" xmlns:v="urn:schemas-microsoft-com:vml" xmlns:wp14="http://schemas.microsoft.com/office/word/2010/wordprocessingDrawing" xmlns:wp="http://schemas.openxmlformats.org/drawingml/2006/wordprocessingDrawing" xmlns:w10="urn:schemas-microsoft-com:office:word" xmlns:w="http://schemas.openxmlformats.org/wordprocessingml/2006/main" xmlns:w14="http://schemas.microsoft.com/office/word/2010/wordml" xmlns:w15="http://schemas.microsoft.com/office/word/2012/wordml" xmlns:w16cex="http://schemas.microsoft.com/office/word/2018/wordml/cex" xmlns:w16cid="http://schemas.microsoft.com/office/word/2016/wordml/cid" xmlns:w16="http://schemas.microsoft.com/office/word/2018/wordml" xmlns:w16du="http://schemas.microsoft.com/office/word/2023/wordml/word16du" xmlns:w16sdtdh="http://schemas.microsoft.com/office/word/2020/wordml/sdtdatahash" xmlns:w16sdtfl="http://schemas.microsoft.com/office/word/2024/wordml/sdtformatlock" xmlns:w16se="http://schemas.microsoft.com/office/word/2015/wordml/symex" xmlns:wpg="http://schemas.microsoft.com/office/word/2010/wordprocessingGroup" xmlns:wpi="http://schemas.microsoft.com/office/word/2010/wordprocessingInk" xmlns:wne="http://schemas.microsoft.com/office/word/2006/wordml" xmlns:wps="http://schemas.microsoft.com/office/word/2010/wordprocessingShape" mc:Ignorable="w14 w15 w16se w16cid w16 w16cex w16sdtdh w16sdtfl w16du wp14">
+<w:document xmlns:wpc="http://schemas.microsoft.com/office/word/2010/wordprocessingCanvas" xmlns:cx="http://schemas.microsoft.com/office/drawing/2014/chartex" xmlns:cx1="http://schemas.microsoft.com/office/drawing/2015/9/8/chartex" xmlns:cx2="http://schemas.microsoft.com/office/drawing/2015/10/21/chartex" xmlns:cx3="http://schemas.microsoft.com/office/drawing/2016/5/9/chartex" xmlns:cx4="http://schemas.microsoft.com/office/drawing/2016/5/10/chartex" xmlns:cx5="http://schemas.microsoft.com/office/drawing/2016/5/11/chartex" xmlns:cx6="http://schemas.microsoft.com/office/drawing/2016/5/12/chartex" xmlns:cx7="http://schemas.microsoft.com/office/drawing/2016/5/13/chartex" xmlns:cx8="http://schemas.microsoft.com/office/drawing/2016/5/14/chartex" xmlns:mc="http://schemas.openxmlformats.org/markup-compatibility/2006" xmlns:aink="http://schemas.microsoft.com/office/drawing/2016/ink" xmlns:am3d="http://schemas.microsoft.com/office/drawing/2017/model3d" xmlns:o="urn:schemas-microsoft-com:office:office" xmlns:oel="http://schemas.microsoft.com/office/2019/extlst" xmlns:r="http://schemas.openxmlformats.org/officeDocument/2006/relationships" xmlns:m="http://schemas.openxmlformats.org/officeDocument/2006/math" xmlns:v="urn:schemas-microsoft-com:vml" xmlns:wp14="http://schemas.microsoft.com/office/word/2010/wordprocessingDrawing" xmlns:wp="http://schemas.openxmlformats.org/drawingml/2006/wordprocessingDrawing" xmlns:w10="urn:schemas-microsoft-com:office:word" xmlns:w="http://schemas.openxmlformats.org/wordprocessingml/2006/main" xmlns:w14="http://schemas.microsoft.com/office/word/2010/wordml" xmlns:w15="http://schemas.microsoft.com/office/word/2012/wordml" xmlns:w16cex="http://schemas.microsoft.com/office/word/2018/wordml/cex" xmlns:w16cid="http://schemas.microsoft.com/office/word/2016/wordml/cid" xmlns:w16="http://schemas.microsoft.com/office/word/2018/wordml" xmlns:w16du="http://schemas.microsoft.com/office/word/2023/wordml/word16du" xmlns:w16sdtdh="http://schemas.microsoft.com/office/word/2020/wordml/sdtdatahash" xmlns:w16sdtfl="http://schemas.microsoft.com/office/word/2024/wordml/sdtformatlock" xmlns:w16se="http://schemas.microsoft.com/office/word/2015/wordml/symex" xmlns:wpg="http://schemas.microsoft.com/office/word/2010/wordprocessingGroup" xmlns:wpi="http://schemas.microsoft.com/office/word/2010/wordprocessingInk" xmlns:wne="http://schemas.microsoft.com/office/word/2006/wordml" xmlns:wps="http://schemas.microsoft.com/office/word/2010/wordprocessingShape" xmlns:a="http://schemas.openxmlformats.org/drawingml/2006/main" xmlns:pic="http://schemas.openxmlformats.org/drawingml/2006/picture" xmlns:a14="http://schemas.microsoft.com/office/drawing/2010/main" mc:Ignorable="w14 w15 w16se w16cid w16 w16cex w16sdtdh w16sdtfl w16du wp14">
   <w:body>
     <w:p>
       <w:pPr>
@@ -343,7 +343,7 @@
                               </w:rPr>
                               <w:tab/>
                             </w:r>
-                            <w:del w:id="0" w:author="Clara LIPSCOMBE" w:date="2026-02-05T09:06:00Z" w16du:dateUtc="2026-02-05T01:06:00Z">
+                            <w:del w:author="Clara LIPSCOMBE" w:date="2026-02-05T09:06:00Z" w16du:dateUtc="2026-02-05T01:06:00Z" w:id="0">
                               <w:r>
                                 <w:rPr>
                                   <w:color w:val="003087"/>
@@ -351,7 +351,7 @@
                                 <w:delText>Senior Manager Data Hub</w:delText>
                               </w:r>
                             </w:del>
-                            <w:ins w:id="1" w:author="Clara LIPSCOMBE" w:date="2026-02-05T09:06:00Z" w16du:dateUtc="2026-02-05T01:06:00Z">
+                            <w:ins w:author="Clara LIPSCOMBE" w:date="2026-02-05T09:06:00Z" w16du:dateUtc="2026-02-05T01:06:00Z" w:id="1">
                               <w:r>
                                 <w:rPr>
                                   <w:color w:val="003087"/>
@@ -456,11 +456,11 @@
           </mc:Choice>
           <mc:Fallback>
             <w:pict>
-              <v:shapetype w14:anchorId="6ABA5CFE" id="_x0000_t202" coordsize="21600,21600" o:spt="202" path="m,l,21600r21600,l21600,xe">
+              <v:shapetype id="_x0000_t202" coordsize="21600,21600" o:spt="202" path="m,l,21600r21600,l21600,xe" w14:anchorId="6ABA5CFE">
                 <v:stroke joinstyle="miter"/>
                 <v:path gradientshapeok="t" o:connecttype="rect"/>
               </v:shapetype>
-              <v:shape id="Text Box 2" o:spid="_x0000_s1026" type="#_x0000_t202" style="position:absolute;margin-left:271.8pt;margin-top:34pt;width:252pt;height:156.5pt;z-index:251658241;visibility:visible;mso-wrap-style:square;mso-width-percent:0;mso-height-percent:0;mso-wrap-distance-left:9pt;mso-wrap-distance-top:3.6pt;mso-wrap-distance-right:9pt;mso-wrap-distance-bottom:3.6pt;mso-position-horizontal:absolute;mso-position-horizontal-relative:text;mso-position-vertical:absolute;mso-position-vertical-relative:text;mso-width-percent:0;mso-height-percent:0;mso-width-relative:margin;mso-height-relative:margin;v-text-anchor:top" o:gfxdata="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" stroked="f">
+              <v:shape id="Text Box 2" style="position:absolute;margin-left:271.8pt;margin-top:34pt;width:252pt;height:156.5pt;z-index:251658241;visibility:visible;mso-wrap-style:square;mso-width-percent:0;mso-height-percent:0;mso-wrap-distance-left:9pt;mso-wrap-distance-top:3.6pt;mso-wrap-distance-right:9pt;mso-wrap-distance-bottom:3.6pt;mso-position-horizontal:absolute;mso-position-horizontal-relative:text;mso-position-vertical:absolute;mso-position-vertical-relative:text;mso-width-percent:0;mso-height-percent:0;mso-width-relative:margin;mso-height-relative:margin;v-text-anchor:top" o:spid="_x0000_s1026" stroked="f" type="#_x0000_t202" o:gfxdata="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">
                 <v:textbox>
                   <w:txbxContent>
                     <w:p>
@@ -493,7 +493,7 @@
                         </w:rPr>
                         <w:tab/>
                       </w:r>
-                      <w:del w:id="2" w:author="Clara LIPSCOMBE" w:date="2026-02-05T09:06:00Z" w16du:dateUtc="2026-02-05T01:06:00Z">
+                      <w:del w:author="Clara LIPSCOMBE" w:date="2026-02-05T09:06:00Z" w16du:dateUtc="2026-02-05T01:06:00Z" w:id="2">
                         <w:r>
                           <w:rPr>
                             <w:color w:val="003087"/>
@@ -501,7 +501,7 @@
                           <w:delText>Senior Manager Data Hub</w:delText>
                         </w:r>
                       </w:del>
-                      <w:ins w:id="3" w:author="Clara LIPSCOMBE" w:date="2026-02-05T09:06:00Z" w16du:dateUtc="2026-02-05T01:06:00Z">
+                      <w:ins w:author="Clara LIPSCOMBE" w:date="2026-02-05T09:06:00Z" w16du:dateUtc="2026-02-05T01:06:00Z" w:id="3">
                         <w:r>
                           <w:rPr>
                             <w:color w:val="003087"/>
@@ -766,7 +766,7 @@
           </mc:Choice>
           <mc:Fallback>
             <w:pict>
-              <v:shape w14:anchorId="1472FDB8" id="_x0000_s1027" type="#_x0000_t202" style="position:absolute;margin-left:.5pt;margin-top:34pt;width:252pt;height:134.45pt;z-index:251658240;visibility:visible;mso-wrap-style:square;mso-width-percent:0;mso-height-percent:0;mso-wrap-distance-left:9pt;mso-wrap-distance-top:3.6pt;mso-wrap-distance-right:9pt;mso-wrap-distance-bottom:3.6pt;mso-position-horizontal:absolute;mso-position-horizontal-relative:text;mso-position-vertical:absolute;mso-position-vertical-relative:text;mso-width-percent:0;mso-height-percent:0;mso-width-relative:margin;mso-height-relative:margin;v-text-anchor:top" o:gfxdata="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" stroked="f">
+              <v:shape id="_x0000_s1027" style="position:absolute;margin-left:.5pt;margin-top:34pt;width:252pt;height:134.45pt;z-index:251658240;visibility:visible;mso-wrap-style:square;mso-width-percent:0;mso-height-percent:0;mso-wrap-distance-left:9pt;mso-wrap-distance-top:3.6pt;mso-wrap-distance-right:9pt;mso-wrap-distance-bottom:3.6pt;mso-position-horizontal:absolute;mso-position-horizontal-relative:text;mso-position-vertical:absolute;mso-position-vertical-relative:text;mso-width-percent:0;mso-height-percent:0;mso-width-relative:margin;mso-height-relative:margin;v-text-anchor:top" stroked="f" type="#_x0000_t202" o:gfxdata="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" w14:anchorId="1472FDB8">
                 <v:textbox>
                   <w:txbxContent>
                     <w:p>
@@ -881,29 +881,12 @@
         </mc:AlternateContent>
       </w:r>
     </w:p>
+    <w:p/>
     <w:p>
-      <w:commentRangeStart w:id="4"/>
-      <w:commentRangeStart w:id="5"/>
-      <w:commentRangeEnd w:id="4"/>
-      <w:r>
-        <w:rPr>
-          <w:rStyle w:val="CommentReference"/>
-        </w:rPr>
-        <w:commentReference w:id="4"/>
-      </w:r>
-      <w:commentRangeEnd w:id="5"/>
-      <w:r>
-        <w:rPr>
-          <w:rStyle w:val="CommentReference"/>
-        </w:rPr>
-        <w:commentReference w:id="5"/>
-      </w:r>
-    </w:p>
-    <w:p>
       <w:pPr>
         <w:pStyle w:val="Heading1"/>
       </w:pPr>
-      <w:bookmarkStart w:id="6" w:name="_Toc144284600"/>
+      <w:bookmarkStart w:name="_Toc144284600" w:id="6"/>
       <w:r>
         <w:t>Purpose</w:t>
       </w:r>
@@ -1039,7 +1022,7 @@
       <w:r>
         <w:t>data</w:t>
       </w:r>
-      <w:ins w:id="8" w:author="Clara LIPSCOMBE" w:date="2026-02-05T15:49:00Z" w16du:dateUtc="2026-02-05T07:49:00Z">
+      <w:ins w:author="Clara LIPSCOMBE" w:date="2026-02-05T15:49:00Z" w16du:dateUtc="2026-02-05T07:49:00Z" w:id="8">
         <w:r>
           <w:t xml:space="preserve"> activities and</w:t>
         </w:r>
@@ -1127,37 +1110,32 @@
           <w:numId w:val="9"/>
         </w:numPr>
         <w:spacing w:after="160" w:line="278" w:lineRule="auto"/>
-      </w:pPr>
-      <w:commentRangeStart w:id="9"/>
-      <w:r>
+        <w:rPr/>
+      </w:pPr>
+      <w:r>
+        <w:rPr/>
         <w:t>Provide guidance</w:t>
       </w:r>
-      <w:del w:id="10" w:author="Clara LIPSCOMBE" w:date="2026-02-05T15:49:00Z" w16du:dateUtc="2026-02-05T07:49:00Z">
+      <w:del w:author="Clara LIPSCOMBE" w:date="2026-02-05T15:49:00Z" w16du:dateUtc="2026-02-05T07:49:00Z" w:id="1586441066">
         <w:r>
           <w:delText xml:space="preserve"> on priorities</w:delText>
         </w:r>
       </w:del>
       <w:r>
+        <w:rPr/>
         <w:t xml:space="preserve"> for enterprise data and analytics work</w:t>
       </w:r>
-      <w:commentRangeEnd w:id="9"/>
-      <w:r>
-        <w:rPr>
-          <w:rStyle w:val="CommentReference"/>
-        </w:rPr>
-        <w:commentReference w:id="9"/>
-      </w:r>
-      <w:ins w:id="11" w:author="Clara LIPSCOMBE" w:date="2026-02-05T15:49:00Z" w16du:dateUtc="2026-02-05T07:49:00Z">
+      <w:ins w:author="Clara LIPSCOMBE" w:date="2026-02-05T15:49:00Z" w16du:dateUtc="2026-02-05T07:49:00Z" w:id="1411314093">
         <w:r>
           <w:t xml:space="preserve"> and its overarching alignment with </w:t>
         </w:r>
       </w:ins>
-      <w:ins w:id="12" w:author="Clara LIPSCOMBE" w:date="2026-02-05T15:50:00Z" w16du:dateUtc="2026-02-05T07:50:00Z">
+      <w:ins w:author="Clara LIPSCOMBE" w:date="2026-02-05T15:50:00Z" w16du:dateUtc="2026-02-05T07:50:00Z" w:id="856733327">
         <w:r>
           <w:t>strategic</w:t>
         </w:r>
       </w:ins>
-      <w:ins w:id="13" w:author="Clara LIPSCOMBE" w:date="2026-02-05T15:49:00Z" w16du:dateUtc="2026-02-05T07:49:00Z">
+      <w:ins w:author="Clara LIPSCOMBE" w:date="2026-02-05T15:49:00Z" w16du:dateUtc="2026-02-05T07:49:00Z" w:id="1321016247">
         <w:r>
           <w:t xml:space="preserve"> priorities. </w:t>
         </w:r>
@@ -1171,11 +1149,11 @@
         </w:numPr>
         <w:spacing w:after="60" w:line="278" w:lineRule="auto"/>
         <w:rPr>
-          <w:del w:id="14" w:author="Clara LIPSCOMBE" w:date="2026-02-05T15:51:00Z" w16du:dateUtc="2026-02-05T07:51:00Z"/>
+          <w:del w:author="Clara LIPSCOMBE" w:date="2026-02-05T15:51:00Z" w16du:dateUtc="2026-02-05T07:51:00Z" w:id="14"/>
         </w:rPr>
       </w:pPr>
       <w:commentRangeStart w:id="15"/>
-      <w:del w:id="16" w:author="Clara LIPSCOMBE" w:date="2026-02-05T15:51:00Z" w16du:dateUtc="2026-02-05T07:51:00Z">
+      <w:del w:author="Clara LIPSCOMBE" w:date="2026-02-05T15:51:00Z" w16du:dateUtc="2026-02-05T07:51:00Z" w:id="16">
         <w:r>
           <w:delText>Support the central data and analytics function by</w:delText>
         </w:r>
@@ -1200,10 +1178,10 @@
         </w:numPr>
         <w:spacing w:after="60" w:line="278" w:lineRule="auto"/>
         <w:rPr>
-          <w:del w:id="17" w:author="Clara LIPSCOMBE" w:date="2026-02-05T15:51:00Z" w16du:dateUtc="2026-02-05T07:51:00Z"/>
+          <w:del w:author="Clara LIPSCOMBE" w:date="2026-02-05T15:51:00Z" w16du:dateUtc="2026-02-05T07:51:00Z" w:id="17"/>
         </w:rPr>
       </w:pPr>
-      <w:del w:id="18" w:author="Clara LIPSCOMBE" w:date="2026-02-05T15:51:00Z" w16du:dateUtc="2026-02-05T07:51:00Z">
+      <w:del w:author="Clara LIPSCOMBE" w:date="2026-02-05T15:51:00Z" w16du:dateUtc="2026-02-05T07:51:00Z" w:id="18">
         <w:r>
           <w:delText>Endorsing demand management priorities</w:delText>
         </w:r>
@@ -1218,10 +1196,10 @@
         </w:numPr>
         <w:spacing w:after="60" w:line="278" w:lineRule="auto"/>
         <w:rPr>
-          <w:del w:id="19" w:author="Clara LIPSCOMBE" w:date="2026-02-05T15:51:00Z" w16du:dateUtc="2026-02-05T07:51:00Z"/>
+          <w:del w:author="Clara LIPSCOMBE" w:date="2026-02-05T15:51:00Z" w16du:dateUtc="2026-02-05T07:51:00Z" w:id="19"/>
         </w:rPr>
       </w:pPr>
-      <w:del w:id="20" w:author="Clara LIPSCOMBE" w:date="2026-02-05T15:51:00Z" w16du:dateUtc="2026-02-05T07:51:00Z">
+      <w:del w:author="Clara LIPSCOMBE" w:date="2026-02-05T15:51:00Z" w16du:dateUtc="2026-02-05T07:51:00Z" w:id="20">
         <w:r>
           <w:delText>Providing oversight of key data and analytics initiatives and projects</w:delText>
         </w:r>
@@ -1236,10 +1214,10 @@
         </w:numPr>
         <w:spacing w:after="160" w:line="278" w:lineRule="auto"/>
         <w:rPr>
-          <w:del w:id="21" w:author="Clara LIPSCOMBE" w:date="2026-02-05T15:51:00Z" w16du:dateUtc="2026-02-05T07:51:00Z"/>
+          <w:del w:author="Clara LIPSCOMBE" w:date="2026-02-05T15:51:00Z" w16du:dateUtc="2026-02-05T07:51:00Z" w:id="21"/>
         </w:rPr>
       </w:pPr>
-      <w:del w:id="22" w:author="Clara LIPSCOMBE" w:date="2026-02-05T15:51:00Z" w16du:dateUtc="2026-02-05T07:51:00Z">
+      <w:del w:author="Clara LIPSCOMBE" w:date="2026-02-05T15:51:00Z" w16du:dateUtc="2026-02-05T07:51:00Z" w:id="22">
         <w:r>
           <w:delText>Supporting decisions on resourcing, capability uplift, and focus areas</w:delText>
         </w:r>
@@ -1398,7 +1376,7 @@
             <w:r>
               <w:t>Data governance</w:t>
             </w:r>
-            <w:ins w:id="23" w:author="Clara LIPSCOMBE" w:date="2026-02-05T09:07:00Z" w16du:dateUtc="2026-02-05T01:07:00Z">
+            <w:ins w:author="Clara LIPSCOMBE" w:date="2026-02-05T09:07:00Z" w16du:dateUtc="2026-02-05T01:07:00Z" w:id="23">
               <w:r>
                 <w:t xml:space="preserve"> framework,</w:t>
               </w:r>
@@ -1455,7 +1433,7 @@
             <w:r>
               <w:t>Data and analytics investments</w:t>
             </w:r>
-            <w:del w:id="25" w:author="Clara LIPSCOMBE" w:date="2026-02-05T09:08:00Z" w16du:dateUtc="2026-02-05T01:08:00Z">
+            <w:del w:author="Clara LIPSCOMBE" w:date="2026-02-05T09:08:00Z" w16du:dateUtc="2026-02-05T01:08:00Z" w:id="25">
               <w:r>
                 <w:delText>,</w:delText>
               </w:r>
@@ -1512,12 +1490,12 @@
             <w:r>
               <w:t xml:space="preserve">Matters requiring consideration by other executive or </w:t>
             </w:r>
-            <w:del w:id="27" w:author="Clara LIPSCOMBE" w:date="2026-02-05T09:09:00Z" w16du:dateUtc="2026-02-05T01:09:00Z">
+            <w:del w:author="Clara LIPSCOMBE" w:date="2026-02-05T09:09:00Z" w16du:dateUtc="2026-02-05T01:09:00Z" w:id="27">
               <w:r>
                 <w:delText xml:space="preserve">risk </w:delText>
               </w:r>
             </w:del>
-            <w:ins w:id="28" w:author="Clara LIPSCOMBE" w:date="2026-02-05T09:09:00Z" w16du:dateUtc="2026-02-05T01:09:00Z">
+            <w:ins w:author="Clara LIPSCOMBE" w:date="2026-02-05T09:09:00Z" w16du:dateUtc="2026-02-05T01:09:00Z" w:id="28">
               <w:r>
                 <w:t>other</w:t>
               </w:r>
@@ -1536,7 +1514,7 @@
               </w:rPr>
               <w:commentReference w:id="29"/>
             </w:r>
-            <w:ins w:id="30" w:author="Clara LIPSCOMBE" w:date="2026-02-05T09:10:00Z" w16du:dateUtc="2026-02-05T01:10:00Z">
+            <w:ins w:author="Clara LIPSCOMBE" w:date="2026-02-05T09:10:00Z" w16du:dateUtc="2026-02-05T01:10:00Z" w:id="30">
               <w:r>
                 <w:t xml:space="preserve"> relating to data handling</w:t>
               </w:r>
@@ -2695,7 +2673,7 @@
       <w:headerReference w:type="first" r:id="rId22"/>
       <w:footerReference w:type="first" r:id="rId23"/>
       <w:type w:val="continuous"/>
-      <w:pgSz w:w="11906" w:h="16838"/>
+      <w:pgSz w:w="11906" w:h="16838" w:orient="portrait"/>
       <w:pgMar w:top="720" w:right="720" w:bottom="720" w:left="720" w:header="708" w:footer="708" w:gutter="0"/>
       <w:cols w:space="708"/>
       <w:docGrid w:linePitch="360"/>
@@ -2706,7 +2684,7 @@
 
 <file path=word/comments.xml><?xml version="1.0" encoding="utf-8"?>
 <w:comments xmlns:wpc="http://schemas.microsoft.com/office/word/2010/wordprocessingCanvas" xmlns:cx="http://schemas.microsoft.com/office/drawing/2014/chartex" xmlns:cx1="http://schemas.microsoft.com/office/drawing/2015/9/8/chartex" xmlns:cx2="http://schemas.microsoft.com/office/drawing/2015/10/21/chartex" xmlns:cx3="http://schemas.microsoft.com/office/drawing/2016/5/9/chartex" xmlns:cx4="http://schemas.microsoft.com/office/drawing/2016/5/10/chartex" xmlns:cx5="http://schemas.microsoft.com/office/drawing/2016/5/11/chartex" xmlns:cx6="http://schemas.microsoft.com/office/drawing/2016/5/12/chartex" xmlns:cx7="http://schemas.microsoft.com/office/drawing/2016/5/13/chartex" xmlns:cx8="http://schemas.microsoft.com/office/drawing/2016/5/14/chartex" xmlns:mc="http://schemas.openxmlformats.org/markup-compatibility/2006" xmlns:aink="http://schemas.microsoft.com/office/drawing/2016/ink" xmlns:am3d="http://schemas.microsoft.com/office/drawing/2017/model3d" xmlns:o="urn:schemas-microsoft-com:office:office" xmlns:oel="http://schemas.microsoft.com/office/2019/extlst" xmlns:r="http://schemas.openxmlformats.org/officeDocument/2006/relationships" xmlns:m="http://schemas.openxmlformats.org/officeDocument/2006/math" xmlns:v="urn:schemas-microsoft-com:vml" xmlns:wp14="http://schemas.microsoft.com/office/word/2010/wordprocessingDrawing" xmlns:wp="http://schemas.openxmlformats.org/drawingml/2006/wordprocessingDrawing" xmlns:w10="urn:schemas-microsoft-com:office:word" xmlns:w="http://schemas.openxmlformats.org/wordprocessingml/2006/main" xmlns:w14="http://schemas.microsoft.com/office/word/2010/wordml" xmlns:w15="http://schemas.microsoft.com/office/word/2012/wordml" xmlns:w16cex="http://schemas.microsoft.com/office/word/2018/wordml/cex" xmlns:w16cid="http://schemas.microsoft.com/office/word/2016/wordml/cid" xmlns:w16="http://schemas.microsoft.com/office/word/2018/wordml" xmlns:w16du="http://schemas.microsoft.com/office/word/2023/wordml/word16du" xmlns:w16sdtdh="http://schemas.microsoft.com/office/word/2020/wordml/sdtdatahash" xmlns:w16sdtfl="http://schemas.microsoft.com/office/word/2024/wordml/sdtformatlock" xmlns:w16se="http://schemas.microsoft.com/office/word/2015/wordml/symex" xmlns:wpg="http://schemas.microsoft.com/office/word/2010/wordprocessingGroup" xmlns:wpi="http://schemas.microsoft.com/office/word/2010/wordprocessingInk" xmlns:wne="http://schemas.microsoft.com/office/word/2006/wordml" xmlns:wps="http://schemas.microsoft.com/office/word/2010/wordprocessingShape" mc:Ignorable="w14 w15 w16se w16cid w16 w16cex w16sdtdh w16sdtfl w16du wp14">
-  <w:comment w:id="4" w:author="Tracey-Ann Morris" w:date="2026-02-03T13:27:00Z" w:initials="TM">
+  <w:comment w:initials="TM" w:author="Tracey-Ann Morris" w:date="2026-02-03T13:29:00Z" w:id="7">
     <w:p>
       <w:pPr>
         <w:pStyle w:val="CommentText"/>
@@ -2718,11 +2696,11 @@
         <w:annotationRef/>
       </w:r>
       <w:r>
-        <w:t>Should the Steward be my role?</w:t>
+        <w:t>Data activities and issues</w:t>
       </w:r>
     </w:p>
   </w:comment>
-  <w:comment w:id="5" w:author="Clara LIPSCOMBE" w:date="2026-02-05T09:06:00Z" w:initials="CL">
+  <w:comment w:initials="TM" w:author="Tracey-Ann Morris" w:date="2026-02-03T13:33:00Z" w:id="15">
     <w:p>
       <w:pPr>
         <w:pStyle w:val="CommentText"/>
@@ -2734,11 +2712,11 @@
         <w:annotationRef/>
       </w:r>
       <w:r>
-        <w:t>Addressed</w:t>
+        <w:t>Don’t agree these points as other functions have demand management, projects, resourcing. Maybe this is more around guidance to adhere to data standards (which could be part of a project)</w:t>
       </w:r>
     </w:p>
   </w:comment>
-  <w:comment w:id="7" w:author="Tracey-Ann Morris" w:date="2026-02-03T13:29:00Z" w:initials="TM">
+  <w:comment w:initials="TM" w:author="Tracey-Ann Morris" w:date="2026-02-03T13:34:00Z" w:id="24">
     <w:p>
       <w:pPr>
         <w:pStyle w:val="CommentText"/>
@@ -2750,11 +2728,11 @@
         <w:annotationRef/>
       </w:r>
       <w:r>
-        <w:t>Data activities and issues</w:t>
+        <w:t>Framwork, policies, standards etc.</w:t>
       </w:r>
     </w:p>
   </w:comment>
-  <w:comment w:id="9" w:author="Tracey-Ann Morris" w:date="2026-02-03T13:30:00Z" w:initials="TM">
+  <w:comment w:initials="TM" w:author="Tracey-Ann Morris" w:date="2026-02-03T13:36:00Z" w:id="26">
     <w:p>
       <w:pPr>
         <w:pStyle w:val="CommentText"/>
@@ -2766,59 +2744,11 @@
         <w:annotationRef/>
       </w:r>
       <w:r>
-        <w:t>I think just guidance but not priority. Otherwise it may end up like the IS&amp;GC where they were trying to prioritise Carole’s team work</w:t>
+        <w:t>Not sure about resourcing.</w:t>
       </w:r>
     </w:p>
   </w:comment>
-  <w:comment w:id="15" w:author="Tracey-Ann Morris" w:date="2026-02-03T13:33:00Z" w:initials="TM">
-    <w:p>
-      <w:pPr>
-        <w:pStyle w:val="CommentText"/>
-      </w:pPr>
-      <w:r>
-        <w:rPr>
-          <w:rStyle w:val="CommentReference"/>
-        </w:rPr>
-        <w:annotationRef/>
-      </w:r>
-      <w:r>
-        <w:t>Don’t agree these points as other functions have demand management, projects, resourcing. Maybe this is more around guidance to adhere to data standards (which could be part of a project)</w:t>
-      </w:r>
-    </w:p>
-  </w:comment>
-  <w:comment w:id="24" w:author="Tracey-Ann Morris" w:date="2026-02-03T13:34:00Z" w:initials="TM">
-    <w:p>
-      <w:pPr>
-        <w:pStyle w:val="CommentText"/>
-      </w:pPr>
-      <w:r>
-        <w:rPr>
-          <w:rStyle w:val="CommentReference"/>
-        </w:rPr>
-        <w:annotationRef/>
-      </w:r>
-      <w:r>
-        <w:t>Framwork, policies, standards etc.</w:t>
-      </w:r>
-    </w:p>
-  </w:comment>
-  <w:comment w:id="26" w:author="Tracey-Ann Morris" w:date="2026-02-03T13:36:00Z" w:initials="TM">
-    <w:p>
-      <w:pPr>
-        <w:pStyle w:val="CommentText"/>
-      </w:pPr>
-      <w:r>
-        <w:rPr>
-          <w:rStyle w:val="CommentReference"/>
-        </w:rPr>
-        <w:annotationRef/>
-      </w:r>
-      <w:r>
-        <w:t>Not sure about resourcing.</w:t>
-      </w:r>
-    </w:p>
-  </w:comment>
-  <w:comment w:id="29" w:author="Tracey-Ann Morris" w:date="2026-02-03T13:36:00Z" w:initials="TM">
+  <w:comment w:initials="TM" w:author="Tracey-Ann Morris" w:date="2026-02-03T13:36:00Z" w:id="29">
     <w:p>
       <w:pPr>
         <w:pStyle w:val="CommentText"/>
@@ -2838,24 +2768,18 @@
 </file>
 
 <file path=word/commentsExtended.xml><?xml version="1.0" encoding="utf-8"?>
-<w15:commentsEx xmlns:wpc="http://schemas.microsoft.com/office/word/2010/wordprocessingCanvas" xmlns:cx="http://schemas.microsoft.com/office/drawing/2014/chartex" xmlns:cx1="http://schemas.microsoft.com/office/drawing/2015/9/8/chartex" xmlns:cx2="http://schemas.microsoft.com/office/drawing/2015/10/21/chartex" xmlns:cx3="http://schemas.microsoft.com/office/drawing/2016/5/9/chartex" xmlns:cx4="http://schemas.microsoft.com/office/drawing/2016/5/10/chartex" xmlns:cx5="http://schemas.microsoft.com/office/drawing/2016/5/11/chartex" xmlns:cx6="http://schemas.microsoft.com/office/drawing/2016/5/12/chartex" xmlns:cx7="http://schemas.microsoft.com/office/drawing/2016/5/13/chartex" xmlns:cx8="http://schemas.microsoft.com/office/drawing/2016/5/14/chartex" xmlns:mc="http://schemas.openxmlformats.org/markup-compatibility/2006" xmlns:aink="http://schemas.microsoft.com/office/drawing/2016/ink" xmlns:am3d="http://schemas.microsoft.com/office/drawing/2017/model3d" xmlns:o="urn:schemas-microsoft-com:office:office" xmlns:oel="http://schemas.microsoft.com/office/2019/extlst" xmlns:r="http://schemas.openxmlformats.org/officeDocument/2006/relationships" xmlns:m="http://schemas.openxmlformats.org/officeDocument/2006/math" xmlns:v="urn:schemas-microsoft-com:vml" xmlns:wp14="http://schemas.microsoft.com/office/word/2010/wordprocessingDrawing" xmlns:wp="http://schemas.openxmlformats.org/drawingml/2006/wordprocessingDrawing" xmlns:w10="urn:schemas-microsoft-com:office:word" xmlns:w="http://schemas.openxmlformats.org/wordprocessingml/2006/main" xmlns:w14="http://schemas.microsoft.com/office/word/2010/wordml" xmlns:w15="http://schemas.microsoft.com/office/word/2012/wordml" xmlns:w16cex="http://schemas.microsoft.com/office/word/2018/wordml/cex" xmlns:w16cid="http://schemas.microsoft.com/office/word/2016/wordml/cid" xmlns:w16="http://schemas.microsoft.com/office/word/2018/wordml" xmlns:w16du="http://schemas.microsoft.com/office/word/2023/wordml/word16du" xmlns:w16sdtdh="http://schemas.microsoft.com/office/word/2020/wordml/sdtdatahash" xmlns:w16sdtfl="http://schemas.microsoft.com/office/word/2024/wordml/sdtformatlock" xmlns:w16se="http://schemas.microsoft.com/office/word/2015/wordml/symex" xmlns:wpg="http://schemas.microsoft.com/office/word/2010/wordprocessingGroup" xmlns:wpi="http://schemas.microsoft.com/office/word/2010/wordprocessingInk" xmlns:wne="http://schemas.microsoft.com/office/word/2006/wordml" xmlns:wps="http://schemas.microsoft.com/office/word/2010/wordprocessingShape" mc:Ignorable="w14 w15 w16se w16cid w16 w16cex w16sdtdh w16sdtfl w16du wp14">
-  <w15:commentEx w15:paraId="333D16F7" w15:done="0"/>
-  <w15:commentEx w15:paraId="68BC5299" w15:paraIdParent="333D16F7" w15:done="0"/>
-  <w15:commentEx w15:paraId="547D4D1E" w15:done="1"/>
-  <w15:commentEx w15:paraId="7039C722" w15:done="0"/>
-  <w15:commentEx w15:paraId="60FA513D" w15:done="0"/>
-  <w15:commentEx w15:paraId="5B2F7CA3" w15:done="1"/>
-  <w15:commentEx w15:paraId="79F365A9" w15:done="1"/>
-  <w15:commentEx w15:paraId="1A073BAE" w15:done="1"/>
+<w15:commentsEx xmlns:mc="http://schemas.openxmlformats.org/markup-compatibility/2006" xmlns:w15="http://schemas.microsoft.com/office/word/2012/wordml" mc:Ignorable="w15">
+  <w15:commentEx w15:done="1" w15:paraId="547D4D1E"/>
+  <w15:commentEx w15:done="0" w15:paraId="60FA513D"/>
+  <w15:commentEx w15:done="1" w15:paraId="5B2F7CA3"/>
+  <w15:commentEx w15:done="1" w15:paraId="79F365A9"/>
+  <w15:commentEx w15:done="1" w15:paraId="1A073BAE"/>
 </w15:commentsEx>
 </file>
 
 <file path=word/commentsExtensible.xml><?xml version="1.0" encoding="utf-8"?>
-<w16cex:commentsExtensible xmlns:wpc="http://schemas.microsoft.com/office/word/2010/wordprocessingCanvas" xmlns:cx="http://schemas.microsoft.com/office/drawing/2014/chartex" xmlns:cx1="http://schemas.microsoft.com/office/drawing/2015/9/8/chartex" xmlns:cx2="http://schemas.microsoft.com/office/drawing/2015/10/21/chartex" xmlns:cx3="http://schemas.microsoft.com/office/drawing/2016/5/9/chartex" xmlns:cx4="http://schemas.microsoft.com/office/drawing/2016/5/10/chartex" xmlns:cx5="http://schemas.microsoft.com/office/drawing/2016/5/11/chartex" xmlns:cx6="http://schemas.microsoft.com/office/drawing/2016/5/12/chartex" xmlns:cx7="http://schemas.microsoft.com/office/drawing/2016/5/13/chartex" xmlns:cx8="http://schemas.microsoft.com/office/drawing/2016/5/14/chartex" xmlns:cr="http://schemas.microsoft.com/office/comments/2020/reactions" xmlns:mc="http://schemas.openxmlformats.org/markup-compatibility/2006" xmlns:aink="http://schemas.microsoft.com/office/drawing/2016/ink" xmlns:am3d="http://schemas.microsoft.com/office/drawing/2017/model3d" xmlns:o="urn:schemas-microsoft-com:office:office" xmlns:oel="http://schemas.microsoft.com/office/2019/extlst" xmlns:r="http://schemas.openxmlformats.org/officeDocument/2006/relationships" xmlns:m="http://schemas.openxmlformats.org/officeDocument/2006/math" xmlns:v="urn:schemas-microsoft-com:vml" xmlns:wp14="http://schemas.microsoft.com/office/word/2010/wordprocessingDrawing" xmlns:wp="http://schemas.openxmlformats.org/drawingml/2006/wordprocessingDrawing" xmlns:w10="urn:schemas-microsoft-com:office:word" xmlns:w="http://schemas.openxmlformats.org/wordprocessingml/2006/main" xmlns:w14="http://schemas.microsoft.com/office/word/2010/wordml" xmlns:w15="http://schemas.microsoft.com/office/word/2012/wordml" xmlns:w16cex="http://schemas.microsoft.com/office/word/2018/wordml/cex" xmlns:w16cid="http://schemas.microsoft.com/office/word/2016/wordml/cid" xmlns:w16="http://schemas.microsoft.com/office/word/2018/wordml" xmlns:w16du="http://schemas.microsoft.com/office/word/2023/wordml/word16du" xmlns:w16sdtdh="http://schemas.microsoft.com/office/word/2020/wordml/sdtdatahash" xmlns:w16sdtfl="http://schemas.microsoft.com/office/word/2024/wordml/sdtformatlock" xmlns:w16se="http://schemas.microsoft.com/office/word/2015/wordml/symex" xmlns:wpg="http://schemas.microsoft.com/office/word/2010/wordprocessingGroup" xmlns:wpi="http://schemas.microsoft.com/office/word/2010/wordprocessingInk" xmlns:wne="http://schemas.microsoft.com/office/word/2006/wordml" xmlns:wps="http://schemas.microsoft.com/office/word/2010/wordprocessingShape" mc:Ignorable="w14 w15 w16se w16cid w16 w16cex w16sdtdh w16sdtfl cr w16du wp14">
-  <w16cex:commentExtensible w16cex:durableId="3222BC61" w16cex:dateUtc="2026-02-03T05:27:00Z"/>
-  <w16cex:commentExtensible w16cex:durableId="5E46202C" w16cex:dateUtc="2026-02-05T01:06:00Z"/>
+<w16cex:commentsExtensible xmlns:w16="http://schemas.microsoft.com/office/word/2018/wordml" xmlns:w16cex="http://schemas.microsoft.com/office/word/2018/wordml/cex" xmlns:mc="http://schemas.openxmlformats.org/markup-compatibility/2006" mc:Ignorable="w16 w16cex">
   <w16cex:commentExtensible w16cex:durableId="27A9F38B" w16cex:dateUtc="2026-02-03T05:29:00Z"/>
-  <w16cex:commentExtensible w16cex:durableId="6FA1C70E" w16cex:dateUtc="2026-02-03T05:30:00Z"/>
   <w16cex:commentExtensible w16cex:durableId="424267FD" w16cex:dateUtc="2026-02-03T05:33:00Z"/>
   <w16cex:commentExtensible w16cex:durableId="6158DB3E" w16cex:dateUtc="2026-02-03T05:34:00Z"/>
   <w16cex:commentExtensible w16cex:durableId="1B9D09F0" w16cex:dateUtc="2026-02-03T05:36:00Z"/>
@@ -2864,11 +2788,8 @@
 </file>
 
 <file path=word/commentsIds.xml><?xml version="1.0" encoding="utf-8"?>
-<w16cid:commentsIds xmlns:wpc="http://schemas.microsoft.com/office/word/2010/wordprocessingCanvas" xmlns:cx="http://schemas.microsoft.com/office/drawing/2014/chartex" xmlns:cx1="http://schemas.microsoft.com/office/drawing/2015/9/8/chartex" xmlns:cx2="http://schemas.microsoft.com/office/drawing/2015/10/21/chartex" xmlns:cx3="http://schemas.microsoft.com/office/drawing/2016/5/9/chartex" xmlns:cx4="http://schemas.microsoft.com/office/drawing/2016/5/10/chartex" xmlns:cx5="http://schemas.microsoft.com/office/drawing/2016/5/11/chartex" xmlns:cx6="http://schemas.microsoft.com/office/drawing/2016/5/12/chartex" xmlns:cx7="http://schemas.microsoft.com/office/drawing/2016/5/13/chartex" xmlns:cx8="http://schemas.microsoft.com/office/drawing/2016/5/14/chartex" xmlns:mc="http://schemas.openxmlformats.org/markup-compatibility/2006" xmlns:aink="http://schemas.microsoft.com/office/drawing/2016/ink" xmlns:am3d="http://schemas.microsoft.com/office/drawing/2017/model3d" xmlns:o="urn:schemas-microsoft-com:office:office" xmlns:oel="http://schemas.microsoft.com/office/2019/extlst" xmlns:r="http://schemas.openxmlformats.org/officeDocument/2006/relationships" xmlns:m="http://schemas.openxmlformats.org/officeDocument/2006/math" xmlns:v="urn:schemas-microsoft-com:vml" xmlns:wp14="http://schemas.microsoft.com/office/word/2010/wordprocessingDrawing" xmlns:wp="http://schemas.openxmlformats.org/drawingml/2006/wordprocessingDrawing" xmlns:w10="urn:schemas-microsoft-com:office:word" xmlns:w="http://schemas.openxmlformats.org/wordprocessingml/2006/main" xmlns:w14="http://schemas.microsoft.com/office/word/2010/wordml" xmlns:w15="http://schemas.microsoft.com/office/word/2012/wordml" xmlns:w16cex="http://schemas.microsoft.com/office/word/2018/wordml/cex" xmlns:w16cid="http://schemas.microsoft.com/office/word/2016/wordml/cid" xmlns:w16="http://schemas.microsoft.com/office/word/2018/wordml" xmlns:w16du="http://schemas.microsoft.com/office/word/2023/wordml/word16du" xmlns:w16sdtdh="http://schemas.microsoft.com/office/word/2020/wordml/sdtdatahash" xmlns:w16sdtfl="http://schemas.microsoft.com/office/word/2024/wordml/sdtformatlock" xmlns:w16se="http://schemas.microsoft.com/office/word/2015/wordml/symex" xmlns:wpg="http://schemas.microsoft.com/office/word/2010/wordprocessingGroup" xmlns:wpi="http://schemas.microsoft.com/office/word/2010/wordprocessingInk" xmlns:wne="http://schemas.microsoft.com/office/word/2006/wordml" xmlns:wps="http://schemas.microsoft.com/office/word/2010/wordprocessingShape" mc:Ignorable="w14 w15 w16se w16cid w16 w16cex w16sdtdh w16sdtfl w16du wp14">
-  <w16cid:commentId w16cid:paraId="333D16F7" w16cid:durableId="3222BC61"/>
-  <w16cid:commentId w16cid:paraId="68BC5299" w16cid:durableId="5E46202C"/>
+<w16cid:commentsIds xmlns:mc="http://schemas.openxmlformats.org/markup-compatibility/2006" xmlns:w16cid="http://schemas.microsoft.com/office/word/2016/wordml/cid" mc:Ignorable="w16cid">
   <w16cid:commentId w16cid:paraId="547D4D1E" w16cid:durableId="27A9F38B"/>
-  <w16cid:commentId w16cid:paraId="7039C722" w16cid:durableId="6FA1C70E"/>
   <w16cid:commentId w16cid:paraId="60FA513D" w16cid:durableId="424267FD"/>
   <w16cid:commentId w16cid:paraId="5B2F7CA3" w16cid:durableId="6158DB3E"/>
   <w16cid:commentId w16cid:paraId="79F365A9" w16cid:durableId="1B9D09F0"/>
@@ -2896,7 +2817,7 @@
 </file>
 
 <file path=word/footer1.xml><?xml version="1.0" encoding="utf-8"?>
-<w:ftr xmlns:wpc="http://schemas.microsoft.com/office/word/2010/wordprocessingCanvas" xmlns:cx="http://schemas.microsoft.com/office/drawing/2014/chartex" xmlns:cx1="http://schemas.microsoft.com/office/drawing/2015/9/8/chartex" xmlns:cx2="http://schemas.microsoft.com/office/drawing/2015/10/21/chartex" xmlns:cx3="http://schemas.microsoft.com/office/drawing/2016/5/9/chartex" xmlns:cx4="http://schemas.microsoft.com/office/drawing/2016/5/10/chartex" xmlns:cx5="http://schemas.microsoft.com/office/drawing/2016/5/11/chartex" xmlns:cx6="http://schemas.microsoft.com/office/drawing/2016/5/12/chartex" xmlns:cx7="http://schemas.microsoft.com/office/drawing/2016/5/13/chartex" xmlns:cx8="http://schemas.microsoft.com/office/drawing/2016/5/14/chartex" xmlns:mc="http://schemas.openxmlformats.org/markup-compatibility/2006" xmlns:aink="http://schemas.microsoft.com/office/drawing/2016/ink" xmlns:am3d="http://schemas.microsoft.com/office/drawing/2017/model3d" xmlns:o="urn:schemas-microsoft-com:office:office" xmlns:oel="http://schemas.microsoft.com/office/2019/extlst" xmlns:r="http://schemas.openxmlformats.org/officeDocument/2006/relationships" xmlns:m="http://schemas.openxmlformats.org/officeDocument/2006/math" xmlns:v="urn:schemas-microsoft-com:vml" xmlns:wp14="http://schemas.microsoft.com/office/word/2010/wordprocessingDrawing" xmlns:wp="http://schemas.openxmlformats.org/drawingml/2006/wordprocessingDrawing" xmlns:w10="urn:schemas-microsoft-com:office:word" xmlns:w="http://schemas.openxmlformats.org/wordprocessingml/2006/main" xmlns:w14="http://schemas.microsoft.com/office/word/2010/wordml" xmlns:w15="http://schemas.microsoft.com/office/word/2012/wordml" xmlns:w16cex="http://schemas.microsoft.com/office/word/2018/wordml/cex" xmlns:w16cid="http://schemas.microsoft.com/office/word/2016/wordml/cid" xmlns:w16="http://schemas.microsoft.com/office/word/2018/wordml" xmlns:w16du="http://schemas.microsoft.com/office/word/2023/wordml/word16du" xmlns:w16sdtdh="http://schemas.microsoft.com/office/word/2020/wordml/sdtdatahash" xmlns:w16sdtfl="http://schemas.microsoft.com/office/word/2024/wordml/sdtformatlock" xmlns:w16se="http://schemas.microsoft.com/office/word/2015/wordml/symex" xmlns:wpg="http://schemas.microsoft.com/office/word/2010/wordprocessingGroup" xmlns:wpi="http://schemas.microsoft.com/office/word/2010/wordprocessingInk" xmlns:wne="http://schemas.microsoft.com/office/word/2006/wordml" xmlns:wps="http://schemas.microsoft.com/office/word/2010/wordprocessingShape" mc:Ignorable="w14 w15 w16se w16cid w16 w16cex w16sdtdh w16sdtfl w16du wp14">
+<w:ftr xmlns:wpc="http://schemas.microsoft.com/office/word/2010/wordprocessingCanvas" xmlns:cx="http://schemas.microsoft.com/office/drawing/2014/chartex" xmlns:cx1="http://schemas.microsoft.com/office/drawing/2015/9/8/chartex" xmlns:cx2="http://schemas.microsoft.com/office/drawing/2015/10/21/chartex" xmlns:cx3="http://schemas.microsoft.com/office/drawing/2016/5/9/chartex" xmlns:cx4="http://schemas.microsoft.com/office/drawing/2016/5/10/chartex" xmlns:cx5="http://schemas.microsoft.com/office/drawing/2016/5/11/chartex" xmlns:cx6="http://schemas.microsoft.com/office/drawing/2016/5/12/chartex" xmlns:cx7="http://schemas.microsoft.com/office/drawing/2016/5/13/chartex" xmlns:cx8="http://schemas.microsoft.com/office/drawing/2016/5/14/chartex" xmlns:mc="http://schemas.openxmlformats.org/markup-compatibility/2006" xmlns:aink="http://schemas.microsoft.com/office/drawing/2016/ink" xmlns:am3d="http://schemas.microsoft.com/office/drawing/2017/model3d" xmlns:o="urn:schemas-microsoft-com:office:office" xmlns:oel="http://schemas.microsoft.com/office/2019/extlst" xmlns:r="http://schemas.openxmlformats.org/officeDocument/2006/relationships" xmlns:m="http://schemas.openxmlformats.org/officeDocument/2006/math" xmlns:v="urn:schemas-microsoft-com:vml" xmlns:wp14="http://schemas.microsoft.com/office/word/2010/wordprocessingDrawing" xmlns:wp="http://schemas.openxmlformats.org/drawingml/2006/wordprocessingDrawing" xmlns:w10="urn:schemas-microsoft-com:office:word" xmlns:w="http://schemas.openxmlformats.org/wordprocessingml/2006/main" xmlns:w14="http://schemas.microsoft.com/office/word/2010/wordml" xmlns:w15="http://schemas.microsoft.com/office/word/2012/wordml" xmlns:w16cex="http://schemas.microsoft.com/office/word/2018/wordml/cex" xmlns:w16cid="http://schemas.microsoft.com/office/word/2016/wordml/cid" xmlns:w16="http://schemas.microsoft.com/office/word/2018/wordml" xmlns:w16du="http://schemas.microsoft.com/office/word/2023/wordml/word16du" xmlns:w16sdtdh="http://schemas.microsoft.com/office/word/2020/wordml/sdtdatahash" xmlns:w16sdtfl="http://schemas.microsoft.com/office/word/2024/wordml/sdtformatlock" xmlns:w16se="http://schemas.microsoft.com/office/word/2015/wordml/symex" xmlns:wpg="http://schemas.microsoft.com/office/word/2010/wordprocessingGroup" xmlns:wpi="http://schemas.microsoft.com/office/word/2010/wordprocessingInk" xmlns:wne="http://schemas.microsoft.com/office/word/2006/wordml" xmlns:wps="http://schemas.microsoft.com/office/word/2010/wordprocessingShape" xmlns:a="http://schemas.openxmlformats.org/drawingml/2006/main" xmlns:aclsh="http://schemas.microsoft.com/office/drawing/2020/classificationShape" mc:Ignorable="w14 w15 w16se w16cid w16 w16cex w16sdtdh w16sdtfl w16du wp14">
   <w:p>
     <w:pPr>
       <w:pStyle w:val="Footer"/>
@@ -2950,7 +2871,7 @@
                           <w:pPr>
                             <w:spacing w:after="0"/>
                             <w:rPr>
-                              <w:rFonts w:ascii="Calibri" w:eastAsia="Calibri" w:hAnsi="Calibri" w:cs="Calibri"/>
+                              <w:rFonts w:ascii="Calibri" w:hAnsi="Calibri" w:eastAsia="Calibri" w:cs="Calibri"/>
                               <w:noProof/>
                               <w:color w:val="000000"/>
                               <w:sz w:val="20"/>
@@ -2959,7 +2880,7 @@
                           </w:pPr>
                           <w:r>
                             <w:rPr>
-                              <w:rFonts w:ascii="Calibri" w:eastAsia="Calibri" w:hAnsi="Calibri" w:cs="Calibri"/>
+                              <w:rFonts w:ascii="Calibri" w:hAnsi="Calibri" w:eastAsia="Calibri" w:cs="Calibri"/>
                               <w:noProof/>
                               <w:color w:val="000000"/>
                               <w:sz w:val="20"/>
@@ -2984,18 +2905,18 @@
         </mc:Choice>
         <mc:Fallback>
           <w:pict>
-            <v:shapetype w14:anchorId="655E752D" id="_x0000_t202" coordsize="21600,21600" o:spt="202" path="m,l,21600r21600,l21600,xe">
+            <v:shapetype id="_x0000_t202" coordsize="21600,21600" o:spt="202" path="m,l,21600r21600,l21600,xe" w14:anchorId="655E752D">
               <v:stroke joinstyle="miter"/>
               <v:path gradientshapeok="t" o:connecttype="rect"/>
             </v:shapetype>
-            <v:shape id="Text Box 7" o:spid="_x0000_s1029" type="#_x0000_t202" alt="This is a UWA Official document not authorised for public access." style="position:absolute;margin-left:0;margin-top:0;width:34.95pt;height:34.95pt;z-index:251658243;visibility:visible;mso-wrap-style:none;mso-wrap-distance-left:0;mso-wrap-distance-top:0;mso-wrap-distance-right:0;mso-wrap-distance-bottom:0;mso-position-horizontal:center;mso-position-horizontal-relative:page;mso-position-vertical:bottom;mso-position-vertical-relative:page;v-text-anchor:bottom" o:gfxdata="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" filled="f" stroked="f">
+            <v:shape id="Text Box 7" style="position:absolute;margin-left:0;margin-top:0;width:34.95pt;height:34.95pt;z-index:251658243;visibility:visible;mso-wrap-style:none;mso-wrap-distance-left:0;mso-wrap-distance-top:0;mso-wrap-distance-right:0;mso-wrap-distance-bottom:0;mso-position-horizontal:center;mso-position-horizontal-relative:page;mso-position-vertical:bottom;mso-position-vertical-relative:page;v-text-anchor:bottom" alt="This is a UWA Official document not authorised for public access." o:spid="_x0000_s1029" filled="f" stroked="f" type="#_x0000_t202" o:gfxdata="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">
               <v:textbox style="mso-fit-shape-to-text:t" inset="0,0,0,15pt">
                 <w:txbxContent>
                   <w:p>
                     <w:pPr>
                       <w:spacing w:after="0"/>
                       <w:rPr>
-                        <w:rFonts w:ascii="Calibri" w:eastAsia="Calibri" w:hAnsi="Calibri" w:cs="Calibri"/>
+                        <w:rFonts w:ascii="Calibri" w:hAnsi="Calibri" w:eastAsia="Calibri" w:cs="Calibri"/>
                         <w:noProof/>
                         <w:color w:val="000000"/>
                         <w:sz w:val="20"/>
@@ -3004,7 +2925,7 @@
                     </w:pPr>
                     <w:r>
                       <w:rPr>
-                        <w:rFonts w:ascii="Calibri" w:eastAsia="Calibri" w:hAnsi="Calibri" w:cs="Calibri"/>
+                        <w:rFonts w:ascii="Calibri" w:hAnsi="Calibri" w:eastAsia="Calibri" w:cs="Calibri"/>
                         <w:noProof/>
                         <w:color w:val="000000"/>
                         <w:sz w:val="20"/>
@@ -3063,12 +2984,12 @@
           <w:tblStyle w:val="TableGrid"/>
           <w:tblW w:w="0" w:type="auto"/>
           <w:tblBorders>
-            <w:top w:val="none" w:sz="0" w:space="0" w:color="auto"/>
-            <w:left w:val="none" w:sz="0" w:space="0" w:color="auto"/>
-            <w:bottom w:val="none" w:sz="0" w:space="0" w:color="auto"/>
-            <w:right w:val="none" w:sz="0" w:space="0" w:color="auto"/>
-            <w:insideH w:val="none" w:sz="0" w:space="0" w:color="auto"/>
-            <w:insideV w:val="none" w:sz="0" w:space="0" w:color="auto"/>
+            <w:top w:val="none" w:color="auto" w:sz="0" w:space="0"/>
+            <w:left w:val="none" w:color="auto" w:sz="0" w:space="0"/>
+            <w:bottom w:val="none" w:color="auto" w:sz="0" w:space="0"/>
+            <w:right w:val="none" w:color="auto" w:sz="0" w:space="0"/>
+            <w:insideH w:val="none" w:color="auto" w:sz="0" w:space="0"/>
+            <w:insideV w:val="none" w:color="auto" w:sz="0" w:space="0"/>
           </w:tblBorders>
           <w:tblLook w:val="04A0" w:firstRow="1" w:lastRow="0" w:firstColumn="1" w:lastColumn="0" w:noHBand="0" w:noVBand="1"/>
         </w:tblPr>
@@ -3276,7 +3197,7 @@
 </file>
 
 <file path=word/footer3.xml><?xml version="1.0" encoding="utf-8"?>
-<w:ftr xmlns:wpc="http://schemas.microsoft.com/office/word/2010/wordprocessingCanvas" xmlns:cx="http://schemas.microsoft.com/office/drawing/2014/chartex" xmlns:cx1="http://schemas.microsoft.com/office/drawing/2015/9/8/chartex" xmlns:cx2="http://schemas.microsoft.com/office/drawing/2015/10/21/chartex" xmlns:cx3="http://schemas.microsoft.com/office/drawing/2016/5/9/chartex" xmlns:cx4="http://schemas.microsoft.com/office/drawing/2016/5/10/chartex" xmlns:cx5="http://schemas.microsoft.com/office/drawing/2016/5/11/chartex" xmlns:cx6="http://schemas.microsoft.com/office/drawing/2016/5/12/chartex" xmlns:cx7="http://schemas.microsoft.com/office/drawing/2016/5/13/chartex" xmlns:cx8="http://schemas.microsoft.com/office/drawing/2016/5/14/chartex" xmlns:mc="http://schemas.openxmlformats.org/markup-compatibility/2006" xmlns:aink="http://schemas.microsoft.com/office/drawing/2016/ink" xmlns:am3d="http://schemas.microsoft.com/office/drawing/2017/model3d" xmlns:o="urn:schemas-microsoft-com:office:office" xmlns:oel="http://schemas.microsoft.com/office/2019/extlst" xmlns:r="http://schemas.openxmlformats.org/officeDocument/2006/relationships" xmlns:m="http://schemas.openxmlformats.org/officeDocument/2006/math" xmlns:v="urn:schemas-microsoft-com:vml" xmlns:wp14="http://schemas.microsoft.com/office/word/2010/wordprocessingDrawing" xmlns:wp="http://schemas.openxmlformats.org/drawingml/2006/wordprocessingDrawing" xmlns:w10="urn:schemas-microsoft-com:office:word" xmlns:w="http://schemas.openxmlformats.org/wordprocessingml/2006/main" xmlns:w14="http://schemas.microsoft.com/office/word/2010/wordml" xmlns:w15="http://schemas.microsoft.com/office/word/2012/wordml" xmlns:w16cex="http://schemas.microsoft.com/office/word/2018/wordml/cex" xmlns:w16cid="http://schemas.microsoft.com/office/word/2016/wordml/cid" xmlns:w16="http://schemas.microsoft.com/office/word/2018/wordml" xmlns:w16du="http://schemas.microsoft.com/office/word/2023/wordml/word16du" xmlns:w16sdtdh="http://schemas.microsoft.com/office/word/2020/wordml/sdtdatahash" xmlns:w16sdtfl="http://schemas.microsoft.com/office/word/2024/wordml/sdtformatlock" xmlns:w16se="http://schemas.microsoft.com/office/word/2015/wordml/symex" xmlns:wpg="http://schemas.microsoft.com/office/word/2010/wordprocessingGroup" xmlns:wpi="http://schemas.microsoft.com/office/word/2010/wordprocessingInk" xmlns:wne="http://schemas.microsoft.com/office/word/2006/wordml" xmlns:wps="http://schemas.microsoft.com/office/word/2010/wordprocessingShape" mc:Ignorable="w14 w15 w16se w16cid w16 w16cex w16sdtdh w16sdtfl w16du wp14">
+<w:ftr xmlns:wpc="http://schemas.microsoft.com/office/word/2010/wordprocessingCanvas" xmlns:cx="http://schemas.microsoft.com/office/drawing/2014/chartex" xmlns:cx1="http://schemas.microsoft.com/office/drawing/2015/9/8/chartex" xmlns:cx2="http://schemas.microsoft.com/office/drawing/2015/10/21/chartex" xmlns:cx3="http://schemas.microsoft.com/office/drawing/2016/5/9/chartex" xmlns:cx4="http://schemas.microsoft.com/office/drawing/2016/5/10/chartex" xmlns:cx5="http://schemas.microsoft.com/office/drawing/2016/5/11/chartex" xmlns:cx6="http://schemas.microsoft.com/office/drawing/2016/5/12/chartex" xmlns:cx7="http://schemas.microsoft.com/office/drawing/2016/5/13/chartex" xmlns:cx8="http://schemas.microsoft.com/office/drawing/2016/5/14/chartex" xmlns:mc="http://schemas.openxmlformats.org/markup-compatibility/2006" xmlns:aink="http://schemas.microsoft.com/office/drawing/2016/ink" xmlns:am3d="http://schemas.microsoft.com/office/drawing/2017/model3d" xmlns:o="urn:schemas-microsoft-com:office:office" xmlns:oel="http://schemas.microsoft.com/office/2019/extlst" xmlns:r="http://schemas.openxmlformats.org/officeDocument/2006/relationships" xmlns:m="http://schemas.openxmlformats.org/officeDocument/2006/math" xmlns:v="urn:schemas-microsoft-com:vml" xmlns:wp14="http://schemas.microsoft.com/office/word/2010/wordprocessingDrawing" xmlns:wp="http://schemas.openxmlformats.org/drawingml/2006/wordprocessingDrawing" xmlns:w10="urn:schemas-microsoft-com:office:word" xmlns:w="http://schemas.openxmlformats.org/wordprocessingml/2006/main" xmlns:w14="http://schemas.microsoft.com/office/word/2010/wordml" xmlns:w15="http://schemas.microsoft.com/office/word/2012/wordml" xmlns:w16cex="http://schemas.microsoft.com/office/word/2018/wordml/cex" xmlns:w16cid="http://schemas.microsoft.com/office/word/2016/wordml/cid" xmlns:w16="http://schemas.microsoft.com/office/word/2018/wordml" xmlns:w16du="http://schemas.microsoft.com/office/word/2023/wordml/word16du" xmlns:w16sdtdh="http://schemas.microsoft.com/office/word/2020/wordml/sdtdatahash" xmlns:w16sdtfl="http://schemas.microsoft.com/office/word/2024/wordml/sdtformatlock" xmlns:w16se="http://schemas.microsoft.com/office/word/2015/wordml/symex" xmlns:wpg="http://schemas.microsoft.com/office/word/2010/wordprocessingGroup" xmlns:wpi="http://schemas.microsoft.com/office/word/2010/wordprocessingInk" xmlns:wne="http://schemas.microsoft.com/office/word/2006/wordml" xmlns:wps="http://schemas.microsoft.com/office/word/2010/wordprocessingShape" xmlns:a="http://schemas.openxmlformats.org/drawingml/2006/main" xmlns:aclsh="http://schemas.microsoft.com/office/drawing/2020/classificationShape" mc:Ignorable="w14 w15 w16se w16cid w16 w16cex w16sdtdh w16sdtfl w16du wp14">
   <w:p>
     <w:pPr>
       <w:pStyle w:val="Footer"/>
@@ -3330,7 +3251,7 @@
                           <w:pPr>
                             <w:spacing w:after="0"/>
                             <w:rPr>
-                              <w:rFonts w:ascii="Calibri" w:eastAsia="Calibri" w:hAnsi="Calibri" w:cs="Calibri"/>
+                              <w:rFonts w:ascii="Calibri" w:hAnsi="Calibri" w:eastAsia="Calibri" w:cs="Calibri"/>
                               <w:noProof/>
                               <w:color w:val="000000"/>
                               <w:sz w:val="20"/>
@@ -3339,7 +3260,7 @@
                           </w:pPr>
                           <w:r>
                             <w:rPr>
-                              <w:rFonts w:ascii="Calibri" w:eastAsia="Calibri" w:hAnsi="Calibri" w:cs="Calibri"/>
+                              <w:rFonts w:ascii="Calibri" w:hAnsi="Calibri" w:eastAsia="Calibri" w:cs="Calibri"/>
                               <w:noProof/>
                               <w:color w:val="000000"/>
                               <w:sz w:val="20"/>
@@ -3364,18 +3285,18 @@
         </mc:Choice>
         <mc:Fallback>
           <w:pict>
-            <v:shapetype w14:anchorId="714D390A" id="_x0000_t202" coordsize="21600,21600" o:spt="202" path="m,l,21600r21600,l21600,xe">
+            <v:shapetype id="_x0000_t202" coordsize="21600,21600" o:spt="202" path="m,l,21600r21600,l21600,xe" w14:anchorId="714D390A">
               <v:stroke joinstyle="miter"/>
               <v:path gradientshapeok="t" o:connecttype="rect"/>
             </v:shapetype>
-            <v:shape id="Text Box 5" o:spid="_x0000_s1031" type="#_x0000_t202" alt="This is a UWA Official document not authorised for public access." style="position:absolute;margin-left:0;margin-top:0;width:34.95pt;height:34.95pt;z-index:251658242;visibility:visible;mso-wrap-style:none;mso-wrap-distance-left:0;mso-wrap-distance-top:0;mso-wrap-distance-right:0;mso-wrap-distance-bottom:0;mso-position-horizontal:center;mso-position-horizontal-relative:page;mso-position-vertical:bottom;mso-position-vertical-relative:page;v-text-anchor:bottom" o:gfxdata="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" filled="f" stroked="f">
+            <v:shape id="Text Box 5" style="position:absolute;margin-left:0;margin-top:0;width:34.95pt;height:34.95pt;z-index:251658242;visibility:visible;mso-wrap-style:none;mso-wrap-distance-left:0;mso-wrap-distance-top:0;mso-wrap-distance-right:0;mso-wrap-distance-bottom:0;mso-position-horizontal:center;mso-position-horizontal-relative:page;mso-position-vertical:bottom;mso-position-vertical-relative:page;v-text-anchor:bottom" alt="This is a UWA Official document not authorised for public access." o:spid="_x0000_s1031" filled="f" stroked="f" type="#_x0000_t202" o:gfxdata="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">
               <v:textbox style="mso-fit-shape-to-text:t" inset="0,0,0,15pt">
                 <w:txbxContent>
                   <w:p>
                     <w:pPr>
                       <w:spacing w:after="0"/>
                       <w:rPr>
-                        <w:rFonts w:ascii="Calibri" w:eastAsia="Calibri" w:hAnsi="Calibri" w:cs="Calibri"/>
+                        <w:rFonts w:ascii="Calibri" w:hAnsi="Calibri" w:eastAsia="Calibri" w:cs="Calibri"/>
                         <w:noProof/>
                         <w:color w:val="000000"/>
                         <w:sz w:val="20"/>
@@ -3384,7 +3305,7 @@
                     </w:pPr>
                     <w:r>
                       <w:rPr>
-                        <w:rFonts w:ascii="Calibri" w:eastAsia="Calibri" w:hAnsi="Calibri" w:cs="Calibri"/>
+                        <w:rFonts w:ascii="Calibri" w:hAnsi="Calibri" w:eastAsia="Calibri" w:cs="Calibri"/>
                         <w:noProof/>
                         <w:color w:val="000000"/>
                         <w:sz w:val="20"/>
@@ -3425,7 +3346,7 @@
 </file>
 
 <file path=word/header1.xml><?xml version="1.0" encoding="utf-8"?>
-<w:hdr xmlns:wpc="http://schemas.microsoft.com/office/word/2010/wordprocessingCanvas" xmlns:cx="http://schemas.microsoft.com/office/drawing/2014/chartex" xmlns:cx1="http://schemas.microsoft.com/office/drawing/2015/9/8/chartex" xmlns:cx2="http://schemas.microsoft.com/office/drawing/2015/10/21/chartex" xmlns:cx3="http://schemas.microsoft.com/office/drawing/2016/5/9/chartex" xmlns:cx4="http://schemas.microsoft.com/office/drawing/2016/5/10/chartex" xmlns:cx5="http://schemas.microsoft.com/office/drawing/2016/5/11/chartex" xmlns:cx6="http://schemas.microsoft.com/office/drawing/2016/5/12/chartex" xmlns:cx7="http://schemas.microsoft.com/office/drawing/2016/5/13/chartex" xmlns:cx8="http://schemas.microsoft.com/office/drawing/2016/5/14/chartex" xmlns:mc="http://schemas.openxmlformats.org/markup-compatibility/2006" xmlns:aink="http://schemas.microsoft.com/office/drawing/2016/ink" xmlns:am3d="http://schemas.microsoft.com/office/drawing/2017/model3d" xmlns:o="urn:schemas-microsoft-com:office:office" xmlns:oel="http://schemas.microsoft.com/office/2019/extlst" xmlns:r="http://schemas.openxmlformats.org/officeDocument/2006/relationships" xmlns:m="http://schemas.openxmlformats.org/officeDocument/2006/math" xmlns:v="urn:schemas-microsoft-com:vml" xmlns:wp14="http://schemas.microsoft.com/office/word/2010/wordprocessingDrawing" xmlns:wp="http://schemas.openxmlformats.org/drawingml/2006/wordprocessingDrawing" xmlns:w10="urn:schemas-microsoft-com:office:word" xmlns:w="http://schemas.openxmlformats.org/wordprocessingml/2006/main" xmlns:w14="http://schemas.microsoft.com/office/word/2010/wordml" xmlns:w15="http://schemas.microsoft.com/office/word/2012/wordml" xmlns:w16cex="http://schemas.microsoft.com/office/word/2018/wordml/cex" xmlns:w16cid="http://schemas.microsoft.com/office/word/2016/wordml/cid" xmlns:w16="http://schemas.microsoft.com/office/word/2018/wordml" xmlns:w16du="http://schemas.microsoft.com/office/word/2023/wordml/word16du" xmlns:w16sdtdh="http://schemas.microsoft.com/office/word/2020/wordml/sdtdatahash" xmlns:w16sdtfl="http://schemas.microsoft.com/office/word/2024/wordml/sdtformatlock" xmlns:w16se="http://schemas.microsoft.com/office/word/2015/wordml/symex" xmlns:wpg="http://schemas.microsoft.com/office/word/2010/wordprocessingGroup" xmlns:wpi="http://schemas.microsoft.com/office/word/2010/wordprocessingInk" xmlns:wne="http://schemas.microsoft.com/office/word/2006/wordml" xmlns:wps="http://schemas.microsoft.com/office/word/2010/wordprocessingShape" mc:Ignorable="w14 w15 w16se w16cid w16 w16cex w16sdtdh w16sdtfl w16du wp14">
+<w:hdr xmlns:wpc="http://schemas.microsoft.com/office/word/2010/wordprocessingCanvas" xmlns:cx="http://schemas.microsoft.com/office/drawing/2014/chartex" xmlns:cx1="http://schemas.microsoft.com/office/drawing/2015/9/8/chartex" xmlns:cx2="http://schemas.microsoft.com/office/drawing/2015/10/21/chartex" xmlns:cx3="http://schemas.microsoft.com/office/drawing/2016/5/9/chartex" xmlns:cx4="http://schemas.microsoft.com/office/drawing/2016/5/10/chartex" xmlns:cx5="http://schemas.microsoft.com/office/drawing/2016/5/11/chartex" xmlns:cx6="http://schemas.microsoft.com/office/drawing/2016/5/12/chartex" xmlns:cx7="http://schemas.microsoft.com/office/drawing/2016/5/13/chartex" xmlns:cx8="http://schemas.microsoft.com/office/drawing/2016/5/14/chartex" xmlns:mc="http://schemas.openxmlformats.org/markup-compatibility/2006" xmlns:aink="http://schemas.microsoft.com/office/drawing/2016/ink" xmlns:am3d="http://schemas.microsoft.com/office/drawing/2017/model3d" xmlns:o="urn:schemas-microsoft-com:office:office" xmlns:oel="http://schemas.microsoft.com/office/2019/extlst" xmlns:r="http://schemas.openxmlformats.org/officeDocument/2006/relationships" xmlns:m="http://schemas.openxmlformats.org/officeDocument/2006/math" xmlns:v="urn:schemas-microsoft-com:vml" xmlns:wp14="http://schemas.microsoft.com/office/word/2010/wordprocessingDrawing" xmlns:wp="http://schemas.openxmlformats.org/drawingml/2006/wordprocessingDrawing" xmlns:w10="urn:schemas-microsoft-com:office:word" xmlns:w="http://schemas.openxmlformats.org/wordprocessingml/2006/main" xmlns:w14="http://schemas.microsoft.com/office/word/2010/wordml" xmlns:w15="http://schemas.microsoft.com/office/word/2012/wordml" xmlns:w16cex="http://schemas.microsoft.com/office/word/2018/wordml/cex" xmlns:w16cid="http://schemas.microsoft.com/office/word/2016/wordml/cid" xmlns:w16="http://schemas.microsoft.com/office/word/2018/wordml" xmlns:w16du="http://schemas.microsoft.com/office/word/2023/wordml/word16du" xmlns:w16sdtdh="http://schemas.microsoft.com/office/word/2020/wordml/sdtdatahash" xmlns:w16sdtfl="http://schemas.microsoft.com/office/word/2024/wordml/sdtformatlock" xmlns:w16se="http://schemas.microsoft.com/office/word/2015/wordml/symex" xmlns:wpg="http://schemas.microsoft.com/office/word/2010/wordprocessingGroup" xmlns:wpi="http://schemas.microsoft.com/office/word/2010/wordprocessingInk" xmlns:wne="http://schemas.microsoft.com/office/word/2006/wordml" xmlns:wps="http://schemas.microsoft.com/office/word/2010/wordprocessingShape" xmlns:a="http://schemas.openxmlformats.org/drawingml/2006/main" xmlns:aclsh="http://schemas.microsoft.com/office/drawing/2020/classificationShape" mc:Ignorable="w14 w15 w16se w16cid w16 w16cex w16sdtdh w16sdtfl w16du wp14">
   <w:p>
     <w:pPr>
       <w:pStyle w:val="Header"/>
@@ -3479,7 +3400,7 @@
                           <w:pPr>
                             <w:spacing w:after="0"/>
                             <w:rPr>
-                              <w:rFonts w:ascii="Calibri" w:eastAsia="Calibri" w:hAnsi="Calibri" w:cs="Calibri"/>
+                              <w:rFonts w:ascii="Calibri" w:hAnsi="Calibri" w:eastAsia="Calibri" w:cs="Calibri"/>
                               <w:noProof/>
                               <w:color w:val="000000"/>
                               <w:sz w:val="20"/>
@@ -3488,7 +3409,7 @@
                           </w:pPr>
                           <w:r>
                             <w:rPr>
-                              <w:rFonts w:ascii="Calibri" w:eastAsia="Calibri" w:hAnsi="Calibri" w:cs="Calibri"/>
+                              <w:rFonts w:ascii="Calibri" w:hAnsi="Calibri" w:eastAsia="Calibri" w:cs="Calibri"/>
                               <w:noProof/>
                               <w:color w:val="000000"/>
                               <w:sz w:val="20"/>
@@ -3513,18 +3434,18 @@
         </mc:Choice>
         <mc:Fallback>
           <w:pict>
-            <v:shapetype w14:anchorId="5C6CDB90" id="_x0000_t202" coordsize="21600,21600" o:spt="202" path="m,l,21600r21600,l21600,xe">
+            <v:shapetype id="_x0000_t202" coordsize="21600,21600" o:spt="202" path="m,l,21600r21600,l21600,xe" w14:anchorId="5C6CDB90">
               <v:stroke joinstyle="miter"/>
               <v:path gradientshapeok="t" o:connecttype="rect"/>
             </v:shapetype>
-            <v:shape id="Text Box 3" o:spid="_x0000_s1028" type="#_x0000_t202" alt="UWA Document (Confidential)" style="position:absolute;margin-left:0;margin-top:0;width:34.95pt;height:34.95pt;z-index:251658241;visibility:visible;mso-wrap-style:none;mso-wrap-distance-left:0;mso-wrap-distance-top:0;mso-wrap-distance-right:0;mso-wrap-distance-bottom:0;mso-position-horizontal:center;mso-position-horizontal-relative:page;mso-position-vertical:top;mso-position-vertical-relative:page;v-text-anchor:top" o:gfxdata="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" filled="f" stroked="f">
+            <v:shape id="Text Box 3" style="position:absolute;margin-left:0;margin-top:0;width:34.95pt;height:34.95pt;z-index:251658241;visibility:visible;mso-wrap-style:none;mso-wrap-distance-left:0;mso-wrap-distance-top:0;mso-wrap-distance-right:0;mso-wrap-distance-bottom:0;mso-position-horizontal:center;mso-position-horizontal-relative:page;mso-position-vertical:top;mso-position-vertical-relative:page;v-text-anchor:top" alt="UWA Document (Confidential)" o:spid="_x0000_s1028" filled="f" stroked="f" type="#_x0000_t202" o:gfxdata="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">
               <v:textbox style="mso-fit-shape-to-text:t" inset="0,15pt,0,0">
                 <w:txbxContent>
                   <w:p>
                     <w:pPr>
                       <w:spacing w:after="0"/>
                       <w:rPr>
-                        <w:rFonts w:ascii="Calibri" w:eastAsia="Calibri" w:hAnsi="Calibri" w:cs="Calibri"/>
+                        <w:rFonts w:ascii="Calibri" w:hAnsi="Calibri" w:eastAsia="Calibri" w:cs="Calibri"/>
                         <w:noProof/>
                         <w:color w:val="000000"/>
                         <w:sz w:val="20"/>
@@ -3533,7 +3454,7 @@
                     </w:pPr>
                     <w:r>
                       <w:rPr>
-                        <w:rFonts w:ascii="Calibri" w:eastAsia="Calibri" w:hAnsi="Calibri" w:cs="Calibri"/>
+                        <w:rFonts w:ascii="Calibri" w:hAnsi="Calibri" w:eastAsia="Calibri" w:cs="Calibri"/>
                         <w:noProof/>
                         <w:color w:val="000000"/>
                         <w:sz w:val="20"/>
@@ -3555,7 +3476,7 @@
 </file>
 
 <file path=word/header2.xml><?xml version="1.0" encoding="utf-8"?>
-<w:hdr xmlns:wpc="http://schemas.microsoft.com/office/word/2010/wordprocessingCanvas" xmlns:cx="http://schemas.microsoft.com/office/drawing/2014/chartex" xmlns:cx1="http://schemas.microsoft.com/office/drawing/2015/9/8/chartex" xmlns:cx2="http://schemas.microsoft.com/office/drawing/2015/10/21/chartex" xmlns:cx3="http://schemas.microsoft.com/office/drawing/2016/5/9/chartex" xmlns:cx4="http://schemas.microsoft.com/office/drawing/2016/5/10/chartex" xmlns:cx5="http://schemas.microsoft.com/office/drawing/2016/5/11/chartex" xmlns:cx6="http://schemas.microsoft.com/office/drawing/2016/5/12/chartex" xmlns:cx7="http://schemas.microsoft.com/office/drawing/2016/5/13/chartex" xmlns:cx8="http://schemas.microsoft.com/office/drawing/2016/5/14/chartex" xmlns:mc="http://schemas.openxmlformats.org/markup-compatibility/2006" xmlns:aink="http://schemas.microsoft.com/office/drawing/2016/ink" xmlns:am3d="http://schemas.microsoft.com/office/drawing/2017/model3d" xmlns:o="urn:schemas-microsoft-com:office:office" xmlns:oel="http://schemas.microsoft.com/office/2019/extlst" xmlns:r="http://schemas.openxmlformats.org/officeDocument/2006/relationships" xmlns:m="http://schemas.openxmlformats.org/officeDocument/2006/math" xmlns:v="urn:schemas-microsoft-com:vml" xmlns:wp14="http://schemas.microsoft.com/office/word/2010/wordprocessingDrawing" xmlns:wp="http://schemas.openxmlformats.org/drawingml/2006/wordprocessingDrawing" xmlns:w10="urn:schemas-microsoft-com:office:word" xmlns:w="http://schemas.openxmlformats.org/wordprocessingml/2006/main" xmlns:w14="http://schemas.microsoft.com/office/word/2010/wordml" xmlns:w15="http://schemas.microsoft.com/office/word/2012/wordml" xmlns:w16cex="http://schemas.microsoft.com/office/word/2018/wordml/cex" xmlns:w16cid="http://schemas.microsoft.com/office/word/2016/wordml/cid" xmlns:w16="http://schemas.microsoft.com/office/word/2018/wordml" xmlns:w16du="http://schemas.microsoft.com/office/word/2023/wordml/word16du" xmlns:w16sdtdh="http://schemas.microsoft.com/office/word/2020/wordml/sdtdatahash" xmlns:w16sdtfl="http://schemas.microsoft.com/office/word/2024/wordml/sdtformatlock" xmlns:w16se="http://schemas.microsoft.com/office/word/2015/wordml/symex" xmlns:wpg="http://schemas.microsoft.com/office/word/2010/wordprocessingGroup" xmlns:wpi="http://schemas.microsoft.com/office/word/2010/wordprocessingInk" xmlns:wne="http://schemas.microsoft.com/office/word/2006/wordml" xmlns:wps="http://schemas.microsoft.com/office/word/2010/wordprocessingShape" mc:Ignorable="w14 w15 w16se w16cid w16 w16cex w16sdtdh w16sdtfl w16du wp14">
+<w:hdr xmlns:wpc="http://schemas.microsoft.com/office/word/2010/wordprocessingCanvas" xmlns:cx="http://schemas.microsoft.com/office/drawing/2014/chartex" xmlns:cx1="http://schemas.microsoft.com/office/drawing/2015/9/8/chartex" xmlns:cx2="http://schemas.microsoft.com/office/drawing/2015/10/21/chartex" xmlns:cx3="http://schemas.microsoft.com/office/drawing/2016/5/9/chartex" xmlns:cx4="http://schemas.microsoft.com/office/drawing/2016/5/10/chartex" xmlns:cx5="http://schemas.microsoft.com/office/drawing/2016/5/11/chartex" xmlns:cx6="http://schemas.microsoft.com/office/drawing/2016/5/12/chartex" xmlns:cx7="http://schemas.microsoft.com/office/drawing/2016/5/13/chartex" xmlns:cx8="http://schemas.microsoft.com/office/drawing/2016/5/14/chartex" xmlns:mc="http://schemas.openxmlformats.org/markup-compatibility/2006" xmlns:aink="http://schemas.microsoft.com/office/drawing/2016/ink" xmlns:am3d="http://schemas.microsoft.com/office/drawing/2017/model3d" xmlns:o="urn:schemas-microsoft-com:office:office" xmlns:oel="http://schemas.microsoft.com/office/2019/extlst" xmlns:r="http://schemas.openxmlformats.org/officeDocument/2006/relationships" xmlns:m="http://schemas.openxmlformats.org/officeDocument/2006/math" xmlns:v="urn:schemas-microsoft-com:vml" xmlns:wp14="http://schemas.microsoft.com/office/word/2010/wordprocessingDrawing" xmlns:wp="http://schemas.openxmlformats.org/drawingml/2006/wordprocessingDrawing" xmlns:w10="urn:schemas-microsoft-com:office:word" xmlns:w="http://schemas.openxmlformats.org/wordprocessingml/2006/main" xmlns:w14="http://schemas.microsoft.com/office/word/2010/wordml" xmlns:w15="http://schemas.microsoft.com/office/word/2012/wordml" xmlns:w16cex="http://schemas.microsoft.com/office/word/2018/wordml/cex" xmlns:w16cid="http://schemas.microsoft.com/office/word/2016/wordml/cid" xmlns:w16="http://schemas.microsoft.com/office/word/2018/wordml" xmlns:w16du="http://schemas.microsoft.com/office/word/2023/wordml/word16du" xmlns:w16sdtdh="http://schemas.microsoft.com/office/word/2020/wordml/sdtdatahash" xmlns:w16sdtfl="http://schemas.microsoft.com/office/word/2024/wordml/sdtformatlock" xmlns:w16se="http://schemas.microsoft.com/office/word/2015/wordml/symex" xmlns:wpg="http://schemas.microsoft.com/office/word/2010/wordprocessingGroup" xmlns:wpi="http://schemas.microsoft.com/office/word/2010/wordprocessingInk" xmlns:wne="http://schemas.microsoft.com/office/word/2006/wordml" xmlns:wps="http://schemas.microsoft.com/office/word/2010/wordprocessingShape" xmlns:a="http://schemas.openxmlformats.org/drawingml/2006/main" xmlns:aclsh="http://schemas.microsoft.com/office/drawing/2020/classificationShape" mc:Ignorable="w14 w15 w16se w16cid w16 w16cex w16sdtdh w16sdtfl w16du wp14">
   <w:p>
     <w:pPr>
       <w:pStyle w:val="Header"/>
@@ -3609,7 +3530,7 @@
                           <w:pPr>
                             <w:spacing w:after="0"/>
                             <w:rPr>
-                              <w:rFonts w:ascii="Calibri" w:eastAsia="Calibri" w:hAnsi="Calibri" w:cs="Calibri"/>
+                              <w:rFonts w:ascii="Calibri" w:hAnsi="Calibri" w:eastAsia="Calibri" w:cs="Calibri"/>
                               <w:noProof/>
                               <w:color w:val="000000"/>
                               <w:sz w:val="20"/>
@@ -3618,7 +3539,7 @@
                           </w:pPr>
                           <w:r>
                             <w:rPr>
-                              <w:rFonts w:ascii="Calibri" w:eastAsia="Calibri" w:hAnsi="Calibri" w:cs="Calibri"/>
+                              <w:rFonts w:ascii="Calibri" w:hAnsi="Calibri" w:eastAsia="Calibri" w:cs="Calibri"/>
                               <w:noProof/>
                               <w:color w:val="000000"/>
                               <w:sz w:val="20"/>
@@ -3643,18 +3564,18 @@
         </mc:Choice>
         <mc:Fallback>
           <w:pict>
-            <v:shapetype w14:anchorId="4FD615AC" id="_x0000_t202" coordsize="21600,21600" o:spt="202" path="m,l,21600r21600,l21600,xe">
+            <v:shapetype id="_x0000_t202" coordsize="21600,21600" o:spt="202" path="m,l,21600r21600,l21600,xe" w14:anchorId="4FD615AC">
               <v:stroke joinstyle="miter"/>
               <v:path gradientshapeok="t" o:connecttype="rect"/>
             </v:shapetype>
-            <v:shape id="_x0000_s1030" type="#_x0000_t202" alt="UWA Document (Confidential)" style="position:absolute;margin-left:0;margin-top:0;width:34.95pt;height:34.95pt;z-index:251658240;visibility:visible;mso-wrap-style:none;mso-wrap-distance-left:0;mso-wrap-distance-top:0;mso-wrap-distance-right:0;mso-wrap-distance-bottom:0;mso-position-horizontal:center;mso-position-horizontal-relative:page;mso-position-vertical:top;mso-position-vertical-relative:page;v-text-anchor:top" o:gfxdata="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" filled="f" stroked="f">
+            <v:shape id="_x0000_s1030" style="position:absolute;margin-left:0;margin-top:0;width:34.95pt;height:34.95pt;z-index:251658240;visibility:visible;mso-wrap-style:none;mso-wrap-distance-left:0;mso-wrap-distance-top:0;mso-wrap-distance-right:0;mso-wrap-distance-bottom:0;mso-position-horizontal:center;mso-position-horizontal-relative:page;mso-position-vertical:top;mso-position-vertical-relative:page;v-text-anchor:top" alt="UWA Document (Confidential)" filled="f" stroked="f" type="#_x0000_t202" o:gfxdata="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">
               <v:textbox style="mso-fit-shape-to-text:t" inset="0,15pt,0,0">
                 <w:txbxContent>
                   <w:p>
                     <w:pPr>
                       <w:spacing w:after="0"/>
                       <w:rPr>
-                        <w:rFonts w:ascii="Calibri" w:eastAsia="Calibri" w:hAnsi="Calibri" w:cs="Calibri"/>
+                        <w:rFonts w:ascii="Calibri" w:hAnsi="Calibri" w:eastAsia="Calibri" w:cs="Calibri"/>
                         <w:noProof/>
                         <w:color w:val="000000"/>
                         <w:sz w:val="20"/>
@@ -3663,7 +3584,7 @@
                     </w:pPr>
                     <w:r>
                       <w:rPr>
-                        <w:rFonts w:ascii="Calibri" w:eastAsia="Calibri" w:hAnsi="Calibri" w:cs="Calibri"/>
+                        <w:rFonts w:ascii="Calibri" w:hAnsi="Calibri" w:eastAsia="Calibri" w:cs="Calibri"/>
                         <w:noProof/>
                         <w:color w:val="000000"/>
                         <w:sz w:val="20"/>
@@ -3702,7 +3623,7 @@
         <w:ind w:left="720" w:hanging="360"/>
       </w:pPr>
       <w:rPr>
-        <w:rFonts w:ascii="Symbol" w:hAnsi="Symbol" w:hint="default"/>
+        <w:rFonts w:hint="default" w:ascii="Symbol" w:hAnsi="Symbol"/>
         <w:sz w:val="20"/>
       </w:rPr>
     </w:lvl>
@@ -3718,7 +3639,7 @@
         <w:ind w:left="1440" w:hanging="360"/>
       </w:pPr>
       <w:rPr>
-        <w:rFonts w:ascii="Courier New" w:hAnsi="Courier New" w:hint="default"/>
+        <w:rFonts w:hint="default" w:ascii="Courier New" w:hAnsi="Courier New"/>
         <w:sz w:val="20"/>
       </w:rPr>
     </w:lvl>
@@ -3734,7 +3655,7 @@
         <w:ind w:left="2160" w:hanging="360"/>
       </w:pPr>
       <w:rPr>
-        <w:rFonts w:ascii="Wingdings" w:hAnsi="Wingdings" w:hint="default"/>
+        <w:rFonts w:hint="default" w:ascii="Wingdings" w:hAnsi="Wingdings"/>
         <w:sz w:val="20"/>
       </w:rPr>
     </w:lvl>
@@ -3750,7 +3671,7 @@
         <w:ind w:left="2880" w:hanging="360"/>
       </w:pPr>
       <w:rPr>
-        <w:rFonts w:ascii="Wingdings" w:hAnsi="Wingdings" w:hint="default"/>
+        <w:rFonts w:hint="default" w:ascii="Wingdings" w:hAnsi="Wingdings"/>
         <w:sz w:val="20"/>
       </w:rPr>
     </w:lvl>
@@ -3766,7 +3687,7 @@
         <w:ind w:left="3600" w:hanging="360"/>
       </w:pPr>
       <w:rPr>
-        <w:rFonts w:ascii="Wingdings" w:hAnsi="Wingdings" w:hint="default"/>
+        <w:rFonts w:hint="default" w:ascii="Wingdings" w:hAnsi="Wingdings"/>
         <w:sz w:val="20"/>
       </w:rPr>
     </w:lvl>
@@ -3782,7 +3703,7 @@
         <w:ind w:left="4320" w:hanging="360"/>
       </w:pPr>
       <w:rPr>
-        <w:rFonts w:ascii="Wingdings" w:hAnsi="Wingdings" w:hint="default"/>
+        <w:rFonts w:hint="default" w:ascii="Wingdings" w:hAnsi="Wingdings"/>
         <w:sz w:val="20"/>
       </w:rPr>
     </w:lvl>
@@ -3798,7 +3719,7 @@
         <w:ind w:left="5040" w:hanging="360"/>
       </w:pPr>
       <w:rPr>
-        <w:rFonts w:ascii="Wingdings" w:hAnsi="Wingdings" w:hint="default"/>
+        <w:rFonts w:hint="default" w:ascii="Wingdings" w:hAnsi="Wingdings"/>
         <w:sz w:val="20"/>
       </w:rPr>
     </w:lvl>
@@ -3814,7 +3735,7 @@
         <w:ind w:left="5760" w:hanging="360"/>
       </w:pPr>
       <w:rPr>
-        <w:rFonts w:ascii="Wingdings" w:hAnsi="Wingdings" w:hint="default"/>
+        <w:rFonts w:hint="default" w:ascii="Wingdings" w:hAnsi="Wingdings"/>
         <w:sz w:val="20"/>
       </w:rPr>
     </w:lvl>
@@ -3830,7 +3751,7 @@
         <w:ind w:left="6480" w:hanging="360"/>
       </w:pPr>
       <w:rPr>
-        <w:rFonts w:ascii="Wingdings" w:hAnsi="Wingdings" w:hint="default"/>
+        <w:rFonts w:hint="default" w:ascii="Wingdings" w:hAnsi="Wingdings"/>
         <w:sz w:val="20"/>
       </w:rPr>
     </w:lvl>
@@ -3938,7 +3859,7 @@
         <w:ind w:left="360" w:hanging="360"/>
       </w:pPr>
       <w:rPr>
-        <w:rFonts w:ascii="Symbol" w:hAnsi="Symbol" w:hint="default"/>
+        <w:rFonts w:hint="default" w:ascii="Symbol" w:hAnsi="Symbol"/>
         <w:color w:val="auto"/>
       </w:rPr>
     </w:lvl>
@@ -3951,7 +3872,7 @@
         <w:ind w:left="1080" w:hanging="360"/>
       </w:pPr>
       <w:rPr>
-        <w:rFonts w:ascii="Courier New" w:hAnsi="Courier New" w:cs="Courier New" w:hint="default"/>
+        <w:rFonts w:hint="default" w:ascii="Courier New" w:hAnsi="Courier New" w:cs="Courier New"/>
       </w:rPr>
     </w:lvl>
     <w:lvl w:ilvl="2" w:tplc="0C090005" w:tentative="1">
@@ -3963,7 +3884,7 @@
         <w:ind w:left="1800" w:hanging="360"/>
       </w:pPr>
       <w:rPr>
-        <w:rFonts w:ascii="Wingdings" w:hAnsi="Wingdings" w:hint="default"/>
+        <w:rFonts w:hint="default" w:ascii="Wingdings" w:hAnsi="Wingdings"/>
       </w:rPr>
     </w:lvl>
     <w:lvl w:ilvl="3" w:tplc="0C090001" w:tentative="1">
@@ -3975,7 +3896,7 @@
         <w:ind w:left="2520" w:hanging="360"/>
       </w:pPr>
       <w:rPr>
-        <w:rFonts w:ascii="Symbol" w:hAnsi="Symbol" w:hint="default"/>
+        <w:rFonts w:hint="default" w:ascii="Symbol" w:hAnsi="Symbol"/>
       </w:rPr>
     </w:lvl>
     <w:lvl w:ilvl="4" w:tplc="0C090003" w:tentative="1">
@@ -3987,7 +3908,7 @@
         <w:ind w:left="3240" w:hanging="360"/>
       </w:pPr>
       <w:rPr>
-        <w:rFonts w:ascii="Courier New" w:hAnsi="Courier New" w:cs="Courier New" w:hint="default"/>
+        <w:rFonts w:hint="default" w:ascii="Courier New" w:hAnsi="Courier New" w:cs="Courier New"/>
       </w:rPr>
     </w:lvl>
     <w:lvl w:ilvl="5" w:tplc="0C090005" w:tentative="1">
@@ -3999,7 +3920,7 @@
         <w:ind w:left="3960" w:hanging="360"/>
       </w:pPr>
       <w:rPr>
-        <w:rFonts w:ascii="Wingdings" w:hAnsi="Wingdings" w:hint="default"/>
+        <w:rFonts w:hint="default" w:ascii="Wingdings" w:hAnsi="Wingdings"/>
       </w:rPr>
     </w:lvl>
     <w:lvl w:ilvl="6" w:tplc="0C090001" w:tentative="1">
@@ -4011,7 +3932,7 @@
         <w:ind w:left="4680" w:hanging="360"/>
       </w:pPr>
       <w:rPr>
-        <w:rFonts w:ascii="Symbol" w:hAnsi="Symbol" w:hint="default"/>
+        <w:rFonts w:hint="default" w:ascii="Symbol" w:hAnsi="Symbol"/>
       </w:rPr>
     </w:lvl>
     <w:lvl w:ilvl="7" w:tplc="0C090003" w:tentative="1">
@@ -4023,7 +3944,7 @@
         <w:ind w:left="5400" w:hanging="360"/>
       </w:pPr>
       <w:rPr>
-        <w:rFonts w:ascii="Courier New" w:hAnsi="Courier New" w:cs="Courier New" w:hint="default"/>
+        <w:rFonts w:hint="default" w:ascii="Courier New" w:hAnsi="Courier New" w:cs="Courier New"/>
       </w:rPr>
     </w:lvl>
     <w:lvl w:ilvl="8" w:tplc="0C090005" w:tentative="1">
@@ -4035,7 +3956,7 @@
         <w:ind w:left="6120" w:hanging="360"/>
       </w:pPr>
       <w:rPr>
-        <w:rFonts w:ascii="Wingdings" w:hAnsi="Wingdings" w:hint="default"/>
+        <w:rFonts w:hint="default" w:ascii="Wingdings" w:hAnsi="Wingdings"/>
       </w:rPr>
     </w:lvl>
   </w:abstractNum>
@@ -4056,7 +3977,7 @@
         <w:ind w:left="284" w:hanging="284"/>
       </w:pPr>
       <w:rPr>
-        <w:rFonts w:ascii="Symbol" w:hAnsi="Symbol" w:hint="default"/>
+        <w:rFonts w:hint="default" w:ascii="Symbol" w:hAnsi="Symbol"/>
         <w:b w:val="0"/>
         <w:i w:val="0"/>
         <w:sz w:val="18"/>
@@ -4080,7 +4001,7 @@
         <w:ind w:left="720" w:hanging="360"/>
       </w:pPr>
       <w:rPr>
-        <w:rFonts w:ascii="Symbol" w:hAnsi="Symbol" w:hint="default"/>
+        <w:rFonts w:hint="default" w:ascii="Symbol" w:hAnsi="Symbol"/>
         <w:sz w:val="20"/>
       </w:rPr>
     </w:lvl>
@@ -4096,7 +4017,7 @@
         <w:ind w:left="1440" w:hanging="360"/>
       </w:pPr>
       <w:rPr>
-        <w:rFonts w:ascii="Courier New" w:hAnsi="Courier New" w:hint="default"/>
+        <w:rFonts w:hint="default" w:ascii="Courier New" w:hAnsi="Courier New"/>
         <w:sz w:val="20"/>
       </w:rPr>
     </w:lvl>
@@ -4112,7 +4033,7 @@
         <w:ind w:left="2160" w:hanging="360"/>
       </w:pPr>
       <w:rPr>
-        <w:rFonts w:ascii="Wingdings" w:hAnsi="Wingdings" w:hint="default"/>
+        <w:rFonts w:hint="default" w:ascii="Wingdings" w:hAnsi="Wingdings"/>
         <w:sz w:val="20"/>
       </w:rPr>
     </w:lvl>
@@ -4128,7 +4049,7 @@
         <w:ind w:left="2880" w:hanging="360"/>
       </w:pPr>
       <w:rPr>
-        <w:rFonts w:ascii="Wingdings" w:hAnsi="Wingdings" w:hint="default"/>
+        <w:rFonts w:hint="default" w:ascii="Wingdings" w:hAnsi="Wingdings"/>
         <w:sz w:val="20"/>
       </w:rPr>
     </w:lvl>
@@ -4144,7 +4065,7 @@
         <w:ind w:left="3600" w:hanging="360"/>
       </w:pPr>
       <w:rPr>
-        <w:rFonts w:ascii="Wingdings" w:hAnsi="Wingdings" w:hint="default"/>
+        <w:rFonts w:hint="default" w:ascii="Wingdings" w:hAnsi="Wingdings"/>
         <w:sz w:val="20"/>
       </w:rPr>
     </w:lvl>
@@ -4160,7 +4081,7 @@
         <w:ind w:left="4320" w:hanging="360"/>
       </w:pPr>
       <w:rPr>
-        <w:rFonts w:ascii="Wingdings" w:hAnsi="Wingdings" w:hint="default"/>
+        <w:rFonts w:hint="default" w:ascii="Wingdings" w:hAnsi="Wingdings"/>
         <w:sz w:val="20"/>
       </w:rPr>
     </w:lvl>
@@ -4176,7 +4097,7 @@
         <w:ind w:left="5040" w:hanging="360"/>
       </w:pPr>
       <w:rPr>
-        <w:rFonts w:ascii="Wingdings" w:hAnsi="Wingdings" w:hint="default"/>
+        <w:rFonts w:hint="default" w:ascii="Wingdings" w:hAnsi="Wingdings"/>
         <w:sz w:val="20"/>
       </w:rPr>
     </w:lvl>
@@ -4192,7 +4113,7 @@
         <w:ind w:left="5760" w:hanging="360"/>
       </w:pPr>
       <w:rPr>
-        <w:rFonts w:ascii="Wingdings" w:hAnsi="Wingdings" w:hint="default"/>
+        <w:rFonts w:hint="default" w:ascii="Wingdings" w:hAnsi="Wingdings"/>
         <w:sz w:val="20"/>
       </w:rPr>
     </w:lvl>
@@ -4208,7 +4129,7 @@
         <w:ind w:left="6480" w:hanging="360"/>
       </w:pPr>
       <w:rPr>
-        <w:rFonts w:ascii="Wingdings" w:hAnsi="Wingdings" w:hint="default"/>
+        <w:rFonts w:hint="default" w:ascii="Wingdings" w:hAnsi="Wingdings"/>
         <w:sz w:val="20"/>
       </w:rPr>
     </w:lvl>
@@ -4227,7 +4148,7 @@
         <w:ind w:left="1211" w:hanging="360"/>
       </w:pPr>
       <w:rPr>
-        <w:rFonts w:ascii="Symbol" w:hAnsi="Symbol" w:hint="default"/>
+        <w:rFonts w:hint="default" w:ascii="Symbol" w:hAnsi="Symbol"/>
       </w:rPr>
     </w:lvl>
     <w:lvl w:ilvl="1" w:tplc="0C090003">
@@ -4239,7 +4160,7 @@
         <w:ind w:left="1931" w:hanging="360"/>
       </w:pPr>
       <w:rPr>
-        <w:rFonts w:ascii="Courier New" w:hAnsi="Courier New" w:cs="Courier New" w:hint="default"/>
+        <w:rFonts w:hint="default" w:ascii="Courier New" w:hAnsi="Courier New" w:cs="Courier New"/>
       </w:rPr>
     </w:lvl>
     <w:lvl w:ilvl="2" w:tplc="0C090005" w:tentative="1">
@@ -4251,7 +4172,7 @@
         <w:ind w:left="2651" w:hanging="360"/>
       </w:pPr>
       <w:rPr>
-        <w:rFonts w:ascii="Wingdings" w:hAnsi="Wingdings" w:hint="default"/>
+        <w:rFonts w:hint="default" w:ascii="Wingdings" w:hAnsi="Wingdings"/>
       </w:rPr>
     </w:lvl>
     <w:lvl w:ilvl="3" w:tplc="0C090001" w:tentative="1">
@@ -4263,7 +4184,7 @@
         <w:ind w:left="3371" w:hanging="360"/>
       </w:pPr>
       <w:rPr>
-        <w:rFonts w:ascii="Symbol" w:hAnsi="Symbol" w:hint="default"/>
+        <w:rFonts w:hint="default" w:ascii="Symbol" w:hAnsi="Symbol"/>
       </w:rPr>
     </w:lvl>
     <w:lvl w:ilvl="4" w:tplc="0C090003" w:tentative="1">
@@ -4275,7 +4196,7 @@
         <w:ind w:left="4091" w:hanging="360"/>
       </w:pPr>
       <w:rPr>
-        <w:rFonts w:ascii="Courier New" w:hAnsi="Courier New" w:cs="Courier New" w:hint="default"/>
+        <w:rFonts w:hint="default" w:ascii="Courier New" w:hAnsi="Courier New" w:cs="Courier New"/>
       </w:rPr>
     </w:lvl>
     <w:lvl w:ilvl="5" w:tplc="0C090005" w:tentative="1">
@@ -4287,7 +4208,7 @@
         <w:ind w:left="4811" w:hanging="360"/>
       </w:pPr>
       <w:rPr>
-        <w:rFonts w:ascii="Wingdings" w:hAnsi="Wingdings" w:hint="default"/>
+        <w:rFonts w:hint="default" w:ascii="Wingdings" w:hAnsi="Wingdings"/>
       </w:rPr>
     </w:lvl>
     <w:lvl w:ilvl="6" w:tplc="0C090001" w:tentative="1">
@@ -4299,7 +4220,7 @@
         <w:ind w:left="5531" w:hanging="360"/>
       </w:pPr>
       <w:rPr>
-        <w:rFonts w:ascii="Symbol" w:hAnsi="Symbol" w:hint="default"/>
+        <w:rFonts w:hint="default" w:ascii="Symbol" w:hAnsi="Symbol"/>
       </w:rPr>
     </w:lvl>
     <w:lvl w:ilvl="7" w:tplc="0C090003" w:tentative="1">
@@ -4311,7 +4232,7 @@
         <w:ind w:left="6251" w:hanging="360"/>
       </w:pPr>
       <w:rPr>
-        <w:rFonts w:ascii="Courier New" w:hAnsi="Courier New" w:cs="Courier New" w:hint="default"/>
+        <w:rFonts w:hint="default" w:ascii="Courier New" w:hAnsi="Courier New" w:cs="Courier New"/>
       </w:rPr>
     </w:lvl>
     <w:lvl w:ilvl="8" w:tplc="0C090005" w:tentative="1">
@@ -4323,7 +4244,7 @@
         <w:ind w:left="6971" w:hanging="360"/>
       </w:pPr>
       <w:rPr>
-        <w:rFonts w:ascii="Wingdings" w:hAnsi="Wingdings" w:hint="default"/>
+        <w:rFonts w:hint="default" w:ascii="Wingdings" w:hAnsi="Wingdings"/>
       </w:rPr>
     </w:lvl>
   </w:abstractNum>
@@ -4340,7 +4261,7 @@
         <w:ind w:left="360" w:hanging="360"/>
       </w:pPr>
       <w:rPr>
-        <w:rFonts w:ascii="Symbol" w:hAnsi="Symbol" w:hint="default"/>
+        <w:rFonts w:hint="default" w:ascii="Symbol" w:hAnsi="Symbol"/>
         <w:color w:val="auto"/>
       </w:rPr>
     </w:lvl>
@@ -4353,7 +4274,7 @@
         <w:ind w:left="1080" w:hanging="360"/>
       </w:pPr>
       <w:rPr>
-        <w:rFonts w:ascii="Courier New" w:hAnsi="Courier New" w:cs="Courier New" w:hint="default"/>
+        <w:rFonts w:hint="default" w:ascii="Courier New" w:hAnsi="Courier New" w:cs="Courier New"/>
       </w:rPr>
     </w:lvl>
     <w:lvl w:ilvl="2" w:tplc="0C090005" w:tentative="1">
@@ -4365,7 +4286,7 @@
         <w:ind w:left="1800" w:hanging="360"/>
       </w:pPr>
       <w:rPr>
-        <w:rFonts w:ascii="Wingdings" w:hAnsi="Wingdings" w:hint="default"/>
+        <w:rFonts w:hint="default" w:ascii="Wingdings" w:hAnsi="Wingdings"/>
       </w:rPr>
     </w:lvl>
     <w:lvl w:ilvl="3" w:tplc="0C090001" w:tentative="1">
@@ -4377,7 +4298,7 @@
         <w:ind w:left="2520" w:hanging="360"/>
       </w:pPr>
       <w:rPr>
-        <w:rFonts w:ascii="Symbol" w:hAnsi="Symbol" w:hint="default"/>
+        <w:rFonts w:hint="default" w:ascii="Symbol" w:hAnsi="Symbol"/>
       </w:rPr>
     </w:lvl>
     <w:lvl w:ilvl="4" w:tplc="0C090003" w:tentative="1">
@@ -4389,7 +4310,7 @@
         <w:ind w:left="3240" w:hanging="360"/>
       </w:pPr>
       <w:rPr>
-        <w:rFonts w:ascii="Courier New" w:hAnsi="Courier New" w:cs="Courier New" w:hint="default"/>
+        <w:rFonts w:hint="default" w:ascii="Courier New" w:hAnsi="Courier New" w:cs="Courier New"/>
       </w:rPr>
     </w:lvl>
     <w:lvl w:ilvl="5" w:tplc="0C090005" w:tentative="1">
@@ -4401,7 +4322,7 @@
         <w:ind w:left="3960" w:hanging="360"/>
       </w:pPr>
       <w:rPr>
-        <w:rFonts w:ascii="Wingdings" w:hAnsi="Wingdings" w:hint="default"/>
+        <w:rFonts w:hint="default" w:ascii="Wingdings" w:hAnsi="Wingdings"/>
       </w:rPr>
     </w:lvl>
     <w:lvl w:ilvl="6" w:tplc="0C090001" w:tentative="1">
@@ -4413,7 +4334,7 @@
         <w:ind w:left="4680" w:hanging="360"/>
       </w:pPr>
       <w:rPr>
-        <w:rFonts w:ascii="Symbol" w:hAnsi="Symbol" w:hint="default"/>
+        <w:rFonts w:hint="default" w:ascii="Symbol" w:hAnsi="Symbol"/>
       </w:rPr>
     </w:lvl>
     <w:lvl w:ilvl="7" w:tplc="0C090003" w:tentative="1">
@@ -4425,7 +4346,7 @@
         <w:ind w:left="5400" w:hanging="360"/>
       </w:pPr>
       <w:rPr>
-        <w:rFonts w:ascii="Courier New" w:hAnsi="Courier New" w:cs="Courier New" w:hint="default"/>
+        <w:rFonts w:hint="default" w:ascii="Courier New" w:hAnsi="Courier New" w:cs="Courier New"/>
       </w:rPr>
     </w:lvl>
     <w:lvl w:ilvl="8" w:tplc="0C090005" w:tentative="1">
@@ -4437,7 +4358,7 @@
         <w:ind w:left="6120" w:hanging="360"/>
       </w:pPr>
       <w:rPr>
-        <w:rFonts w:ascii="Wingdings" w:hAnsi="Wingdings" w:hint="default"/>
+        <w:rFonts w:hint="default" w:ascii="Wingdings" w:hAnsi="Wingdings"/>
       </w:rPr>
     </w:lvl>
   </w:abstractNum>
@@ -4454,7 +4375,7 @@
         <w:ind w:left="720" w:hanging="360"/>
       </w:pPr>
       <w:rPr>
-        <w:rFonts w:ascii="Symbol" w:hAnsi="Symbol" w:hint="default"/>
+        <w:rFonts w:hint="default" w:ascii="Symbol" w:hAnsi="Symbol"/>
       </w:rPr>
     </w:lvl>
     <w:lvl w:ilvl="1" w:tplc="0C090003" w:tentative="1">
@@ -4466,7 +4387,7 @@
         <w:ind w:left="1440" w:hanging="360"/>
       </w:pPr>
       <w:rPr>
-        <w:rFonts w:ascii="Courier New" w:hAnsi="Courier New" w:cs="Courier New" w:hint="default"/>
+        <w:rFonts w:hint="default" w:ascii="Courier New" w:hAnsi="Courier New" w:cs="Courier New"/>
       </w:rPr>
     </w:lvl>
     <w:lvl w:ilvl="2" w:tplc="0C090005" w:tentative="1">
@@ -4478,7 +4399,7 @@
         <w:ind w:left="2160" w:hanging="360"/>
       </w:pPr>
       <w:rPr>
-        <w:rFonts w:ascii="Wingdings" w:hAnsi="Wingdings" w:hint="default"/>
+        <w:rFonts w:hint="default" w:ascii="Wingdings" w:hAnsi="Wingdings"/>
       </w:rPr>
     </w:lvl>
     <w:lvl w:ilvl="3" w:tplc="0C090001" w:tentative="1">
@@ -4490,7 +4411,7 @@
         <w:ind w:left="2880" w:hanging="360"/>
       </w:pPr>
       <w:rPr>
-        <w:rFonts w:ascii="Symbol" w:hAnsi="Symbol" w:hint="default"/>
+        <w:rFonts w:hint="default" w:ascii="Symbol" w:hAnsi="Symbol"/>
       </w:rPr>
     </w:lvl>
     <w:lvl w:ilvl="4" w:tplc="0C090003" w:tentative="1">
@@ -4502,7 +4423,7 @@
         <w:ind w:left="3600" w:hanging="360"/>
       </w:pPr>
       <w:rPr>
-        <w:rFonts w:ascii="Courier New" w:hAnsi="Courier New" w:cs="Courier New" w:hint="default"/>
+        <w:rFonts w:hint="default" w:ascii="Courier New" w:hAnsi="Courier New" w:cs="Courier New"/>
       </w:rPr>
     </w:lvl>
     <w:lvl w:ilvl="5" w:tplc="0C090005" w:tentative="1">
@@ -4514,7 +4435,7 @@
         <w:ind w:left="4320" w:hanging="360"/>
       </w:pPr>
       <w:rPr>
-        <w:rFonts w:ascii="Wingdings" w:hAnsi="Wingdings" w:hint="default"/>
+        <w:rFonts w:hint="default" w:ascii="Wingdings" w:hAnsi="Wingdings"/>
       </w:rPr>
     </w:lvl>
     <w:lvl w:ilvl="6" w:tplc="0C090001" w:tentative="1">
@@ -4526,7 +4447,7 @@
         <w:ind w:left="5040" w:hanging="360"/>
       </w:pPr>
       <w:rPr>
-        <w:rFonts w:ascii="Symbol" w:hAnsi="Symbol" w:hint="default"/>
+        <w:rFonts w:hint="default" w:ascii="Symbol" w:hAnsi="Symbol"/>
       </w:rPr>
     </w:lvl>
     <w:lvl w:ilvl="7" w:tplc="0C090003" w:tentative="1">
@@ -4538,7 +4459,7 @@
         <w:ind w:left="5760" w:hanging="360"/>
       </w:pPr>
       <w:rPr>
-        <w:rFonts w:ascii="Courier New" w:hAnsi="Courier New" w:cs="Courier New" w:hint="default"/>
+        <w:rFonts w:hint="default" w:ascii="Courier New" w:hAnsi="Courier New" w:cs="Courier New"/>
       </w:rPr>
     </w:lvl>
     <w:lvl w:ilvl="8" w:tplc="0C090005" w:tentative="1">
@@ -4550,7 +4471,7 @@
         <w:ind w:left="6480" w:hanging="360"/>
       </w:pPr>
       <w:rPr>
-        <w:rFonts w:ascii="Wingdings" w:hAnsi="Wingdings" w:hint="default"/>
+        <w:rFonts w:hint="default" w:ascii="Wingdings" w:hAnsi="Wingdings"/>
       </w:rPr>
     </w:lvl>
   </w:abstractNum>
@@ -4567,7 +4488,7 @@
         <w:ind w:left="360" w:hanging="360"/>
       </w:pPr>
       <w:rPr>
-        <w:rFonts w:ascii="Symbol" w:hAnsi="Symbol" w:hint="default"/>
+        <w:rFonts w:hint="default" w:ascii="Symbol" w:hAnsi="Symbol"/>
         <w:color w:val="auto"/>
       </w:rPr>
     </w:lvl>
@@ -4580,7 +4501,7 @@
         <w:ind w:left="1080" w:hanging="360"/>
       </w:pPr>
       <w:rPr>
-        <w:rFonts w:ascii="Courier New" w:hAnsi="Courier New" w:cs="Courier New" w:hint="default"/>
+        <w:rFonts w:hint="default" w:ascii="Courier New" w:hAnsi="Courier New" w:cs="Courier New"/>
       </w:rPr>
     </w:lvl>
     <w:lvl w:ilvl="2" w:tplc="0C090005" w:tentative="1">
@@ -4592,7 +4513,7 @@
         <w:ind w:left="1800" w:hanging="360"/>
       </w:pPr>
       <w:rPr>
-        <w:rFonts w:ascii="Wingdings" w:hAnsi="Wingdings" w:hint="default"/>
+        <w:rFonts w:hint="default" w:ascii="Wingdings" w:hAnsi="Wingdings"/>
       </w:rPr>
     </w:lvl>
     <w:lvl w:ilvl="3" w:tplc="0C090001" w:tentative="1">
@@ -4604,7 +4525,7 @@
         <w:ind w:left="2520" w:hanging="360"/>
       </w:pPr>
       <w:rPr>
-        <w:rFonts w:ascii="Symbol" w:hAnsi="Symbol" w:hint="default"/>
+        <w:rFonts w:hint="default" w:ascii="Symbol" w:hAnsi="Symbol"/>
       </w:rPr>
     </w:lvl>
     <w:lvl w:ilvl="4" w:tplc="0C090003" w:tentative="1">
@@ -4616,7 +4537,7 @@
         <w:ind w:left="3240" w:hanging="360"/>
       </w:pPr>
       <w:rPr>
-        <w:rFonts w:ascii="Courier New" w:hAnsi="Courier New" w:cs="Courier New" w:hint="default"/>
+        <w:rFonts w:hint="default" w:ascii="Courier New" w:hAnsi="Courier New" w:cs="Courier New"/>
       </w:rPr>
     </w:lvl>
     <w:lvl w:ilvl="5" w:tplc="0C090005" w:tentative="1">
@@ -4628,7 +4549,7 @@
         <w:ind w:left="3960" w:hanging="360"/>
       </w:pPr>
       <w:rPr>
-        <w:rFonts w:ascii="Wingdings" w:hAnsi="Wingdings" w:hint="default"/>
+        <w:rFonts w:hint="default" w:ascii="Wingdings" w:hAnsi="Wingdings"/>
       </w:rPr>
     </w:lvl>
     <w:lvl w:ilvl="6" w:tplc="0C090001" w:tentative="1">
@@ -4640,7 +4561,7 @@
         <w:ind w:left="4680" w:hanging="360"/>
       </w:pPr>
       <w:rPr>
-        <w:rFonts w:ascii="Symbol" w:hAnsi="Symbol" w:hint="default"/>
+        <w:rFonts w:hint="default" w:ascii="Symbol" w:hAnsi="Symbol"/>
       </w:rPr>
     </w:lvl>
     <w:lvl w:ilvl="7" w:tplc="0C090003" w:tentative="1">
@@ -4652,7 +4573,7 @@
         <w:ind w:left="5400" w:hanging="360"/>
       </w:pPr>
       <w:rPr>
-        <w:rFonts w:ascii="Courier New" w:hAnsi="Courier New" w:cs="Courier New" w:hint="default"/>
+        <w:rFonts w:hint="default" w:ascii="Courier New" w:hAnsi="Courier New" w:cs="Courier New"/>
       </w:rPr>
     </w:lvl>
     <w:lvl w:ilvl="8" w:tplc="0C090005" w:tentative="1">
@@ -4664,7 +4585,7 @@
         <w:ind w:left="6120" w:hanging="360"/>
       </w:pPr>
       <w:rPr>
-        <w:rFonts w:ascii="Wingdings" w:hAnsi="Wingdings" w:hint="default"/>
+        <w:rFonts w:hint="default" w:ascii="Wingdings" w:hAnsi="Wingdings"/>
       </w:rPr>
     </w:lvl>
   </w:abstractNum>
@@ -4681,7 +4602,7 @@
         <w:ind w:left="360" w:hanging="360"/>
       </w:pPr>
       <w:rPr>
-        <w:rFonts w:ascii="Symbol" w:hAnsi="Symbol" w:hint="default"/>
+        <w:rFonts w:hint="default" w:ascii="Symbol" w:hAnsi="Symbol"/>
         <w:color w:val="auto"/>
       </w:rPr>
     </w:lvl>
@@ -4694,7 +4615,7 @@
         <w:ind w:left="1080" w:hanging="360"/>
       </w:pPr>
       <w:rPr>
-        <w:rFonts w:ascii="Courier New" w:hAnsi="Courier New" w:cs="Courier New" w:hint="default"/>
+        <w:rFonts w:hint="default" w:ascii="Courier New" w:hAnsi="Courier New" w:cs="Courier New"/>
       </w:rPr>
     </w:lvl>
     <w:lvl w:ilvl="2" w:tplc="0C090005" w:tentative="1">
@@ -4706,7 +4627,7 @@
         <w:ind w:left="1800" w:hanging="360"/>
       </w:pPr>
       <w:rPr>
-        <w:rFonts w:ascii="Wingdings" w:hAnsi="Wingdings" w:hint="default"/>
+        <w:rFonts w:hint="default" w:ascii="Wingdings" w:hAnsi="Wingdings"/>
       </w:rPr>
     </w:lvl>
     <w:lvl w:ilvl="3" w:tplc="0C090001" w:tentative="1">
@@ -4718,7 +4639,7 @@
         <w:ind w:left="2520" w:hanging="360"/>
       </w:pPr>
       <w:rPr>
-        <w:rFonts w:ascii="Symbol" w:hAnsi="Symbol" w:hint="default"/>
+        <w:rFonts w:hint="default" w:ascii="Symbol" w:hAnsi="Symbol"/>
       </w:rPr>
     </w:lvl>
     <w:lvl w:ilvl="4" w:tplc="0C090003" w:tentative="1">
@@ -4730,7 +4651,7 @@
         <w:ind w:left="3240" w:hanging="360"/>
       </w:pPr>
       <w:rPr>
-        <w:rFonts w:ascii="Courier New" w:hAnsi="Courier New" w:cs="Courier New" w:hint="default"/>
+        <w:rFonts w:hint="default" w:ascii="Courier New" w:hAnsi="Courier New" w:cs="Courier New"/>
       </w:rPr>
     </w:lvl>
     <w:lvl w:ilvl="5" w:tplc="0C090005" w:tentative="1">
@@ -4742,7 +4663,7 @@
         <w:ind w:left="3960" w:hanging="360"/>
       </w:pPr>
       <w:rPr>
-        <w:rFonts w:ascii="Wingdings" w:hAnsi="Wingdings" w:hint="default"/>
+        <w:rFonts w:hint="default" w:ascii="Wingdings" w:hAnsi="Wingdings"/>
       </w:rPr>
     </w:lvl>
     <w:lvl w:ilvl="6" w:tplc="0C090001" w:tentative="1">
@@ -4754,7 +4675,7 @@
         <w:ind w:left="4680" w:hanging="360"/>
       </w:pPr>
       <w:rPr>
-        <w:rFonts w:ascii="Symbol" w:hAnsi="Symbol" w:hint="default"/>
+        <w:rFonts w:hint="default" w:ascii="Symbol" w:hAnsi="Symbol"/>
       </w:rPr>
     </w:lvl>
     <w:lvl w:ilvl="7" w:tplc="0C090003" w:tentative="1">
@@ -4766,7 +4687,7 @@
         <w:ind w:left="5400" w:hanging="360"/>
       </w:pPr>
       <w:rPr>
-        <w:rFonts w:ascii="Courier New" w:hAnsi="Courier New" w:cs="Courier New" w:hint="default"/>
+        <w:rFonts w:hint="default" w:ascii="Courier New" w:hAnsi="Courier New" w:cs="Courier New"/>
       </w:rPr>
     </w:lvl>
     <w:lvl w:ilvl="8" w:tplc="0C090005" w:tentative="1">
@@ -4778,7 +4699,7 @@
         <w:ind w:left="6120" w:hanging="360"/>
       </w:pPr>
       <w:rPr>
-        <w:rFonts w:ascii="Wingdings" w:hAnsi="Wingdings" w:hint="default"/>
+        <w:rFonts w:hint="default" w:ascii="Wingdings" w:hAnsi="Wingdings"/>
       </w:rPr>
     </w:lvl>
   </w:abstractNum>
@@ -4798,7 +4719,7 @@
         <w:ind w:left="720" w:hanging="360"/>
       </w:pPr>
       <w:rPr>
-        <w:rFonts w:ascii="Symbol" w:hAnsi="Symbol" w:hint="default"/>
+        <w:rFonts w:hint="default" w:ascii="Symbol" w:hAnsi="Symbol"/>
         <w:sz w:val="20"/>
       </w:rPr>
     </w:lvl>
@@ -4814,7 +4735,7 @@
         <w:ind w:left="1440" w:hanging="360"/>
       </w:pPr>
       <w:rPr>
-        <w:rFonts w:ascii="Courier New" w:hAnsi="Courier New" w:hint="default"/>
+        <w:rFonts w:hint="default" w:ascii="Courier New" w:hAnsi="Courier New"/>
         <w:sz w:val="20"/>
       </w:rPr>
     </w:lvl>
@@ -4830,7 +4751,7 @@
         <w:ind w:left="2160" w:hanging="360"/>
       </w:pPr>
       <w:rPr>
-        <w:rFonts w:ascii="Wingdings" w:hAnsi="Wingdings" w:hint="default"/>
+        <w:rFonts w:hint="default" w:ascii="Wingdings" w:hAnsi="Wingdings"/>
         <w:sz w:val="20"/>
       </w:rPr>
     </w:lvl>
@@ -4846,7 +4767,7 @@
         <w:ind w:left="2880" w:hanging="360"/>
       </w:pPr>
       <w:rPr>
-        <w:rFonts w:ascii="Wingdings" w:hAnsi="Wingdings" w:hint="default"/>
+        <w:rFonts w:hint="default" w:ascii="Wingdings" w:hAnsi="Wingdings"/>
         <w:sz w:val="20"/>
       </w:rPr>
     </w:lvl>
@@ -4862,7 +4783,7 @@
         <w:ind w:left="3600" w:hanging="360"/>
       </w:pPr>
       <w:rPr>
-        <w:rFonts w:ascii="Wingdings" w:hAnsi="Wingdings" w:hint="default"/>
+        <w:rFonts w:hint="default" w:ascii="Wingdings" w:hAnsi="Wingdings"/>
         <w:sz w:val="20"/>
       </w:rPr>
     </w:lvl>
@@ -4878,7 +4799,7 @@
         <w:ind w:left="4320" w:hanging="360"/>
       </w:pPr>
       <w:rPr>
-        <w:rFonts w:ascii="Wingdings" w:hAnsi="Wingdings" w:hint="default"/>
+        <w:rFonts w:hint="default" w:ascii="Wingdings" w:hAnsi="Wingdings"/>
         <w:sz w:val="20"/>
       </w:rPr>
     </w:lvl>
@@ -4894,7 +4815,7 @@
         <w:ind w:left="5040" w:hanging="360"/>
       </w:pPr>
       <w:rPr>
-        <w:rFonts w:ascii="Wingdings" w:hAnsi="Wingdings" w:hint="default"/>
+        <w:rFonts w:hint="default" w:ascii="Wingdings" w:hAnsi="Wingdings"/>
         <w:sz w:val="20"/>
       </w:rPr>
     </w:lvl>
@@ -4910,7 +4831,7 @@
         <w:ind w:left="5760" w:hanging="360"/>
       </w:pPr>
       <w:rPr>
-        <w:rFonts w:ascii="Wingdings" w:hAnsi="Wingdings" w:hint="default"/>
+        <w:rFonts w:hint="default" w:ascii="Wingdings" w:hAnsi="Wingdings"/>
         <w:sz w:val="20"/>
       </w:rPr>
     </w:lvl>
@@ -4926,7 +4847,7 @@
         <w:ind w:left="6480" w:hanging="360"/>
       </w:pPr>
       <w:rPr>
-        <w:rFonts w:ascii="Wingdings" w:hAnsi="Wingdings" w:hint="default"/>
+        <w:rFonts w:hint="default" w:ascii="Wingdings" w:hAnsi="Wingdings"/>
         <w:sz w:val="20"/>
       </w:rPr>
     </w:lvl>
@@ -5450,7 +5371,7 @@
         <w:ind w:left="1069" w:hanging="360"/>
       </w:pPr>
       <w:rPr>
-        <w:rFonts w:ascii="Courier New" w:hAnsi="Courier New" w:cs="Courier New" w:hint="default"/>
+        <w:rFonts w:hint="default" w:ascii="Courier New" w:hAnsi="Courier New" w:cs="Courier New"/>
       </w:rPr>
     </w:lvl>
     <w:lvl w:ilvl="1" w:tplc="0C090003" w:tentative="1">
@@ -5462,7 +5383,7 @@
         <w:ind w:left="1789" w:hanging="360"/>
       </w:pPr>
       <w:rPr>
-        <w:rFonts w:ascii="Courier New" w:hAnsi="Courier New" w:cs="Courier New" w:hint="default"/>
+        <w:rFonts w:hint="default" w:ascii="Courier New" w:hAnsi="Courier New" w:cs="Courier New"/>
       </w:rPr>
     </w:lvl>
     <w:lvl w:ilvl="2" w:tplc="0C090005" w:tentative="1">
@@ -5474,7 +5395,7 @@
         <w:ind w:left="2509" w:hanging="360"/>
       </w:pPr>
       <w:rPr>
-        <w:rFonts w:ascii="Wingdings" w:hAnsi="Wingdings" w:hint="default"/>
+        <w:rFonts w:hint="default" w:ascii="Wingdings" w:hAnsi="Wingdings"/>
       </w:rPr>
     </w:lvl>
     <w:lvl w:ilvl="3" w:tplc="0C090001" w:tentative="1">
@@ -5486,7 +5407,7 @@
         <w:ind w:left="3229" w:hanging="360"/>
       </w:pPr>
       <w:rPr>
-        <w:rFonts w:ascii="Symbol" w:hAnsi="Symbol" w:hint="default"/>
+        <w:rFonts w:hint="default" w:ascii="Symbol" w:hAnsi="Symbol"/>
       </w:rPr>
     </w:lvl>
     <w:lvl w:ilvl="4" w:tplc="0C090003" w:tentative="1">
@@ -5498,7 +5419,7 @@
         <w:ind w:left="3949" w:hanging="360"/>
       </w:pPr>
       <w:rPr>
-        <w:rFonts w:ascii="Courier New" w:hAnsi="Courier New" w:cs="Courier New" w:hint="default"/>
+        <w:rFonts w:hint="default" w:ascii="Courier New" w:hAnsi="Courier New" w:cs="Courier New"/>
       </w:rPr>
     </w:lvl>
     <w:lvl w:ilvl="5" w:tplc="0C090005" w:tentative="1">
@@ -5510,7 +5431,7 @@
         <w:ind w:left="4669" w:hanging="360"/>
       </w:pPr>
       <w:rPr>
-        <w:rFonts w:ascii="Wingdings" w:hAnsi="Wingdings" w:hint="default"/>
+        <w:rFonts w:hint="default" w:ascii="Wingdings" w:hAnsi="Wingdings"/>
       </w:rPr>
     </w:lvl>
     <w:lvl w:ilvl="6" w:tplc="0C090001" w:tentative="1">
@@ -5522,7 +5443,7 @@
         <w:ind w:left="5389" w:hanging="360"/>
       </w:pPr>
       <w:rPr>
-        <w:rFonts w:ascii="Symbol" w:hAnsi="Symbol" w:hint="default"/>
+        <w:rFonts w:hint="default" w:ascii="Symbol" w:hAnsi="Symbol"/>
       </w:rPr>
     </w:lvl>
     <w:lvl w:ilvl="7" w:tplc="0C090003" w:tentative="1">
@@ -5534,7 +5455,7 @@
         <w:ind w:left="6109" w:hanging="360"/>
       </w:pPr>
       <w:rPr>
-        <w:rFonts w:ascii="Courier New" w:hAnsi="Courier New" w:cs="Courier New" w:hint="default"/>
+        <w:rFonts w:hint="default" w:ascii="Courier New" w:hAnsi="Courier New" w:cs="Courier New"/>
       </w:rPr>
     </w:lvl>
     <w:lvl w:ilvl="8" w:tplc="0C090005" w:tentative="1">
@@ -5546,7 +5467,7 @@
         <w:ind w:left="6829" w:hanging="360"/>
       </w:pPr>
       <w:rPr>
-        <w:rFonts w:ascii="Wingdings" w:hAnsi="Wingdings" w:hint="default"/>
+        <w:rFonts w:hint="default" w:ascii="Wingdings" w:hAnsi="Wingdings"/>
       </w:rPr>
     </w:lvl>
   </w:abstractNum>
@@ -5621,7 +5542,7 @@
   <w:docDefaults>
     <w:rPrDefault>
       <w:rPr>
-        <w:rFonts w:asciiTheme="minorHAnsi" w:eastAsiaTheme="minorHAnsi" w:hAnsiTheme="minorHAnsi" w:cstheme="minorBidi"/>
+        <w:rFonts w:asciiTheme="minorHAnsi" w:hAnsiTheme="minorHAnsi" w:eastAsiaTheme="minorHAnsi" w:cstheme="minorBidi"/>
         <w:sz w:val="22"/>
         <w:szCs w:val="22"/>
         <w:lang w:val="en-AU" w:eastAsia="en-US" w:bidi="ar-SA"/>
@@ -5636,14 +5557,14 @@
   <w:latentStyles w:defLockedState="0" w:defUIPriority="99" w:defSemiHidden="0" w:defUnhideWhenUsed="0" w:defQFormat="0" w:count="376">
     <w:lsdException w:name="Normal" w:uiPriority="9" w:qFormat="1"/>
     <w:lsdException w:name="heading 1" w:uiPriority="2" w:qFormat="1"/>
-    <w:lsdException w:name="heading 2" w:semiHidden="1" w:uiPriority="3" w:unhideWhenUsed="1" w:qFormat="1"/>
-    <w:lsdException w:name="heading 3" w:semiHidden="1" w:uiPriority="4" w:unhideWhenUsed="1" w:qFormat="1"/>
-    <w:lsdException w:name="heading 4" w:semiHidden="1" w:uiPriority="5" w:unhideWhenUsed="1" w:qFormat="1"/>
-    <w:lsdException w:name="heading 5" w:semiHidden="1" w:uiPriority="6" w:unhideWhenUsed="1" w:qFormat="1"/>
-    <w:lsdException w:name="heading 6" w:semiHidden="1" w:uiPriority="7" w:unhideWhenUsed="1" w:qFormat="1"/>
-    <w:lsdException w:name="heading 7" w:semiHidden="1" w:uiPriority="8" w:unhideWhenUsed="1" w:qFormat="1"/>
-    <w:lsdException w:name="heading 8" w:semiHidden="1" w:uiPriority="9" w:unhideWhenUsed="1"/>
-    <w:lsdException w:name="heading 9" w:semiHidden="1" w:uiPriority="9" w:unhideWhenUsed="1" w:qFormat="1"/>
+    <w:lsdException w:name="heading 2" w:uiPriority="3" w:semiHidden="1" w:unhideWhenUsed="1" w:qFormat="1"/>
+    <w:lsdException w:name="heading 3" w:uiPriority="4" w:semiHidden="1" w:unhideWhenUsed="1" w:qFormat="1"/>
+    <w:lsdException w:name="heading 4" w:uiPriority="5" w:semiHidden="1" w:unhideWhenUsed="1" w:qFormat="1"/>
+    <w:lsdException w:name="heading 5" w:uiPriority="6" w:semiHidden="1" w:unhideWhenUsed="1" w:qFormat="1"/>
+    <w:lsdException w:name="heading 6" w:uiPriority="7" w:semiHidden="1" w:unhideWhenUsed="1" w:qFormat="1"/>
+    <w:lsdException w:name="heading 7" w:uiPriority="8" w:semiHidden="1" w:unhideWhenUsed="1" w:qFormat="1"/>
+    <w:lsdException w:name="heading 8" w:uiPriority="9" w:semiHidden="1" w:unhideWhenUsed="1"/>
+    <w:lsdException w:name="heading 9" w:uiPriority="9" w:semiHidden="1" w:unhideWhenUsed="1" w:qFormat="1"/>
     <w:lsdException w:name="index 1" w:semiHidden="1" w:unhideWhenUsed="1"/>
     <w:lsdException w:name="index 2" w:semiHidden="1" w:unhideWhenUsed="1"/>
     <w:lsdException w:name="index 3" w:semiHidden="1" w:unhideWhenUsed="1"/>
@@ -5653,22 +5574,22 @@
     <w:lsdException w:name="index 7" w:semiHidden="1" w:unhideWhenUsed="1"/>
     <w:lsdException w:name="index 8" w:semiHidden="1" w:unhideWhenUsed="1"/>
     <w:lsdException w:name="index 9" w:semiHidden="1" w:unhideWhenUsed="1"/>
-    <w:lsdException w:name="toc 1" w:semiHidden="1" w:uiPriority="39" w:unhideWhenUsed="1"/>
-    <w:lsdException w:name="toc 2" w:semiHidden="1" w:uiPriority="39" w:unhideWhenUsed="1"/>
-    <w:lsdException w:name="toc 3" w:semiHidden="1" w:uiPriority="39" w:unhideWhenUsed="1"/>
-    <w:lsdException w:name="toc 4" w:semiHidden="1" w:uiPriority="39" w:unhideWhenUsed="1"/>
-    <w:lsdException w:name="toc 5" w:semiHidden="1" w:uiPriority="39" w:unhideWhenUsed="1"/>
-    <w:lsdException w:name="toc 6" w:semiHidden="1" w:uiPriority="39" w:unhideWhenUsed="1"/>
-    <w:lsdException w:name="toc 7" w:semiHidden="1" w:uiPriority="39" w:unhideWhenUsed="1"/>
-    <w:lsdException w:name="toc 8" w:semiHidden="1" w:uiPriority="39" w:unhideWhenUsed="1"/>
-    <w:lsdException w:name="toc 9" w:semiHidden="1" w:uiPriority="39" w:unhideWhenUsed="1"/>
+    <w:lsdException w:name="toc 1" w:uiPriority="39" w:semiHidden="1" w:unhideWhenUsed="1"/>
+    <w:lsdException w:name="toc 2" w:uiPriority="39" w:semiHidden="1" w:unhideWhenUsed="1"/>
+    <w:lsdException w:name="toc 3" w:uiPriority="39" w:semiHidden="1" w:unhideWhenUsed="1"/>
+    <w:lsdException w:name="toc 4" w:uiPriority="39" w:semiHidden="1" w:unhideWhenUsed="1"/>
+    <w:lsdException w:name="toc 5" w:uiPriority="39" w:semiHidden="1" w:unhideWhenUsed="1"/>
+    <w:lsdException w:name="toc 6" w:uiPriority="39" w:semiHidden="1" w:unhideWhenUsed="1"/>
+    <w:lsdException w:name="toc 7" w:uiPriority="39" w:semiHidden="1" w:unhideWhenUsed="1"/>
+    <w:lsdException w:name="toc 8" w:uiPriority="39" w:semiHidden="1" w:unhideWhenUsed="1"/>
+    <w:lsdException w:name="toc 9" w:uiPriority="39" w:semiHidden="1" w:unhideWhenUsed="1"/>
     <w:lsdException w:name="Normal Indent" w:semiHidden="1" w:unhideWhenUsed="1"/>
     <w:lsdException w:name="footnote text" w:semiHidden="1" w:unhideWhenUsed="1"/>
     <w:lsdException w:name="annotation text" w:semiHidden="1" w:unhideWhenUsed="1"/>
     <w:lsdException w:name="header" w:semiHidden="1" w:unhideWhenUsed="1"/>
     <w:lsdException w:name="footer" w:semiHidden="1" w:unhideWhenUsed="1"/>
     <w:lsdException w:name="index heading" w:semiHidden="1" w:unhideWhenUsed="1"/>
-    <w:lsdException w:name="caption" w:semiHidden="1" w:uiPriority="35" w:unhideWhenUsed="1"/>
+    <w:lsdException w:name="caption" w:uiPriority="35" w:semiHidden="1" w:unhideWhenUsed="1"/>
     <w:lsdException w:name="table of figures" w:semiHidden="1" w:unhideWhenUsed="1"/>
     <w:lsdException w:name="envelope address" w:semiHidden="1" w:unhideWhenUsed="1"/>
     <w:lsdException w:name="envelope return" w:semiHidden="1" w:unhideWhenUsed="1"/>
@@ -5699,8 +5620,8 @@
     <w:lsdException w:name="Title" w:uiPriority="0" w:qFormat="1"/>
     <w:lsdException w:name="Closing" w:semiHidden="1" w:unhideWhenUsed="1"/>
     <w:lsdException w:name="Signature" w:semiHidden="1" w:unhideWhenUsed="1"/>
-    <w:lsdException w:name="Default Paragraph Font" w:semiHidden="1" w:uiPriority="1" w:unhideWhenUsed="1"/>
-    <w:lsdException w:name="Body Text" w:semiHidden="1" w:uiPriority="0" w:unhideWhenUsed="1"/>
+    <w:lsdException w:name="Default Paragraph Font" w:uiPriority="1" w:semiHidden="1" w:unhideWhenUsed="1"/>
+    <w:lsdException w:name="Body Text" w:uiPriority="0" w:semiHidden="1" w:unhideWhenUsed="1"/>
     <w:lsdException w:name="Body Text Indent" w:semiHidden="1" w:unhideWhenUsed="1"/>
     <w:lsdException w:name="List Continue" w:semiHidden="1" w:unhideWhenUsed="1"/>
     <w:lsdException w:name="List Continue 2" w:semiHidden="1" w:unhideWhenUsed="1"/>
@@ -5899,8 +5820,8 @@
     <w:lsdException w:name="Subtle Reference" w:uiPriority="31"/>
     <w:lsdException w:name="Intense Reference" w:uiPriority="32"/>
     <w:lsdException w:name="Book Title" w:uiPriority="33"/>
-    <w:lsdException w:name="Bibliography" w:semiHidden="1" w:uiPriority="37" w:unhideWhenUsed="1"/>
-    <w:lsdException w:name="TOC Heading" w:semiHidden="1" w:uiPriority="39" w:unhideWhenUsed="1"/>
+    <w:lsdException w:name="Bibliography" w:uiPriority="37" w:semiHidden="1" w:unhideWhenUsed="1"/>
+    <w:lsdException w:name="TOC Heading" w:uiPriority="39" w:semiHidden="1" w:unhideWhenUsed="1"/>
     <w:lsdException w:name="Plain Table 1" w:uiPriority="41"/>
     <w:lsdException w:name="Plain Table 2" w:uiPriority="42"/>
     <w:lsdException w:name="Plain Table 3" w:uiPriority="43"/>
@@ -6011,7 +5932,7 @@
     <w:lsdException w:name="Unresolved Mention" w:semiHidden="1" w:unhideWhenUsed="1"/>
     <w:lsdException w:name="Smart Link" w:semiHidden="1" w:unhideWhenUsed="1"/>
   </w:latentStyles>
-  <w:style w:type="paragraph" w:default="1" w:styleId="Normal">
+  <w:style w:type="paragraph" w:styleId="Normal" w:default="1">
     <w:name w:val="Normal"/>
     <w:uiPriority w:val="9"/>
     <w:qFormat/>
@@ -6206,7 +6127,7 @@
       <w:outlineLvl w:val="7"/>
     </w:pPr>
     <w:rPr>
-      <w:rFonts w:asciiTheme="majorHAnsi" w:eastAsiaTheme="majorEastAsia" w:hAnsiTheme="majorHAnsi" w:cstheme="majorBidi"/>
+      <w:rFonts w:asciiTheme="majorHAnsi" w:hAnsiTheme="majorHAnsi" w:eastAsiaTheme="majorEastAsia" w:cstheme="majorBidi"/>
       <w:color w:val="000000" w:themeColor="text1"/>
       <w:sz w:val="21"/>
       <w:szCs w:val="21"/>
@@ -6244,7 +6165,7 @@
       <w:outlineLvl w:val="8"/>
     </w:pPr>
     <w:rPr>
-      <w:rFonts w:asciiTheme="majorHAnsi" w:eastAsiaTheme="majorEastAsia" w:hAnsiTheme="majorHAnsi" w:cstheme="majorBidi"/>
+      <w:rFonts w:asciiTheme="majorHAnsi" w:hAnsiTheme="majorHAnsi" w:eastAsiaTheme="majorEastAsia" w:cstheme="majorBidi"/>
       <w:i/>
       <w:iCs/>
       <w:color w:val="000000" w:themeColor="text1"/>
@@ -6262,13 +6183,13 @@
       </w14:textFill>
     </w:rPr>
   </w:style>
-  <w:style w:type="character" w:default="1" w:styleId="DefaultParagraphFont">
+  <w:style w:type="character" w:styleId="DefaultParagraphFont" w:default="1">
     <w:name w:val="Default Paragraph Font"/>
     <w:uiPriority w:val="1"/>
     <w:semiHidden/>
     <w:unhideWhenUsed/>
   </w:style>
-  <w:style w:type="table" w:default="1" w:styleId="TableNormal">
+  <w:style w:type="table" w:styleId="TableNormal" w:default="1">
     <w:name w:val="Normal Table"/>
     <w:uiPriority w:val="99"/>
     <w:semiHidden/>
@@ -6283,27 +6204,27 @@
       </w:tblCellMar>
     </w:tblPr>
   </w:style>
-  <w:style w:type="numbering" w:default="1" w:styleId="NoList">
+  <w:style w:type="numbering" w:styleId="NoList" w:default="1">
     <w:name w:val="No List"/>
     <w:uiPriority w:val="99"/>
     <w:semiHidden/>
     <w:unhideWhenUsed/>
   </w:style>
-  <w:style w:type="character" w:customStyle="1" w:styleId="Heading1Char">
+  <w:style w:type="character" w:styleId="Heading1Char" w:customStyle="1">
     <w:name w:val="Heading 1 Char"/>
     <w:basedOn w:val="DefaultParagraphFont"/>
     <w:link w:val="Heading1"/>
     <w:uiPriority w:val="2"/>
     <w:rsid w:val="001918E7"/>
     <w:rPr>
-      <w:rFonts w:ascii="Century Gothic" w:eastAsiaTheme="majorEastAsia" w:hAnsi="Century Gothic" w:cstheme="majorBidi"/>
+      <w:rFonts w:ascii="Century Gothic" w:hAnsi="Century Gothic" w:eastAsiaTheme="majorEastAsia" w:cstheme="majorBidi"/>
       <w:b/>
       <w:color w:val="003087"/>
       <w:sz w:val="32"/>
       <w:szCs w:val="32"/>
     </w:rPr>
   </w:style>
-  <w:style w:type="paragraph" w:customStyle="1" w:styleId="Style1">
+  <w:style w:type="paragraph" w:styleId="Style1" w:customStyle="1">
     <w:name w:val="Style 1"/>
     <w:basedOn w:val="BodyText"/>
     <w:link w:val="Style1Char"/>
@@ -6318,7 +6239,7 @@
       <w:lang w:val="en-US"/>
     </w:rPr>
   </w:style>
-  <w:style w:type="paragraph" w:customStyle="1" w:styleId="Style3">
+  <w:style w:type="paragraph" w:styleId="Style3" w:customStyle="1">
     <w:name w:val="Style 3"/>
     <w:basedOn w:val="Style1"/>
     <w:link w:val="Style3Char"/>
@@ -6329,7 +6250,7 @@
       </w:numPr>
     </w:pPr>
   </w:style>
-  <w:style w:type="character" w:customStyle="1" w:styleId="Style1Char">
+  <w:style w:type="character" w:styleId="Style1Char" w:customStyle="1">
     <w:name w:val="Style 1 Char"/>
     <w:basedOn w:val="DefaultParagraphFont"/>
     <w:link w:val="Style1"/>
@@ -6342,7 +6263,7 @@
       <w:lang w:val="en-US"/>
     </w:rPr>
   </w:style>
-  <w:style w:type="paragraph" w:customStyle="1" w:styleId="Style2">
+  <w:style w:type="paragraph" w:styleId="Style2" w:customStyle="1">
     <w:name w:val="Style 2"/>
     <w:basedOn w:val="Style1"/>
     <w:link w:val="Style2Char"/>
@@ -6353,7 +6274,7 @@
       </w:numPr>
     </w:pPr>
   </w:style>
-  <w:style w:type="character" w:customStyle="1" w:styleId="Style3Char">
+  <w:style w:type="character" w:styleId="Style3Char" w:customStyle="1">
     <w:name w:val="Style 3 Char"/>
     <w:basedOn w:val="Style1Char"/>
     <w:link w:val="Style3"/>
@@ -6366,7 +6287,7 @@
       <w:lang w:val="en-US"/>
     </w:rPr>
   </w:style>
-  <w:style w:type="paragraph" w:customStyle="1" w:styleId="Style4">
+  <w:style w:type="paragraph" w:styleId="Style4" w:customStyle="1">
     <w:name w:val="Style4"/>
     <w:basedOn w:val="Style3"/>
     <w:link w:val="Style4Char"/>
@@ -6377,7 +6298,7 @@
       </w:numPr>
     </w:pPr>
   </w:style>
-  <w:style w:type="character" w:customStyle="1" w:styleId="Style2Char">
+  <w:style w:type="character" w:styleId="Style2Char" w:customStyle="1">
     <w:name w:val="Style 2 Char"/>
     <w:basedOn w:val="Style1Char"/>
     <w:link w:val="Style2"/>
@@ -6390,14 +6311,14 @@
       <w:lang w:val="en-US"/>
     </w:rPr>
   </w:style>
-  <w:style w:type="character" w:customStyle="1" w:styleId="Heading3Char">
+  <w:style w:type="character" w:styleId="Heading3Char" w:customStyle="1">
     <w:name w:val="Heading 3 Char"/>
     <w:basedOn w:val="DefaultParagraphFont"/>
     <w:link w:val="Heading3"/>
     <w:uiPriority w:val="4"/>
     <w:rsid w:val="00F4427E"/>
     <w:rPr>
-      <w:rFonts w:ascii="Century Gothic" w:eastAsia="Times New Roman" w:hAnsi="Century Gothic" w:cstheme="majorBidi"/>
+      <w:rFonts w:ascii="Century Gothic" w:hAnsi="Century Gothic" w:eastAsia="Times New Roman" w:cstheme="majorBidi"/>
       <w:b/>
       <w:color w:val="003087"/>
       <w:sz w:val="24"/>
@@ -6405,7 +6326,7 @@
       <w:lang w:eastAsia="en-AU"/>
     </w:rPr>
   </w:style>
-  <w:style w:type="character" w:customStyle="1" w:styleId="Style4Char">
+  <w:style w:type="character" w:styleId="Style4Char" w:customStyle="1">
     <w:name w:val="Style4 Char"/>
     <w:basedOn w:val="Style3Char"/>
     <w:link w:val="Style4"/>
@@ -6418,14 +6339,14 @@
       <w:lang w:val="en-US"/>
     </w:rPr>
   </w:style>
-  <w:style w:type="character" w:customStyle="1" w:styleId="Heading2Char">
+  <w:style w:type="character" w:styleId="Heading2Char" w:customStyle="1">
     <w:name w:val="Heading 2 Char"/>
     <w:basedOn w:val="DefaultParagraphFont"/>
     <w:link w:val="Heading2"/>
     <w:uiPriority w:val="3"/>
     <w:rsid w:val="001918E7"/>
     <w:rPr>
-      <w:rFonts w:ascii="Century Gothic" w:eastAsia="Times New Roman" w:hAnsi="Century Gothic" w:cstheme="majorBidi"/>
+      <w:rFonts w:ascii="Century Gothic" w:hAnsi="Century Gothic" w:eastAsia="Times New Roman" w:cstheme="majorBidi"/>
       <w:b/>
       <w:color w:val="003087"/>
       <w:sz w:val="28"/>
@@ -6433,54 +6354,54 @@
       <w:lang w:eastAsia="en-AU"/>
     </w:rPr>
   </w:style>
-  <w:style w:type="character" w:customStyle="1" w:styleId="Heading4Char">
+  <w:style w:type="character" w:styleId="Heading4Char" w:customStyle="1">
     <w:name w:val="Heading 4 Char"/>
     <w:basedOn w:val="DefaultParagraphFont"/>
     <w:link w:val="Heading4"/>
     <w:uiPriority w:val="5"/>
     <w:rsid w:val="00F4427E"/>
     <w:rPr>
-      <w:rFonts w:ascii="Century Gothic" w:eastAsia="Times New Roman" w:hAnsi="Century Gothic" w:cstheme="majorBidi"/>
+      <w:rFonts w:ascii="Century Gothic" w:hAnsi="Century Gothic" w:eastAsia="Times New Roman" w:cstheme="majorBidi"/>
       <w:color w:val="404040" w:themeColor="text1" w:themeTint="BF"/>
       <w:lang w:eastAsia="en-AU"/>
     </w:rPr>
   </w:style>
-  <w:style w:type="character" w:customStyle="1" w:styleId="Heading5Char">
+  <w:style w:type="character" w:styleId="Heading5Char" w:customStyle="1">
     <w:name w:val="Heading 5 Char"/>
     <w:basedOn w:val="DefaultParagraphFont"/>
     <w:link w:val="Heading5"/>
     <w:uiPriority w:val="6"/>
     <w:rsid w:val="00301F6E"/>
     <w:rPr>
-      <w:rFonts w:ascii="Century Gothic" w:eastAsiaTheme="majorEastAsia" w:hAnsi="Century Gothic" w:cstheme="majorBidi"/>
+      <w:rFonts w:ascii="Century Gothic" w:hAnsi="Century Gothic" w:eastAsiaTheme="majorEastAsia" w:cstheme="majorBidi"/>
       <w:color w:val="404040" w:themeColor="text1" w:themeTint="BF"/>
     </w:rPr>
   </w:style>
-  <w:style w:type="character" w:customStyle="1" w:styleId="Heading6Char">
+  <w:style w:type="character" w:styleId="Heading6Char" w:customStyle="1">
     <w:name w:val="Heading 6 Char"/>
     <w:basedOn w:val="DefaultParagraphFont"/>
     <w:link w:val="Heading6"/>
     <w:uiPriority w:val="7"/>
     <w:rsid w:val="007547E8"/>
     <w:rPr>
-      <w:rFonts w:ascii="Century Gothic" w:eastAsia="Times New Roman" w:hAnsi="Century Gothic" w:cstheme="majorBidi"/>
+      <w:rFonts w:ascii="Century Gothic" w:hAnsi="Century Gothic" w:eastAsia="Times New Roman" w:cstheme="majorBidi"/>
       <w:color w:val="404040" w:themeColor="text1" w:themeTint="BF"/>
       <w:lang w:eastAsia="en-AU"/>
     </w:rPr>
   </w:style>
-  <w:style w:type="character" w:customStyle="1" w:styleId="Heading7Char">
+  <w:style w:type="character" w:styleId="Heading7Char" w:customStyle="1">
     <w:name w:val="Heading 7 Char"/>
     <w:basedOn w:val="DefaultParagraphFont"/>
     <w:link w:val="Heading7"/>
     <w:uiPriority w:val="8"/>
     <w:rsid w:val="007547E8"/>
     <w:rPr>
-      <w:rFonts w:ascii="Century Gothic" w:eastAsiaTheme="majorEastAsia" w:hAnsi="Century Gothic" w:cstheme="majorBidi"/>
+      <w:rFonts w:ascii="Century Gothic" w:hAnsi="Century Gothic" w:eastAsiaTheme="majorEastAsia" w:cstheme="majorBidi"/>
       <w:iCs/>
       <w:color w:val="404040" w:themeColor="text1" w:themeTint="BF"/>
     </w:rPr>
   </w:style>
-  <w:style w:type="character" w:customStyle="1" w:styleId="Heading8Char">
+  <w:style w:type="character" w:styleId="Heading8Char" w:customStyle="1">
     <w:name w:val="Heading 8 Char"/>
     <w:basedOn w:val="DefaultParagraphFont"/>
     <w:link w:val="Heading8"/>
@@ -6488,7 +6409,7 @@
     <w:semiHidden/>
     <w:rsid w:val="0028739C"/>
     <w:rPr>
-      <w:rFonts w:asciiTheme="majorHAnsi" w:eastAsiaTheme="majorEastAsia" w:hAnsiTheme="majorHAnsi" w:cstheme="majorBidi"/>
+      <w:rFonts w:asciiTheme="majorHAnsi" w:hAnsiTheme="majorHAnsi" w:eastAsiaTheme="majorEastAsia" w:cstheme="majorBidi"/>
       <w:color w:val="000000" w:themeColor="text1"/>
       <w:sz w:val="21"/>
       <w:szCs w:val="21"/>
@@ -6504,7 +6425,7 @@
       </w14:textFill>
     </w:rPr>
   </w:style>
-  <w:style w:type="character" w:customStyle="1" w:styleId="Heading9Char">
+  <w:style w:type="character" w:styleId="Heading9Char" w:customStyle="1">
     <w:name w:val="Heading 9 Char"/>
     <w:basedOn w:val="DefaultParagraphFont"/>
     <w:link w:val="Heading9"/>
@@ -6512,7 +6433,7 @@
     <w:semiHidden/>
     <w:rsid w:val="00F4427E"/>
     <w:rPr>
-      <w:rFonts w:asciiTheme="majorHAnsi" w:eastAsiaTheme="majorEastAsia" w:hAnsiTheme="majorHAnsi" w:cstheme="majorBidi"/>
+      <w:rFonts w:asciiTheme="majorHAnsi" w:hAnsiTheme="majorHAnsi" w:eastAsiaTheme="majorEastAsia" w:cstheme="majorBidi"/>
       <w:i/>
       <w:iCs/>
       <w:color w:val="000000" w:themeColor="text1"/>
@@ -6551,13 +6472,13 @@
       <w:szCs w:val="56"/>
     </w:rPr>
   </w:style>
-  <w:style w:type="character" w:customStyle="1" w:styleId="TitleChar">
+  <w:style w:type="character" w:styleId="TitleChar" w:customStyle="1">
     <w:name w:val="Title Char"/>
     <w:basedOn w:val="DefaultParagraphFont"/>
     <w:link w:val="Title"/>
     <w:rsid w:val="00F4427E"/>
     <w:rPr>
-      <w:rFonts w:ascii="Century Gothic" w:eastAsiaTheme="majorEastAsia" w:hAnsi="Century Gothic" w:cstheme="majorBidi"/>
+      <w:rFonts w:ascii="Century Gothic" w:hAnsi="Century Gothic" w:eastAsiaTheme="majorEastAsia" w:cstheme="majorBidi"/>
       <w:b/>
       <w:color w:val="FFFFFF" w:themeColor="background1"/>
       <w:spacing w:val="-10"/>
@@ -6583,7 +6504,7 @@
       <w:szCs w:val="18"/>
     </w:rPr>
   </w:style>
-  <w:style w:type="character" w:customStyle="1" w:styleId="BalloonTextChar">
+  <w:style w:type="character" w:styleId="BalloonTextChar" w:customStyle="1">
     <w:name w:val="Balloon Text Char"/>
     <w:basedOn w:val="DefaultParagraphFont"/>
     <w:link w:val="BalloonText"/>
@@ -6620,14 +6541,14 @@
       <w:szCs w:val="48"/>
     </w:rPr>
   </w:style>
-  <w:style w:type="character" w:customStyle="1" w:styleId="SubtitleChar">
+  <w:style w:type="character" w:styleId="SubtitleChar" w:customStyle="1">
     <w:name w:val="Subtitle Char"/>
     <w:basedOn w:val="DefaultParagraphFont"/>
     <w:link w:val="Subtitle"/>
     <w:uiPriority w:val="1"/>
     <w:rsid w:val="00F4427E"/>
     <w:rPr>
-      <w:rFonts w:ascii="Century Gothic" w:eastAsiaTheme="minorEastAsia" w:hAnsi="Century Gothic"/>
+      <w:rFonts w:ascii="Century Gothic" w:hAnsi="Century Gothic" w:eastAsiaTheme="minorEastAsia"/>
       <w:b/>
       <w:color w:val="FFFFFF" w:themeColor="background1"/>
       <w:spacing w:val="15"/>
@@ -6647,7 +6568,7 @@
       <w:rFonts w:cs="Arial"/>
     </w:rPr>
   </w:style>
-  <w:style w:type="character" w:customStyle="1" w:styleId="BodyTextChar">
+  <w:style w:type="character" w:styleId="BodyTextChar" w:customStyle="1">
     <w:name w:val="Body Text Char"/>
     <w:basedOn w:val="DefaultParagraphFont"/>
     <w:link w:val="BodyText"/>
@@ -6668,12 +6589,12 @@
     </w:rPr>
     <w:tblPr>
       <w:tblBorders>
-        <w:top w:val="single" w:sz="4" w:space="0" w:color="auto"/>
-        <w:left w:val="single" w:sz="4" w:space="0" w:color="auto"/>
-        <w:bottom w:val="single" w:sz="4" w:space="0" w:color="auto"/>
-        <w:right w:val="single" w:sz="4" w:space="0" w:color="auto"/>
-        <w:insideH w:val="single" w:sz="4" w:space="0" w:color="auto"/>
-        <w:insideV w:val="single" w:sz="4" w:space="0" w:color="auto"/>
+        <w:top w:val="single" w:color="auto" w:sz="4" w:space="0"/>
+        <w:left w:val="single" w:color="auto" w:sz="4" w:space="0"/>
+        <w:bottom w:val="single" w:color="auto" w:sz="4" w:space="0"/>
+        <w:right w:val="single" w:color="auto" w:sz="4" w:space="0"/>
+        <w:insideH w:val="single" w:color="auto" w:sz="4" w:space="0"/>
+        <w:insideV w:val="single" w:color="auto" w:sz="4" w:space="0"/>
       </w:tblBorders>
     </w:tblPr>
   </w:style>
@@ -6692,7 +6613,7 @@
       <w:spacing w:after="0" w:line="240" w:lineRule="auto"/>
     </w:pPr>
   </w:style>
-  <w:style w:type="character" w:customStyle="1" w:styleId="HeaderChar">
+  <w:style w:type="character" w:styleId="HeaderChar" w:customStyle="1">
     <w:name w:val="Header Char"/>
     <w:basedOn w:val="DefaultParagraphFont"/>
     <w:link w:val="Header"/>
@@ -6718,7 +6639,7 @@
       <w:spacing w:after="0" w:line="240" w:lineRule="auto"/>
     </w:pPr>
   </w:style>
-  <w:style w:type="character" w:customStyle="1" w:styleId="FooterChar">
+  <w:style w:type="character" w:styleId="FooterChar" w:customStyle="1">
     <w:name w:val="Footer Char"/>
     <w:basedOn w:val="DefaultParagraphFont"/>
     <w:link w:val="Footer"/>
@@ -6756,7 +6677,7 @@
       <w:spacing w:after="100"/>
     </w:pPr>
   </w:style>
-  <w:style w:type="paragraph" w:customStyle="1" w:styleId="Style10">
+  <w:style w:type="paragraph" w:styleId="Style10" w:customStyle="1">
     <w:name w:val="Style1"/>
     <w:basedOn w:val="ListParagraph"/>
     <w:link w:val="Style1Char0"/>
@@ -6776,7 +6697,7 @@
       </w14:textFill>
     </w:rPr>
   </w:style>
-  <w:style w:type="character" w:customStyle="1" w:styleId="Style1Char0">
+  <w:style w:type="character" w:styleId="Style1Char0" w:customStyle="1">
     <w:name w:val="Style1 Char"/>
     <w:basedOn w:val="DefaultParagraphFont"/>
     <w:link w:val="Style10"/>
@@ -6796,7 +6717,7 @@
       </w14:textFill>
     </w:rPr>
   </w:style>
-  <w:style w:type="paragraph" w:customStyle="1" w:styleId="Style20">
+  <w:style w:type="paragraph" w:styleId="Style20" w:customStyle="1">
     <w:name w:val="Style2"/>
     <w:basedOn w:val="Style10"/>
     <w:link w:val="Style2Char0"/>
@@ -6820,7 +6741,7 @@
       <w:contextualSpacing/>
     </w:pPr>
   </w:style>
-  <w:style w:type="paragraph" w:customStyle="1" w:styleId="ListBulletTable2">
+  <w:style w:type="paragraph" w:styleId="ListBulletTable2" w:customStyle="1">
     <w:name w:val="List Bullet Table 2"/>
     <w:basedOn w:val="Normal"/>
     <w:rsid w:val="0028739C"/>
@@ -6833,7 +6754,7 @@
       <w:rFonts w:cs="Helvetica"/>
     </w:rPr>
   </w:style>
-  <w:style w:type="character" w:customStyle="1" w:styleId="Style2Char0">
+  <w:style w:type="character" w:styleId="Style2Char0" w:customStyle="1">
     <w:name w:val="Style2 Char"/>
     <w:basedOn w:val="Style1Char0"/>
     <w:link w:val="Style20"/>
@@ -6929,7 +6850,7 @@
       <w:szCs w:val="20"/>
     </w:rPr>
   </w:style>
-  <w:style w:type="character" w:customStyle="1" w:styleId="CommentTextChar">
+  <w:style w:type="character" w:styleId="CommentTextChar" w:customStyle="1">
     <w:name w:val="Comment Text Char"/>
     <w:basedOn w:val="DefaultParagraphFont"/>
     <w:link w:val="CommentText"/>
@@ -6956,7 +6877,7 @@
       <w:bCs/>
     </w:rPr>
   </w:style>
-  <w:style w:type="character" w:customStyle="1" w:styleId="CommentSubjectChar">
+  <w:style w:type="character" w:styleId="CommentSubjectChar" w:customStyle="1">
     <w:name w:val="Comment Subject Char"/>
     <w:basedOn w:val="CommentTextChar"/>
     <w:link w:val="CommentSubject"/>
@@ -6993,13 +6914,13 @@
       <w:spacing w:before="100" w:beforeAutospacing="1" w:after="100" w:afterAutospacing="1" w:line="240" w:lineRule="auto"/>
     </w:pPr>
     <w:rPr>
-      <w:rFonts w:ascii="Times New Roman" w:eastAsia="Times New Roman" w:hAnsi="Times New Roman" w:cs="Times New Roman"/>
+      <w:rFonts w:ascii="Times New Roman" w:hAnsi="Times New Roman" w:eastAsia="Times New Roman" w:cs="Times New Roman"/>
       <w:sz w:val="24"/>
       <w:szCs w:val="24"/>
       <w:lang w:eastAsia="en-AU"/>
     </w:rPr>
   </w:style>
-  <w:style w:type="paragraph" w:customStyle="1" w:styleId="definitions">
+  <w:style w:type="paragraph" w:styleId="definitions" w:customStyle="1">
     <w:name w:val="definitions"/>
     <w:basedOn w:val="Normal"/>
     <w:rsid w:val="0028739C"/>
@@ -7007,13 +6928,13 @@
       <w:spacing w:before="100" w:beforeAutospacing="1" w:after="100" w:afterAutospacing="1" w:line="240" w:lineRule="auto"/>
     </w:pPr>
     <w:rPr>
-      <w:rFonts w:ascii="Times New Roman" w:eastAsia="Times New Roman" w:hAnsi="Times New Roman" w:cs="Times New Roman"/>
+      <w:rFonts w:ascii="Times New Roman" w:hAnsi="Times New Roman" w:eastAsia="Times New Roman" w:cs="Times New Roman"/>
       <w:sz w:val="24"/>
       <w:szCs w:val="24"/>
       <w:lang w:eastAsia="en-AU"/>
     </w:rPr>
   </w:style>
-  <w:style w:type="paragraph" w:customStyle="1" w:styleId="style11">
+  <w:style w:type="paragraph" w:styleId="style11" w:customStyle="1">
     <w:name w:val="style1"/>
     <w:basedOn w:val="Normal"/>
     <w:rsid w:val="0028739C"/>
@@ -7021,13 +6942,13 @@
       <w:spacing w:before="100" w:beforeAutospacing="1" w:after="100" w:afterAutospacing="1" w:line="240" w:lineRule="auto"/>
     </w:pPr>
     <w:rPr>
-      <w:rFonts w:ascii="Times New Roman" w:eastAsia="Times New Roman" w:hAnsi="Times New Roman" w:cs="Times New Roman"/>
+      <w:rFonts w:ascii="Times New Roman" w:hAnsi="Times New Roman" w:eastAsia="Times New Roman" w:cs="Times New Roman"/>
       <w:sz w:val="24"/>
       <w:szCs w:val="24"/>
       <w:lang w:eastAsia="en-AU"/>
     </w:rPr>
   </w:style>
-  <w:style w:type="paragraph" w:customStyle="1" w:styleId="bodytextstyle1">
+  <w:style w:type="paragraph" w:styleId="bodytextstyle1" w:customStyle="1">
     <w:name w:val="bodytextstyle1"/>
     <w:basedOn w:val="Normal"/>
     <w:rsid w:val="0028739C"/>
@@ -7035,13 +6956,13 @@
       <w:spacing w:before="100" w:beforeAutospacing="1" w:after="100" w:afterAutospacing="1" w:line="240" w:lineRule="auto"/>
     </w:pPr>
     <w:rPr>
-      <w:rFonts w:ascii="Times New Roman" w:eastAsia="Times New Roman" w:hAnsi="Times New Roman" w:cs="Times New Roman"/>
+      <w:rFonts w:ascii="Times New Roman" w:hAnsi="Times New Roman" w:eastAsia="Times New Roman" w:cs="Times New Roman"/>
       <w:sz w:val="24"/>
       <w:szCs w:val="24"/>
       <w:lang w:eastAsia="en-AU"/>
     </w:rPr>
   </w:style>
-  <w:style w:type="paragraph" w:customStyle="1" w:styleId="style21">
+  <w:style w:type="paragraph" w:styleId="style21" w:customStyle="1">
     <w:name w:val="style2"/>
     <w:basedOn w:val="Normal"/>
     <w:rsid w:val="0028739C"/>
@@ -7049,7 +6970,7 @@
       <w:spacing w:before="100" w:beforeAutospacing="1" w:after="100" w:afterAutospacing="1" w:line="240" w:lineRule="auto"/>
     </w:pPr>
     <w:rPr>
-      <w:rFonts w:ascii="Times New Roman" w:eastAsia="Times New Roman" w:hAnsi="Times New Roman" w:cs="Times New Roman"/>
+      <w:rFonts w:ascii="Times New Roman" w:hAnsi="Times New Roman" w:eastAsia="Times New Roman" w:cs="Times New Roman"/>
       <w:sz w:val="24"/>
       <w:szCs w:val="24"/>
       <w:lang w:eastAsia="en-AU"/>
@@ -7068,7 +6989,7 @@
       <w:lang w:val="en-US"/>
     </w:rPr>
   </w:style>
-  <w:style w:type="character" w:customStyle="1" w:styleId="NoSpacingChar">
+  <w:style w:type="character" w:styleId="NoSpacingChar" w:customStyle="1">
     <w:name w:val="No Spacing Char"/>
     <w:basedOn w:val="DefaultParagraphFont"/>
     <w:link w:val="NoSpacing"/>
@@ -7079,7 +7000,7 @@
       <w:lang w:val="en-US"/>
     </w:rPr>
   </w:style>
-  <w:style w:type="paragraph" w:customStyle="1" w:styleId="bodytextstyle2">
+  <w:style w:type="paragraph" w:styleId="bodytextstyle2" w:customStyle="1">
     <w:name w:val="bodytextstyle2"/>
     <w:basedOn w:val="Normal"/>
     <w:rsid w:val="0028739C"/>
@@ -7087,7 +7008,7 @@
       <w:spacing w:before="100" w:beforeAutospacing="1" w:after="100" w:afterAutospacing="1" w:line="240" w:lineRule="auto"/>
     </w:pPr>
     <w:rPr>
-      <w:rFonts w:ascii="Times New Roman" w:eastAsia="Times New Roman" w:hAnsi="Times New Roman" w:cs="Times New Roman"/>
+      <w:rFonts w:ascii="Times New Roman" w:hAnsi="Times New Roman" w:eastAsia="Times New Roman" w:cs="Times New Roman"/>
       <w:color w:val="000000"/>
       <w:sz w:val="24"/>
       <w:szCs w:val="24"/>
@@ -7114,7 +7035,7 @@
       <w:u w:val="single"/>
     </w:rPr>
   </w:style>
-  <w:style w:type="paragraph" w:customStyle="1" w:styleId="style30">
+  <w:style w:type="paragraph" w:styleId="style30" w:customStyle="1">
     <w:name w:val="style3"/>
     <w:basedOn w:val="Normal"/>
     <w:rsid w:val="0028739C"/>
@@ -7122,7 +7043,7 @@
       <w:spacing w:before="100" w:beforeAutospacing="1" w:after="100" w:afterAutospacing="1" w:line="240" w:lineRule="auto"/>
     </w:pPr>
     <w:rPr>
-      <w:rFonts w:ascii="Times New Roman" w:eastAsia="Times New Roman" w:hAnsi="Times New Roman" w:cs="Times New Roman"/>
+      <w:rFonts w:ascii="Times New Roman" w:hAnsi="Times New Roman" w:eastAsia="Times New Roman" w:cs="Times New Roman"/>
       <w:color w:val="000000"/>
       <w:sz w:val="24"/>
       <w:szCs w:val="24"/>
@@ -7137,7 +7058,7 @@
       </w14:textFill>
     </w:rPr>
   </w:style>
-  <w:style w:type="paragraph" w:customStyle="1" w:styleId="c3">
+  <w:style w:type="paragraph" w:styleId="c3" w:customStyle="1">
     <w:name w:val="c3"/>
     <w:basedOn w:val="Normal"/>
     <w:rsid w:val="0028739C"/>
@@ -7145,7 +7066,7 @@
       <w:spacing w:before="100" w:beforeAutospacing="1" w:after="100" w:afterAutospacing="1" w:line="240" w:lineRule="auto"/>
     </w:pPr>
     <w:rPr>
-      <w:rFonts w:ascii="Times New Roman" w:eastAsia="Times New Roman" w:hAnsi="Times New Roman" w:cs="Times New Roman"/>
+      <w:rFonts w:ascii="Times New Roman" w:hAnsi="Times New Roman" w:eastAsia="Times New Roman" w:cs="Times New Roman"/>
       <w:color w:val="000000"/>
       <w:sz w:val="24"/>
       <w:szCs w:val="24"/>
@@ -7160,7 +7081,7 @@
       </w14:textFill>
     </w:rPr>
   </w:style>
-  <w:style w:type="paragraph" w:customStyle="1" w:styleId="procedure">
+  <w:style w:type="paragraph" w:styleId="procedure" w:customStyle="1">
     <w:name w:val="procedure"/>
     <w:basedOn w:val="Normal"/>
     <w:rsid w:val="0028739C"/>
@@ -7168,7 +7089,7 @@
       <w:spacing w:before="100" w:beforeAutospacing="1" w:after="100" w:afterAutospacing="1" w:line="240" w:lineRule="auto"/>
     </w:pPr>
     <w:rPr>
-      <w:rFonts w:ascii="Times New Roman" w:eastAsia="Times New Roman" w:hAnsi="Times New Roman" w:cs="Times New Roman"/>
+      <w:rFonts w:ascii="Times New Roman" w:hAnsi="Times New Roman" w:eastAsia="Times New Roman" w:cs="Times New Roman"/>
       <w:color w:val="000000"/>
       <w:sz w:val="24"/>
       <w:szCs w:val="24"/>
@@ -7183,7 +7104,7 @@
       </w14:textFill>
     </w:rPr>
   </w:style>
-  <w:style w:type="paragraph" w:customStyle="1" w:styleId="backtotop">
+  <w:style w:type="paragraph" w:styleId="backtotop" w:customStyle="1">
     <w:name w:val="backtotop"/>
     <w:basedOn w:val="Normal"/>
     <w:rsid w:val="0028739C"/>
@@ -7191,7 +7112,7 @@
       <w:spacing w:before="100" w:beforeAutospacing="1" w:after="100" w:afterAutospacing="1" w:line="240" w:lineRule="auto"/>
     </w:pPr>
     <w:rPr>
-      <w:rFonts w:ascii="Times New Roman" w:eastAsia="Times New Roman" w:hAnsi="Times New Roman" w:cs="Times New Roman"/>
+      <w:rFonts w:ascii="Times New Roman" w:hAnsi="Times New Roman" w:eastAsia="Times New Roman" w:cs="Times New Roman"/>
       <w:color w:val="000000"/>
       <w:sz w:val="24"/>
       <w:szCs w:val="24"/>
@@ -7206,7 +7127,7 @@
       </w14:textFill>
     </w:rPr>
   </w:style>
-  <w:style w:type="paragraph" w:customStyle="1" w:styleId="c1">
+  <w:style w:type="paragraph" w:styleId="c1" w:customStyle="1">
     <w:name w:val="c1"/>
     <w:basedOn w:val="Normal"/>
     <w:rsid w:val="0028739C"/>
@@ -7214,7 +7135,7 @@
       <w:spacing w:before="100" w:beforeAutospacing="1" w:after="100" w:afterAutospacing="1" w:line="240" w:lineRule="auto"/>
     </w:pPr>
     <w:rPr>
-      <w:rFonts w:ascii="Times New Roman" w:eastAsia="Times New Roman" w:hAnsi="Times New Roman" w:cs="Times New Roman"/>
+      <w:rFonts w:ascii="Times New Roman" w:hAnsi="Times New Roman" w:eastAsia="Times New Roman" w:cs="Times New Roman"/>
       <w:color w:val="000000"/>
       <w:sz w:val="24"/>
       <w:szCs w:val="24"/>
@@ -7278,7 +7199,7 @@
     </w:tblPr>
     <w:tblStylePr w:type="firstRow">
       <w:rPr>
-        <w:rFonts w:asciiTheme="majorHAnsi" w:eastAsiaTheme="majorEastAsia" w:hAnsiTheme="majorHAnsi" w:cstheme="majorBidi"/>
+        <w:rFonts w:asciiTheme="majorHAnsi" w:hAnsiTheme="majorHAnsi" w:eastAsiaTheme="majorEastAsia" w:cstheme="majorBidi"/>
         <w:i/>
         <w:iCs/>
         <w:sz w:val="26"/>
@@ -7286,14 +7207,14 @@
       <w:tblPr/>
       <w:tcPr>
         <w:tcBorders>
-          <w:bottom w:val="single" w:sz="4" w:space="0" w:color="7F7F7F" w:themeColor="text1" w:themeTint="80"/>
+          <w:bottom w:val="single" w:color="7F7F7F" w:themeColor="text1" w:themeTint="80" w:sz="4" w:space="0"/>
         </w:tcBorders>
         <w:shd w:val="clear" w:color="auto" w:fill="FFFFFF" w:themeFill="background1"/>
       </w:tcPr>
     </w:tblStylePr>
     <w:tblStylePr w:type="lastRow">
       <w:rPr>
-        <w:rFonts w:asciiTheme="majorHAnsi" w:eastAsiaTheme="majorEastAsia" w:hAnsiTheme="majorHAnsi" w:cstheme="majorBidi"/>
+        <w:rFonts w:asciiTheme="majorHAnsi" w:hAnsiTheme="majorHAnsi" w:eastAsiaTheme="majorEastAsia" w:cstheme="majorBidi"/>
         <w:i/>
         <w:iCs/>
         <w:sz w:val="26"/>
@@ -7301,7 +7222,7 @@
       <w:tblPr/>
       <w:tcPr>
         <w:tcBorders>
-          <w:top w:val="single" w:sz="4" w:space="0" w:color="7F7F7F" w:themeColor="text1" w:themeTint="80"/>
+          <w:top w:val="single" w:color="7F7F7F" w:themeColor="text1" w:themeTint="80" w:sz="4" w:space="0"/>
         </w:tcBorders>
         <w:shd w:val="clear" w:color="auto" w:fill="FFFFFF" w:themeFill="background1"/>
       </w:tcPr>
@@ -7311,7 +7232,7 @@
         <w:jc w:val="right"/>
       </w:pPr>
       <w:rPr>
-        <w:rFonts w:asciiTheme="majorHAnsi" w:eastAsiaTheme="majorEastAsia" w:hAnsiTheme="majorHAnsi" w:cstheme="majorBidi"/>
+        <w:rFonts w:asciiTheme="majorHAnsi" w:hAnsiTheme="majorHAnsi" w:eastAsiaTheme="majorEastAsia" w:cstheme="majorBidi"/>
         <w:i/>
         <w:iCs/>
         <w:sz w:val="26"/>
@@ -7319,14 +7240,14 @@
       <w:tblPr/>
       <w:tcPr>
         <w:tcBorders>
-          <w:right w:val="single" w:sz="4" w:space="0" w:color="7F7F7F" w:themeColor="text1" w:themeTint="80"/>
+          <w:right w:val="single" w:color="7F7F7F" w:themeColor="text1" w:themeTint="80" w:sz="4" w:space="0"/>
         </w:tcBorders>
         <w:shd w:val="clear" w:color="auto" w:fill="FFFFFF" w:themeFill="background1"/>
       </w:tcPr>
     </w:tblStylePr>
     <w:tblStylePr w:type="lastCol">
       <w:rPr>
-        <w:rFonts w:asciiTheme="majorHAnsi" w:eastAsiaTheme="majorEastAsia" w:hAnsiTheme="majorHAnsi" w:cstheme="majorBidi"/>
+        <w:rFonts w:asciiTheme="majorHAnsi" w:hAnsiTheme="majorHAnsi" w:eastAsiaTheme="majorEastAsia" w:cstheme="majorBidi"/>
         <w:i/>
         <w:iCs/>
         <w:sz w:val="26"/>
@@ -7334,7 +7255,7 @@
       <w:tblPr/>
       <w:tcPr>
         <w:tcBorders>
-          <w:left w:val="single" w:sz="4" w:space="0" w:color="7F7F7F" w:themeColor="text1" w:themeTint="80"/>
+          <w:left w:val="single" w:color="7F7F7F" w:themeColor="text1" w:themeTint="80" w:sz="4" w:space="0"/>
         </w:tcBorders>
         <w:shd w:val="clear" w:color="auto" w:fill="FFFFFF" w:themeFill="background1"/>
       </w:tcPr>
@@ -7396,12 +7317,12 @@
       <w:tblStyleRowBandSize w:val="1"/>
       <w:tblStyleColBandSize w:val="1"/>
       <w:tblBorders>
-        <w:top w:val="single" w:sz="4" w:space="0" w:color="BFBFBF" w:themeColor="background1" w:themeShade="BF"/>
-        <w:left w:val="single" w:sz="4" w:space="0" w:color="BFBFBF" w:themeColor="background1" w:themeShade="BF"/>
-        <w:bottom w:val="single" w:sz="4" w:space="0" w:color="BFBFBF" w:themeColor="background1" w:themeShade="BF"/>
-        <w:right w:val="single" w:sz="4" w:space="0" w:color="BFBFBF" w:themeColor="background1" w:themeShade="BF"/>
-        <w:insideH w:val="single" w:sz="4" w:space="0" w:color="BFBFBF" w:themeColor="background1" w:themeShade="BF"/>
-        <w:insideV w:val="single" w:sz="4" w:space="0" w:color="BFBFBF" w:themeColor="background1" w:themeShade="BF"/>
+        <w:top w:val="single" w:color="BFBFBF" w:themeColor="background1" w:themeShade="BF" w:sz="4" w:space="0"/>
+        <w:left w:val="single" w:color="BFBFBF" w:themeColor="background1" w:themeShade="BF" w:sz="4" w:space="0"/>
+        <w:bottom w:val="single" w:color="BFBFBF" w:themeColor="background1" w:themeShade="BF" w:sz="4" w:space="0"/>
+        <w:right w:val="single" w:color="BFBFBF" w:themeColor="background1" w:themeShade="BF" w:sz="4" w:space="0"/>
+        <w:insideH w:val="single" w:color="BFBFBF" w:themeColor="background1" w:themeShade="BF" w:sz="4" w:space="0"/>
+        <w:insideV w:val="single" w:color="BFBFBF" w:themeColor="background1" w:themeShade="BF" w:sz="4" w:space="0"/>
       </w:tblBorders>
     </w:tblPr>
     <w:tblStylePr w:type="firstRow">
@@ -7418,7 +7339,7 @@
       <w:tblPr/>
       <w:tcPr>
         <w:tcBorders>
-          <w:top w:val="double" w:sz="4" w:space="0" w:color="BFBFBF" w:themeColor="background1" w:themeShade="BF"/>
+          <w:top w:val="double" w:color="BFBFBF" w:themeColor="background1" w:themeShade="BF" w:sz="4" w:space="0"/>
         </w:tcBorders>
       </w:tcPr>
     </w:tblStylePr>
@@ -7447,7 +7368,7 @@
       </w:tcPr>
     </w:tblStylePr>
   </w:style>
-  <w:style w:type="paragraph" w:customStyle="1" w:styleId="Content">
+  <w:style w:type="paragraph" w:styleId="Content" w:customStyle="1">
     <w:name w:val="Content"/>
     <w:basedOn w:val="TOC1"/>
     <w:link w:val="ContentChar"/>
@@ -7455,7 +7376,7 @@
     <w:qFormat/>
     <w:rsid w:val="00F4427E"/>
   </w:style>
-  <w:style w:type="paragraph" w:customStyle="1" w:styleId="Note">
+  <w:style w:type="paragraph" w:styleId="Note" w:customStyle="1">
     <w:name w:val="Note"/>
     <w:basedOn w:val="Normal"/>
     <w:link w:val="NoteChar"/>
@@ -7467,7 +7388,7 @@
       <w:color w:val="003087"/>
     </w:rPr>
   </w:style>
-  <w:style w:type="character" w:customStyle="1" w:styleId="TOC1Char">
+  <w:style w:type="character" w:styleId="TOC1Char" w:customStyle="1">
     <w:name w:val="TOC 1 Char"/>
     <w:basedOn w:val="DefaultParagraphFont"/>
     <w:link w:val="TOC1"/>
@@ -7478,7 +7399,7 @@
       <w:color w:val="404040" w:themeColor="text1" w:themeTint="BF"/>
     </w:rPr>
   </w:style>
-  <w:style w:type="character" w:customStyle="1" w:styleId="ContentChar">
+  <w:style w:type="character" w:styleId="ContentChar" w:customStyle="1">
     <w:name w:val="Content Char"/>
     <w:basedOn w:val="TOC1Char"/>
     <w:link w:val="Content"/>
@@ -7489,7 +7410,7 @@
       <w:color w:val="404040" w:themeColor="text1" w:themeTint="BF"/>
     </w:rPr>
   </w:style>
-  <w:style w:type="paragraph" w:customStyle="1" w:styleId="Bullet">
+  <w:style w:type="paragraph" w:styleId="Bullet" w:customStyle="1">
     <w:name w:val="Bullet"/>
     <w:basedOn w:val="ListParagraph"/>
     <w:link w:val="BulletChar"/>
@@ -7503,7 +7424,7 @@
       <w:ind w:left="1418" w:hanging="851"/>
     </w:pPr>
   </w:style>
-  <w:style w:type="character" w:customStyle="1" w:styleId="NoteChar">
+  <w:style w:type="character" w:styleId="NoteChar" w:customStyle="1">
     <w:name w:val="Note Char"/>
     <w:basedOn w:val="DefaultParagraphFont"/>
     <w:link w:val="Note"/>
@@ -7515,7 +7436,7 @@
       <w:color w:val="003087"/>
     </w:rPr>
   </w:style>
-  <w:style w:type="character" w:customStyle="1" w:styleId="ListParagraphChar">
+  <w:style w:type="character" w:styleId="ListParagraphChar" w:customStyle="1">
     <w:name w:val="List Paragraph Char"/>
     <w:basedOn w:val="DefaultParagraphFont"/>
     <w:link w:val="ListParagraph"/>
@@ -7526,7 +7447,7 @@
       <w:color w:val="404040" w:themeColor="text1" w:themeTint="BF"/>
     </w:rPr>
   </w:style>
-  <w:style w:type="character" w:customStyle="1" w:styleId="BulletChar">
+  <w:style w:type="character" w:styleId="BulletChar" w:customStyle="1">
     <w:name w:val="Bullet Char"/>
     <w:basedOn w:val="ListParagraphChar"/>
     <w:link w:val="Bullet"/>
@@ -7537,7 +7458,7 @@
       <w:color w:val="404040" w:themeColor="text1" w:themeTint="BF"/>
     </w:rPr>
   </w:style>
-  <w:style w:type="paragraph" w:customStyle="1" w:styleId="Metadata">
+  <w:style w:type="paragraph" w:styleId="Metadata" w:customStyle="1">
     <w:name w:val="Metadata"/>
     <w:basedOn w:val="Normal"/>
     <w:link w:val="MetadataChar"/>
@@ -7549,7 +7470,7 @@
       <w:color w:val="003087"/>
     </w:rPr>
   </w:style>
-  <w:style w:type="paragraph" w:customStyle="1" w:styleId="End">
+  <w:style w:type="paragraph" w:styleId="End" w:customStyle="1">
     <w:name w:val="End"/>
     <w:basedOn w:val="Title"/>
     <w:link w:val="EndChar"/>
@@ -7562,7 +7483,7 @@
       <w:lang w:eastAsia="en-AU"/>
     </w:rPr>
   </w:style>
-  <w:style w:type="character" w:customStyle="1" w:styleId="MetadataChar">
+  <w:style w:type="character" w:styleId="MetadataChar" w:customStyle="1">
     <w:name w:val="Metadata Char"/>
     <w:basedOn w:val="DefaultParagraphFont"/>
     <w:link w:val="Metadata"/>
@@ -7574,14 +7495,14 @@
       <w:color w:val="003087"/>
     </w:rPr>
   </w:style>
-  <w:style w:type="character" w:customStyle="1" w:styleId="EndChar">
+  <w:style w:type="character" w:styleId="EndChar" w:customStyle="1">
     <w:name w:val="End Char"/>
     <w:basedOn w:val="TitleChar"/>
     <w:link w:val="End"/>
     <w:uiPriority w:val="15"/>
     <w:rsid w:val="007547E8"/>
     <w:rPr>
-      <w:rFonts w:ascii="Century Gothic" w:eastAsiaTheme="majorEastAsia" w:hAnsi="Century Gothic" w:cstheme="majorBidi"/>
+      <w:rFonts w:ascii="Century Gothic" w:hAnsi="Century Gothic" w:eastAsiaTheme="majorEastAsia" w:cstheme="majorBidi"/>
       <w:b w:val="0"/>
       <w:color w:val="003087"/>
       <w:spacing w:val="-10"/>
@@ -7603,12 +7524,12 @@
       <w:tblStyleRowBandSize w:val="1"/>
       <w:tblStyleColBandSize w:val="1"/>
       <w:tblBorders>
-        <w:top w:val="single" w:sz="4" w:space="0" w:color="B4C6E7" w:themeColor="accent5" w:themeTint="66"/>
-        <w:left w:val="single" w:sz="4" w:space="0" w:color="B4C6E7" w:themeColor="accent5" w:themeTint="66"/>
-        <w:bottom w:val="single" w:sz="4" w:space="0" w:color="B4C6E7" w:themeColor="accent5" w:themeTint="66"/>
-        <w:right w:val="single" w:sz="4" w:space="0" w:color="B4C6E7" w:themeColor="accent5" w:themeTint="66"/>
-        <w:insideH w:val="single" w:sz="4" w:space="0" w:color="B4C6E7" w:themeColor="accent5" w:themeTint="66"/>
-        <w:insideV w:val="single" w:sz="4" w:space="0" w:color="B4C6E7" w:themeColor="accent5" w:themeTint="66"/>
+        <w:top w:val="single" w:color="B4C6E7" w:themeColor="accent5" w:themeTint="66" w:sz="4" w:space="0"/>
+        <w:left w:val="single" w:color="B4C6E7" w:themeColor="accent5" w:themeTint="66" w:sz="4" w:space="0"/>
+        <w:bottom w:val="single" w:color="B4C6E7" w:themeColor="accent5" w:themeTint="66" w:sz="4" w:space="0"/>
+        <w:right w:val="single" w:color="B4C6E7" w:themeColor="accent5" w:themeTint="66" w:sz="4" w:space="0"/>
+        <w:insideH w:val="single" w:color="B4C6E7" w:themeColor="accent5" w:themeTint="66" w:sz="4" w:space="0"/>
+        <w:insideV w:val="single" w:color="B4C6E7" w:themeColor="accent5" w:themeTint="66" w:sz="4" w:space="0"/>
       </w:tblBorders>
     </w:tblPr>
     <w:tblStylePr w:type="firstRow">
@@ -7619,7 +7540,7 @@
       <w:tblPr/>
       <w:tcPr>
         <w:tcBorders>
-          <w:bottom w:val="single" w:sz="12" w:space="0" w:color="8EAADB" w:themeColor="accent5" w:themeTint="99"/>
+          <w:bottom w:val="single" w:color="8EAADB" w:themeColor="accent5" w:themeTint="99" w:sz="12" w:space="0"/>
         </w:tcBorders>
       </w:tcPr>
     </w:tblStylePr>
@@ -7631,7 +7552,7 @@
       <w:tblPr/>
       <w:tcPr>
         <w:tcBorders>
-          <w:top w:val="double" w:sz="2" w:space="0" w:color="8EAADB" w:themeColor="accent5" w:themeTint="99"/>
+          <w:top w:val="double" w:color="8EAADB" w:themeColor="accent5" w:themeTint="99" w:sz="2" w:space="0"/>
         </w:tcBorders>
       </w:tcPr>
     </w:tblStylePr>
@@ -7660,12 +7581,12 @@
       <w:tblStyleRowBandSize w:val="1"/>
       <w:tblStyleColBandSize w:val="1"/>
       <w:tblBorders>
-        <w:top w:val="single" w:sz="4" w:space="0" w:color="FFFFFF" w:themeColor="background1"/>
-        <w:left w:val="single" w:sz="4" w:space="0" w:color="FFFFFF" w:themeColor="background1"/>
-        <w:bottom w:val="single" w:sz="4" w:space="0" w:color="FFFFFF" w:themeColor="background1"/>
-        <w:right w:val="single" w:sz="4" w:space="0" w:color="FFFFFF" w:themeColor="background1"/>
-        <w:insideH w:val="single" w:sz="4" w:space="0" w:color="FFFFFF" w:themeColor="background1"/>
-        <w:insideV w:val="single" w:sz="4" w:space="0" w:color="FFFFFF" w:themeColor="background1"/>
+        <w:top w:val="single" w:color="FFFFFF" w:themeColor="background1" w:sz="4" w:space="0"/>
+        <w:left w:val="single" w:color="FFFFFF" w:themeColor="background1" w:sz="4" w:space="0"/>
+        <w:bottom w:val="single" w:color="FFFFFF" w:themeColor="background1" w:sz="4" w:space="0"/>
+        <w:right w:val="single" w:color="FFFFFF" w:themeColor="background1" w:sz="4" w:space="0"/>
+        <w:insideH w:val="single" w:color="FFFFFF" w:themeColor="background1" w:sz="4" w:space="0"/>
+        <w:insideV w:val="single" w:color="FFFFFF" w:themeColor="background1" w:sz="4" w:space="0"/>
       </w:tblBorders>
     </w:tblPr>
     <w:tcPr>
@@ -7680,9 +7601,9 @@
       <w:tblPr/>
       <w:tcPr>
         <w:tcBorders>
-          <w:top w:val="single" w:sz="4" w:space="0" w:color="FFFFFF" w:themeColor="background1"/>
-          <w:left w:val="single" w:sz="4" w:space="0" w:color="FFFFFF" w:themeColor="background1"/>
-          <w:right w:val="single" w:sz="4" w:space="0" w:color="FFFFFF" w:themeColor="background1"/>
+          <w:top w:val="single" w:color="FFFFFF" w:themeColor="background1" w:sz="4" w:space="0"/>
+          <w:left w:val="single" w:color="FFFFFF" w:themeColor="background1" w:sz="4" w:space="0"/>
+          <w:right w:val="single" w:color="FFFFFF" w:themeColor="background1" w:sz="4" w:space="0"/>
           <w:insideH w:val="nil"/>
           <w:insideV w:val="nil"/>
         </w:tcBorders>
@@ -7698,9 +7619,9 @@
       <w:tblPr/>
       <w:tcPr>
         <w:tcBorders>
-          <w:left w:val="single" w:sz="4" w:space="0" w:color="FFFFFF" w:themeColor="background1"/>
-          <w:bottom w:val="single" w:sz="4" w:space="0" w:color="FFFFFF" w:themeColor="background1"/>
-          <w:right w:val="single" w:sz="4" w:space="0" w:color="FFFFFF" w:themeColor="background1"/>
+          <w:left w:val="single" w:color="FFFFFF" w:themeColor="background1" w:sz="4" w:space="0"/>
+          <w:bottom w:val="single" w:color="FFFFFF" w:themeColor="background1" w:sz="4" w:space="0"/>
+          <w:right w:val="single" w:color="FFFFFF" w:themeColor="background1" w:sz="4" w:space="0"/>
           <w:insideH w:val="nil"/>
           <w:insideV w:val="nil"/>
         </w:tcBorders>
@@ -7716,9 +7637,9 @@
       <w:tblPr/>
       <w:tcPr>
         <w:tcBorders>
-          <w:top w:val="single" w:sz="4" w:space="0" w:color="FFFFFF" w:themeColor="background1"/>
-          <w:left w:val="single" w:sz="4" w:space="0" w:color="FFFFFF" w:themeColor="background1"/>
-          <w:bottom w:val="single" w:sz="4" w:space="0" w:color="FFFFFF" w:themeColor="background1"/>
+          <w:top w:val="single" w:color="FFFFFF" w:themeColor="background1" w:sz="4" w:space="0"/>
+          <w:left w:val="single" w:color="FFFFFF" w:themeColor="background1" w:sz="4" w:space="0"/>
+          <w:bottom w:val="single" w:color="FFFFFF" w:themeColor="background1" w:sz="4" w:space="0"/>
           <w:insideV w:val="nil"/>
         </w:tcBorders>
         <w:shd w:val="clear" w:color="auto" w:fill="4472C4" w:themeFill="accent5"/>
@@ -7733,9 +7654,9 @@
       <w:tblPr/>
       <w:tcPr>
         <w:tcBorders>
-          <w:top w:val="single" w:sz="4" w:space="0" w:color="FFFFFF" w:themeColor="background1"/>
-          <w:bottom w:val="single" w:sz="4" w:space="0" w:color="FFFFFF" w:themeColor="background1"/>
-          <w:right w:val="single" w:sz="4" w:space="0" w:color="FFFFFF" w:themeColor="background1"/>
+          <w:top w:val="single" w:color="FFFFFF" w:themeColor="background1" w:sz="4" w:space="0"/>
+          <w:bottom w:val="single" w:color="FFFFFF" w:themeColor="background1" w:sz="4" w:space="0"/>
+          <w:right w:val="single" w:color="FFFFFF" w:themeColor="background1" w:sz="4" w:space="0"/>
           <w:insideV w:val="nil"/>
         </w:tcBorders>
         <w:shd w:val="clear" w:color="auto" w:fill="4472C4" w:themeFill="accent5"/>
@@ -7766,12 +7687,12 @@
       <w:tblStyleRowBandSize w:val="1"/>
       <w:tblStyleColBandSize w:val="1"/>
       <w:tblBorders>
-        <w:top w:val="single" w:sz="4" w:space="0" w:color="BDD6EE" w:themeColor="accent1" w:themeTint="66"/>
-        <w:left w:val="single" w:sz="4" w:space="0" w:color="BDD6EE" w:themeColor="accent1" w:themeTint="66"/>
-        <w:bottom w:val="single" w:sz="4" w:space="0" w:color="BDD6EE" w:themeColor="accent1" w:themeTint="66"/>
-        <w:right w:val="single" w:sz="4" w:space="0" w:color="BDD6EE" w:themeColor="accent1" w:themeTint="66"/>
-        <w:insideH w:val="single" w:sz="4" w:space="0" w:color="BDD6EE" w:themeColor="accent1" w:themeTint="66"/>
-        <w:insideV w:val="single" w:sz="4" w:space="0" w:color="BDD6EE" w:themeColor="accent1" w:themeTint="66"/>
+        <w:top w:val="single" w:color="BDD6EE" w:themeColor="accent1" w:themeTint="66" w:sz="4" w:space="0"/>
+        <w:left w:val="single" w:color="BDD6EE" w:themeColor="accent1" w:themeTint="66" w:sz="4" w:space="0"/>
+        <w:bottom w:val="single" w:color="BDD6EE" w:themeColor="accent1" w:themeTint="66" w:sz="4" w:space="0"/>
+        <w:right w:val="single" w:color="BDD6EE" w:themeColor="accent1" w:themeTint="66" w:sz="4" w:space="0"/>
+        <w:insideH w:val="single" w:color="BDD6EE" w:themeColor="accent1" w:themeTint="66" w:sz="4" w:space="0"/>
+        <w:insideV w:val="single" w:color="BDD6EE" w:themeColor="accent1" w:themeTint="66" w:sz="4" w:space="0"/>
       </w:tblBorders>
     </w:tblPr>
     <w:tblStylePr w:type="firstRow">
@@ -7782,7 +7703,7 @@
       <w:tblPr/>
       <w:tcPr>
         <w:tcBorders>
-          <w:bottom w:val="single" w:sz="12" w:space="0" w:color="9CC2E5" w:themeColor="accent1" w:themeTint="99"/>
+          <w:bottom w:val="single" w:color="9CC2E5" w:themeColor="accent1" w:themeTint="99" w:sz="12" w:space="0"/>
         </w:tcBorders>
       </w:tcPr>
     </w:tblStylePr>
@@ -7794,7 +7715,7 @@
       <w:tblPr/>
       <w:tcPr>
         <w:tcBorders>
-          <w:top w:val="double" w:sz="2" w:space="0" w:color="9CC2E5" w:themeColor="accent1" w:themeTint="99"/>
+          <w:top w:val="double" w:color="9CC2E5" w:themeColor="accent1" w:themeTint="99" w:sz="2" w:space="0"/>
         </w:tcBorders>
       </w:tcPr>
     </w:tblStylePr>
@@ -7823,9 +7744,9 @@
       <w:tblStyleRowBandSize w:val="1"/>
       <w:tblStyleColBandSize w:val="1"/>
       <w:tblBorders>
-        <w:top w:val="single" w:sz="4" w:space="0" w:color="C9C9C9" w:themeColor="accent3" w:themeTint="99"/>
-        <w:bottom w:val="single" w:sz="4" w:space="0" w:color="C9C9C9" w:themeColor="accent3" w:themeTint="99"/>
-        <w:insideH w:val="single" w:sz="4" w:space="0" w:color="C9C9C9" w:themeColor="accent3" w:themeTint="99"/>
+        <w:top w:val="single" w:color="C9C9C9" w:themeColor="accent3" w:themeTint="99" w:sz="4" w:space="0"/>
+        <w:bottom w:val="single" w:color="C9C9C9" w:themeColor="accent3" w:themeTint="99" w:sz="4" w:space="0"/>
+        <w:insideH w:val="single" w:color="C9C9C9" w:themeColor="accent3" w:themeTint="99" w:sz="4" w:space="0"/>
       </w:tblBorders>
     </w:tblPr>
     <w:tblStylePr w:type="firstRow">
@@ -7880,12 +7801,12 @@
       <w:tblStyleRowBandSize w:val="1"/>
       <w:tblStyleColBandSize w:val="1"/>
       <w:tblBorders>
-        <w:top w:val="single" w:sz="4" w:space="0" w:color="C9C9C9" w:themeColor="accent3" w:themeTint="99"/>
-        <w:left w:val="single" w:sz="4" w:space="0" w:color="C9C9C9" w:themeColor="accent3" w:themeTint="99"/>
-        <w:bottom w:val="single" w:sz="4" w:space="0" w:color="C9C9C9" w:themeColor="accent3" w:themeTint="99"/>
-        <w:right w:val="single" w:sz="4" w:space="0" w:color="C9C9C9" w:themeColor="accent3" w:themeTint="99"/>
-        <w:insideH w:val="single" w:sz="4" w:space="0" w:color="C9C9C9" w:themeColor="accent3" w:themeTint="99"/>
-        <w:insideV w:val="single" w:sz="4" w:space="0" w:color="C9C9C9" w:themeColor="accent3" w:themeTint="99"/>
+        <w:top w:val="single" w:color="C9C9C9" w:themeColor="accent3" w:themeTint="99" w:sz="4" w:space="0"/>
+        <w:left w:val="single" w:color="C9C9C9" w:themeColor="accent3" w:themeTint="99" w:sz="4" w:space="0"/>
+        <w:bottom w:val="single" w:color="C9C9C9" w:themeColor="accent3" w:themeTint="99" w:sz="4" w:space="0"/>
+        <w:right w:val="single" w:color="C9C9C9" w:themeColor="accent3" w:themeTint="99" w:sz="4" w:space="0"/>
+        <w:insideH w:val="single" w:color="C9C9C9" w:themeColor="accent3" w:themeTint="99" w:sz="4" w:space="0"/>
+        <w:insideV w:val="single" w:color="C9C9C9" w:themeColor="accent3" w:themeTint="99" w:sz="4" w:space="0"/>
       </w:tblBorders>
     </w:tblPr>
     <w:tblStylePr w:type="firstRow">
@@ -7896,7 +7817,7 @@
       <w:tblPr/>
       <w:tcPr>
         <w:tcBorders>
-          <w:bottom w:val="single" w:sz="12" w:space="0" w:color="C9C9C9" w:themeColor="accent3" w:themeTint="99"/>
+          <w:bottom w:val="single" w:color="C9C9C9" w:themeColor="accent3" w:themeTint="99" w:sz="12" w:space="0"/>
         </w:tcBorders>
       </w:tcPr>
     </w:tblStylePr>
@@ -7908,7 +7829,7 @@
       <w:tblPr/>
       <w:tcPr>
         <w:tcBorders>
-          <w:top w:val="double" w:sz="4" w:space="0" w:color="C9C9C9" w:themeColor="accent3" w:themeTint="99"/>
+          <w:top w:val="double" w:color="C9C9C9" w:themeColor="accent3" w:themeTint="99" w:sz="4" w:space="0"/>
         </w:tcBorders>
       </w:tcPr>
     </w:tblStylePr>
@@ -7941,7 +7862,7 @@
 </file>
 
 <file path=word/theme/theme1.xml><?xml version="1.0" encoding="utf-8"?>
-<a:theme xmlns:a="http://schemas.openxmlformats.org/drawingml/2006/main" name="Office Theme">
+<a:theme xmlns:a="http://schemas.openxmlformats.org/drawingml/2006/main" xmlns:thm15="http://schemas.microsoft.com/office/thememl/2012/main" name="Office Theme">
   <a:themeElements>
     <a:clrScheme name="Office">
       <a:dk1>
